--- a/klagomål/A 9154-2026 FSC-klagomål.docx
+++ b/klagomål/A 9154-2026 FSC-klagomål.docx
@@ -769,7 +769,7 @@
     <w:r>
       <w:tab/>
       <w:tab/>
-      <w:t>2026-03-01</w:t>
+      <w:t>2026-03-02</w:t>
       <w:br/>
       <w:br/>
     </w:r>

--- a/klagomål/A 9154-2026 FSC-klagomål.docx
+++ b/klagomål/A 9154-2026 FSC-klagomål.docx
@@ -769,7 +769,7 @@
     <w:r>
       <w:tab/>
       <w:tab/>
-      <w:t>2026-03-02</w:t>
+      <w:t>2026-03-03</w:t>
       <w:br/>
       <w:br/>
     </w:r>

--- a/klagomål/A 9154-2026 FSC-klagomål.docx
+++ b/klagomål/A 9154-2026 FSC-klagomål.docx
@@ -769,7 +769,7 @@
     <w:r>
       <w:tab/>
       <w:tab/>
-      <w:t>2026-03-03</w:t>
+      <w:t>2026-03-04</w:t>
       <w:br/>
       <w:br/>
     </w:r>

--- a/klagomål/A 9154-2026 FSC-klagomål.docx
+++ b/klagomål/A 9154-2026 FSC-klagomål.docx
@@ -769,7 +769,7 @@
     <w:r>
       <w:tab/>
       <w:tab/>
-      <w:t>2026-03-04</w:t>
+      <w:t>2026-03-05</w:t>
       <w:br/>
       <w:br/>
     </w:r>

--- a/klagomål/A 9154-2026 FSC-klagomål.docx
+++ b/klagomål/A 9154-2026 FSC-klagomål.docx
@@ -769,7 +769,7 @@
     <w:r>
       <w:tab/>
       <w:tab/>
-      <w:t>2026-03-05</w:t>
+      <w:t>2026-03-06</w:t>
       <w:br/>
       <w:br/>
     </w:r>

--- a/klagomål/A 9154-2026 FSC-klagomål.docx
+++ b/klagomål/A 9154-2026 FSC-klagomål.docx
@@ -769,7 +769,7 @@
     <w:r>
       <w:tab/>
       <w:tab/>
-      <w:t>2026-03-06</w:t>
+      <w:t>2026-03-07</w:t>
       <w:br/>
       <w:br/>
     </w:r>

--- a/klagomål/A 9154-2026 FSC-klagomål.docx
+++ b/klagomål/A 9154-2026 FSC-klagomål.docx
@@ -769,7 +769,7 @@
     <w:r>
       <w:tab/>
       <w:tab/>
-      <w:t>2026-03-07</w:t>
+      <w:t>2026-03-08</w:t>
       <w:br/>
       <w:br/>
     </w:r>

--- a/klagomål/A 9154-2026 FSC-klagomål.docx
+++ b/klagomål/A 9154-2026 FSC-klagomål.docx
@@ -769,7 +769,7 @@
     <w:r>
       <w:tab/>
       <w:tab/>
-      <w:t>2026-03-08</w:t>
+      <w:t>2026-03-09</w:t>
       <w:br/>
       <w:br/>
     </w:r>

--- a/klagomål/A 9154-2026 FSC-klagomål.docx
+++ b/klagomål/A 9154-2026 FSC-klagomål.docx
@@ -769,7 +769,7 @@
     <w:r>
       <w:tab/>
       <w:tab/>
-      <w:t>2026-03-09</w:t>
+      <w:t>2026-03-10</w:t>
       <w:br/>
       <w:br/>
     </w:r>

--- a/klagomål/A 9154-2026 FSC-klagomål.docx
+++ b/klagomål/A 9154-2026 FSC-klagomål.docx
@@ -769,7 +769,7 @@
     <w:r>
       <w:tab/>
       <w:tab/>
-      <w:t>2026-03-10</w:t>
+      <w:t>2026-03-11</w:t>
       <w:br/>
       <w:br/>
     </w:r>

--- a/klagomål/A 9154-2026 FSC-klagomål.docx
+++ b/klagomål/A 9154-2026 FSC-klagomål.docx
@@ -769,7 +769,7 @@
     <w:r>
       <w:tab/>
       <w:tab/>
-      <w:t>2026-03-11</w:t>
+      <w:t>2026-03-12</w:t>
       <w:br/>
       <w:br/>
     </w:r>

--- a/klagomål/A 9154-2026 FSC-klagomål.docx
+++ b/klagomål/A 9154-2026 FSC-klagomål.docx
@@ -769,7 +769,7 @@
     <w:r>
       <w:tab/>
       <w:tab/>
-      <w:t>2026-03-12</w:t>
+      <w:t>2026-03-13</w:t>
       <w:br/>
       <w:br/>
     </w:r>

--- a/klagomål/A 9154-2026 FSC-klagomål.docx
+++ b/klagomål/A 9154-2026 FSC-klagomål.docx
@@ -1954,7 +1954,7 @@
     <w:r>
       <w:tab/>
       <w:tab/>
-      <w:t>2026-05-16</w:t>
+      <w:t>2026-05-17</w:t>
       <w:br/>
       <w:br/>
     </w:r>

--- a/klagomål/A 9154-2026 FSC-klagomål.docx
+++ b/klagomål/A 9154-2026 FSC-klagomål.docx
@@ -1954,7 +1954,7 @@
     <w:r>
       <w:tab/>
       <w:tab/>
-      <w:t>2026-05-17</w:t>
+      <w:t>2026-05-18</w:t>
       <w:br/>
       <w:br/>
     </w:r>

--- a/klagomål/A 9154-2026 FSC-klagomål.docx
+++ b/klagomål/A 9154-2026 FSC-klagomål.docx
@@ -1954,7 +1954,7 @@
     <w:r>
       <w:tab/>
       <w:tab/>
-      <w:t>2026-05-18</w:t>
+      <w:t>2026-05-19</w:t>
       <w:br/>
       <w:br/>
     </w:r>

--- a/klagomål/A 9154-2026 FSC-klagomål.docx
+++ b/klagomål/A 9154-2026 FSC-klagomål.docx
@@ -1954,7 +1954,7 @@
     <w:r>
       <w:tab/>
       <w:tab/>
-      <w:t>2026-05-19</w:t>
+      <w:t>2026-05-20</w:t>
       <w:br/>
       <w:br/>
     </w:r>

--- a/klagomål/A 9154-2026 FSC-klagomål.docx
+++ b/klagomål/A 9154-2026 FSC-klagomål.docx
@@ -1954,7 +1954,7 @@
     <w:r>
       <w:tab/>
       <w:tab/>
-      <w:t>2026-06-15</w:t>
+      <w:t>2026-06-16</w:t>
       <w:br/>
       <w:br/>
     </w:r>

--- a/klagomål/A 9154-2026 FSC-klagomål.docx
+++ b/klagomål/A 9154-2026 FSC-klagomål.docx
@@ -1954,7 +1954,7 @@
     <w:r>
       <w:tab/>
       <w:tab/>
-      <w:t>2026-06-16</w:t>
+      <w:t>2026-06-17</w:t>
       <w:br/>
       <w:br/>
     </w:r>

--- a/klagomål/A 9154-2026 FSC-klagomål.docx
+++ b/klagomål/A 9154-2026 FSC-klagomål.docx
@@ -1,6 +1,6 @@
 
 <file path=word/document.xml><?xml version="1.0" encoding="utf-8"?>
-<w:document xmlns:wpc="http://schemas.microsoft.com/office/word/2010/wordprocessingCanvas" xmlns:cx="http://schemas.microsoft.com/office/drawing/2014/chartex" xmlns:cx1="http://schemas.microsoft.com/office/drawing/2015/9/8/chartex" xmlns:cx2="http://schemas.microsoft.com/office/drawing/2015/10/21/chartex" xmlns:cx3="http://schemas.microsoft.com/office/drawing/2016/5/9/chartex" xmlns:cx4="http://schemas.microsoft.com/office/drawing/2016/5/10/chartex" xmlns:cx5="http://schemas.microsoft.com/office/drawing/2016/5/11/chartex" xmlns:cx6="http://schemas.microsoft.com/office/drawing/2016/5/12/chartex" xmlns:cx7="http://schemas.microsoft.com/office/drawing/2016/5/13/chartex" xmlns:cx8="http://schemas.microsoft.com/office/drawing/2016/5/14/chartex" xmlns:mc="http://schemas.openxmlformats.org/markup-compatibility/2006" xmlns:aink="http://schemas.microsoft.com/office/drawing/2016/ink" xmlns:am3d="http://schemas.microsoft.com/office/drawing/2017/model3d" xmlns:o="urn:schemas-microsoft-com:office:office" xmlns:oel="http://schemas.microsoft.com/office/2019/extlst" xmlns:r="http://schemas.openxmlformats.org/officeDocument/2006/relationships" xmlns:m="http://schemas.openxmlformats.org/officeDocument/2006/math" xmlns:v="urn:schemas-microsoft-com:vml" xmlns:wp14="http://schemas.microsoft.com/office/word/2010/wordprocessingDrawing" xmlns:wp="http://schemas.openxmlformats.org/drawingml/2006/wordprocessingDrawing" xmlns:w10="urn:schemas-microsoft-com:office:word" xmlns:w="http://schemas.openxmlformats.org/wordprocessingml/2006/main" xmlns:w14="http://schemas.microsoft.com/office/word/2010/wordml" xmlns:w15="http://schemas.microsoft.com/office/word/2012/wordml" xmlns:w16cex="http://schemas.microsoft.com/office/word/2018/wordml/cex" xmlns:w16cid="http://schemas.microsoft.com/office/word/2016/wordml/cid" xmlns:w16="http://schemas.microsoft.com/office/word/2018/wordml" xmlns:w16sdtdh="http://schemas.microsoft.com/office/word/2020/wordml/sdtdatahash" xmlns:w16se="http://schemas.microsoft.com/office/word/2015/wordml/symex" xmlns:wpg="http://schemas.microsoft.com/office/word/2010/wordprocessingGroup" xmlns:wpi="http://schemas.microsoft.com/office/word/2010/wordprocessingInk" xmlns:wne="http://schemas.microsoft.com/office/word/2006/wordml" xmlns:wps="http://schemas.microsoft.com/office/word/2010/wordprocessingShape" mc:Ignorable="w14 w15 w16se w16cid w16 w16cex w16sdtdh wp14">
+<w:document xmlns:wpc="http://schemas.microsoft.com/office/word/2010/wordprocessingCanvas" xmlns:cx="http://schemas.microsoft.com/office/drawing/2014/chartex" xmlns:cx1="http://schemas.microsoft.com/office/drawing/2015/9/8/chartex" xmlns:cx2="http://schemas.microsoft.com/office/drawing/2015/10/21/chartex" xmlns:cx3="http://schemas.microsoft.com/office/drawing/2016/5/9/chartex" xmlns:cx4="http://schemas.microsoft.com/office/drawing/2016/5/10/chartex" xmlns:cx5="http://schemas.microsoft.com/office/drawing/2016/5/11/chartex" xmlns:cx6="http://schemas.microsoft.com/office/drawing/2016/5/12/chartex" xmlns:cx7="http://schemas.microsoft.com/office/drawing/2016/5/13/chartex" xmlns:cx8="http://schemas.microsoft.com/office/drawing/2016/5/14/chartex" xmlns:mc="http://schemas.openxmlformats.org/markup-compatibility/2006" xmlns:aink="http://schemas.microsoft.com/office/drawing/2016/ink" xmlns:am3d="http://schemas.microsoft.com/office/drawing/2017/model3d" xmlns:o="urn:schemas-microsoft-com:office:office" xmlns:oel="http://schemas.microsoft.com/office/2019/extlst" xmlns:r="http://schemas.openxmlformats.org/officeDocument/2006/relationships" xmlns:m="http://schemas.openxmlformats.org/officeDocument/2006/math" xmlns:v="urn:schemas-microsoft-com:vml" xmlns:wp14="http://schemas.microsoft.com/office/word/2010/wordprocessingDrawing" xmlns:wp="http://schemas.openxmlformats.org/drawingml/2006/wordprocessingDrawing" xmlns:w10="urn:schemas-microsoft-com:office:word" xmlns:w="http://schemas.openxmlformats.org/wordprocessingml/2006/main" xmlns:w14="http://schemas.microsoft.com/office/word/2010/wordml" xmlns:w15="http://schemas.microsoft.com/office/word/2012/wordml" xmlns:w16cex="http://schemas.microsoft.com/office/word/2018/wordml/cex" xmlns:w16cid="http://schemas.microsoft.com/office/word/2016/wordml/cid" xmlns:w16="http://schemas.microsoft.com/office/word/2018/wordml" xmlns:w16du="http://schemas.microsoft.com/office/word/2023/wordml/word16du" xmlns:w16sdtdh="http://schemas.microsoft.com/office/word/2020/wordml/sdtdatahash" xmlns:w16sdtfl="http://schemas.microsoft.com/office/word/2024/wordml/sdtformatlock" xmlns:w16se="http://schemas.microsoft.com/office/word/2015/wordml/symex" xmlns:wpg="http://schemas.microsoft.com/office/word/2010/wordprocessingGroup" xmlns:wpi="http://schemas.microsoft.com/office/word/2010/wordprocessingInk" xmlns:wne="http://schemas.microsoft.com/office/word/2006/wordml" xmlns:wps="http://schemas.microsoft.com/office/word/2010/wordprocessingShape" mc:Ignorable="w14 w15 w16se w16cid w16 w16cex w16sdtdh w16sdtfl w16du wp14">
   <w:body>
     <w:p>
       <w:r>
@@ -168,7 +168,7 @@
     </w:p>
     <w:p>
       <w:r>
-        <w:t>Detta dokument behandlar höga naturvärden i avverkningsanmälan A 9154-2026 i Malung-Sälens kommun. Denna avverkningsanmälan inkom 2026-02-17 08:11:39 och omfattar 6,0 ha.</w:t>
+        <w:t>Detta dokument behandlar höga naturvärden i avverkningsanmälan A 9154-2026 i Malung-Sälens kommun som inkom 2026-02-17 och omfattar 6,0 ha.</w:t>
       </w:r>
     </w:p>
     <w:p>
@@ -191,12 +191,15 @@
     </w:p>
     <w:p>
       <w:r>
-        <w:t>I avverkningsanmälan har följande 26 naturvårdsarter hittats: citronporing (CR), gräddporing (VU), rynkskinn (VU), blanksvart spiklav (NT), blågrå svartspik (NT), doftskinn (NT), dvärgbägarlav (NT), garnlav (NT), gränsticka (NT), kortskaftad ärgspik (NT), mörk kolflarnlav (NT), spillkråka (NT, §4), tallticka (NT), talltita (NT, §4), tretåig hackspett (NT, §4), ullticka (NT), vedflamlav (NT), vedskivlav (NT), vedtrappmossa (NT), violettgrå tagellav (NT), vitgrynig nållav (NT), björksplintborre (S), bronshjon (S), mindre märgborre (S), vedticka (S) och tjäder (§4). Av dessa är 21 rödlistade. För rödlistade arter har rödlistekategorin angivits inom parentes. Arter som är signalarter enligt Skogsstyrelsen har markerats med (S). För fridlysta arter anges även paragrafen i Artskyddsförordningen som arten är fridlyst enligt.</w:t>
-      </w:r>
-    </w:p>
-    <w:p>
-      <w:r>
-        <w:t>De påträffade naturvårdsarterna är ett tydligt kvitto på att detta rör sig om en skog med höga naturvärden. I Figur 1 visas en karta över det avverkningsanmälda området, där samtliga fyndplatser för naturvårdsarter som finns registrerade på Artportalen har markerats.</w:t>
+        <w:t>I och inom 25 meter från avverkningsanmälan har följande 32 naturvårdsarter hittats: citronporing (VU), garnlav (VU, T), gräddporing (VU, T), gränsticka (VU, T), blanksvart spiklav (NT), blågrå svartspik (NT), doftskinn (NT, T), dvärgbägarlav (NT, T), kolflarnlav (NT, T), kortskaftad ärgspik (NT), mörk kolflarnlav (NT), rynkskinn (NT, T), tallticka (NT, T), talltita (NT, §4), tretåig hackspett (NT, T, §4), ullticka (NT, T), vedflamlav (NT), vedskivlav (NT, T), vedtrappmossa (NT, T), violettgrå tagellav (NT, T), vitgrynig nållav (NT), vitplätt (NT), älg (NT), björksplintborre (S), bronshjon (S, T), mindre märgborre (S, T), nästlav (S, T), sotlav (S, T), vedticka (S, T), kransmossa (T), spillkråka (T, §4) och tjäder (T, §4). Av dessa är 23 rödlistade. För rödlistade arter har rödlistekategorin angivits inom parentes. Arter som är signalarter enligt Skogsstyrelsen har markerats med (S). Typiska arter inom Natura 2000 som är kopplade till skogsekosystem har markerats med (T). För fridlysta arter anges även paragrafen i Artskyddsförordningen som arten är fridlyst enligt.</w:t>
+      </w:r>
+    </w:p>
+    <w:p>
+      <w:r>
+        <w:t>De påträffade naturvårdsarterna är ett tydligt kvitto på att det rör sig om en skog med höga naturvärden.</w:t>
+      </w:r>
+      <w:r>
+        <w:t xml:space="preserve"> I Figur 1 visas fyndplatser för naturvårdsarter i området, som finns registrerade på Artportalen.</w:t>
       </w:r>
     </w:p>
     <w:p>
@@ -206,7 +209,7 @@
       <w:r>
         <w:drawing>
           <wp:inline xmlns:a="http://schemas.openxmlformats.org/drawingml/2006/main" xmlns:pic="http://schemas.openxmlformats.org/drawingml/2006/picture">
-            <wp:extent cx="5486400" cy="1862072"/>
+            <wp:extent cx="5486400" cy="3231508"/>
             <wp:docPr id="1" name="Picture 1"/>
             <wp:cNvGraphicFramePr>
               <a:graphicFrameLocks noChangeAspect="1"/>
@@ -227,7 +230,7 @@
                   <pic:spPr>
                     <a:xfrm>
                       <a:off x="0" y="0"/>
-                      <a:ext cx="5486400" cy="1862072"/>
+                      <a:ext cx="5486400" cy="3231508"/>
                     </a:xfrm>
                     <a:prstGeom prst="rect"/>
                   </pic:spPr>
@@ -241,9 +244,148 @@
     <w:p>
       <w:pPr>
         <w:pStyle w:val="Caption"/>
+        <w:spacing w:after="240"/>
       </w:pPr>
       <w:r>
-        <w:t>Figur 1. Fyndplatser för naturvårdsarter i det avverkningsanmälda området (röd linje). Markörer utan svart kant är placerade på fyndplatsen. Markörer med svart kant är placerade vid sidan av fyndplatsen och har ett svart streck som visar fyndplatsens exakta position. Kartans mittpunktskoordinat är N 6741588, E 410452 i SWEREF 99 TM.</w:t>
+        <w:t>Figur 1. Fyndplatser för naturvårdsarter i och inom 25 meter från avverkningsanmälan (röd linje). Markörer utan svart kant är placerade på fyndplatsen. Markörer med svart kant är placerade vid sidan av fyndplatsen och har ett svart streck som visar fyndplatsens exakta position. Kartans mittpunktskoordinat är N 6741588, E 410452 i SWEREF 99 TM.</w:t>
+      </w:r>
+    </w:p>
+    <w:p>
+      <w:pPr>
+        <w:pStyle w:val="Heading2"/>
+      </w:pPr>
+      <w:r>
+        <w:t>Fridlysta arter</w:t>
+      </w:r>
+    </w:p>
+    <w:p>
+      <w:r>
+        <w:t>Följande fridlysta arter har sina livsmiljöer och växtplatser i den avverkningsanmälda skogen: talltita (NT, §4), tretåig hackspett (NT, T, §4), spillkråka (T, §4) och tjäder (T, §4).</w:t>
+      </w:r>
+    </w:p>
+    <w:p>
+      <w:r>
+        <w:t xml:space="preserve">Observera att medlemsländerna är skyldiga att agera i enlighet med EU:s fågeldirektiv där det uttryckligen står att direktivet gäller för fåglar samt för deras ägg, bon och </w:t>
+      </w:r>
+      <w:r>
+        <w:rPr>
+          <w:b/>
+        </w:rPr>
+        <w:t xml:space="preserve">livsmiljöer </w:t>
+      </w:r>
+      <w:r>
+        <w:t>(artikel 1). Vidare att de åtgärder som vidtas inte får leda till en försämring av den nuvarande situationen beträffande bevarandet av de fågelarter som avses i artikel 1 (artikel 13). Fågeldirektivet är styrande för tillsynsansvariga myndigheters ärendehantering, ställningstaganden och beslutsfattande.</w:t>
+      </w:r>
+    </w:p>
+    <w:p>
+      <w:r>
+        <w:rPr>
+          <w:b/>
+        </w:rPr>
+        <w:t>Spillkråka (§4)</w:t>
+      </w:r>
+      <w:r>
+        <w:t xml:space="preserve"> omfattas av bilaga 1 i EU:s fågeldirektiv och är typisk art för </w:t>
+      </w:r>
+      <w:r>
+        <w:rPr>
+          <w:i/>
+        </w:rPr>
+        <w:t xml:space="preserve">9010 Taiga </w:t>
+      </w:r>
+      <w:r>
+        <w:t>och</w:t>
+      </w:r>
+      <w:r>
+        <w:rPr>
+          <w:i/>
+        </w:rPr>
+        <w:t xml:space="preserve"> 9740 Skogsbevuxen myr</w:t>
+      </w:r>
+      <w:r>
+        <w:t>. Den behöver grova träd, främst tall, asp och bok som boträd. Skogsbruk med korta omloppstider och täta, homogena ungskogar utgör det största hotet. Spillkråka är en nyckelart i skogliga miljöer vars övergivna bohål utnyttjas av flera andra hålhäckande fågelarter och fladdermöss, däribland pärluggla (EN, §4), knipa (§4), salskrake (§4) och skogsduva (§4). Hökuggla (VU, §4) och slaguggla (§4) häckar ofta i högstubbar som brutits av i höjd med ett gammalt spillkråkebo (SLU Artdatabanken, 2026; Skogsstyrelsen, 2016).</w:t>
+      </w:r>
+    </w:p>
+    <w:p>
+      <w:r>
+        <w:rPr>
+          <w:b/>
+        </w:rPr>
+        <w:t>Talltita (NT, §4)</w:t>
+      </w:r>
+      <w:r>
+        <w:t>, rödlistad som nära hotad och prioriterad art i Skogsvårdslagen, har häckningsrevir i anmälan. Arten har minskat kraftigt de senaste 30 åren och minskningstakten innevarande 10-årsperiod beräknas till 20 (10–30) %. Talltitan är synnerligen trogen sitt cirka 15 hektar stora revir och är beroende av flerskiktade olikåldriga skogar för att kunna föda upp sina ungar. Talltitan försvinner om dess livsmiljö kalavverkas (Eggers &amp; Low, 2014; Ekman, 1979; Griesser et al, 2007; Klein, 2020; Siffczyk et al, 2003; SLU Artdatabanken, 2021).</w:t>
+      </w:r>
+    </w:p>
+    <w:p>
+      <w:r>
+        <w:rPr>
+          <w:b/>
+        </w:rPr>
+        <w:t>Tjäder (§4)</w:t>
+      </w:r>
+      <w:r>
+        <w:t xml:space="preserve"> omfattas av bilaga 1 och 2 EU:s fågeldirektiv och är typisk art för </w:t>
+      </w:r>
+      <w:r>
+        <w:rPr>
+          <w:i/>
+        </w:rPr>
+        <w:t xml:space="preserve">9010 Taiga </w:t>
+      </w:r>
+      <w:r>
+        <w:t xml:space="preserve">och </w:t>
+      </w:r>
+      <w:r>
+        <w:rPr>
+          <w:i/>
+        </w:rPr>
+        <w:t>9740 Skogsbevuxen myr</w:t>
+      </w:r>
+      <w:r>
+        <w:t>. Tjädern är en utpräglad skogsfågel knuten till större sammanhängande barrskogsområden. Tupparna och hönorna utnyttjar till viss del olika miljöer, och habitatvalet varierar dessutom mellan olika delar av året. För att det ska finnas livskraftiga tjäderbestånd krävs funktionella skogslandskap med en blandning av uppvuxen, gles och luckig skog, täta sumpskogar, myrar och andra små våtmarker. Arten försvinner när skogen fragmenteras och den sammanlagda arealen hyggen och andra öppna områden blir för stor. Ett småskaligt och försiktigt virkesuttag genom hyggesfria metoder kan i vissa fall vara möjligt i området inom 200 m från lekcentrum. Längre ut från lekcentrum, inom 200–500 m bör den avverkade ytan inte överskrida 1 hektar för att undvika alltför stora och snabba förändringar (Skogsstyrelsen, 2019; SLU Artdatabanken, 2024).</w:t>
+      </w:r>
+    </w:p>
+    <w:p>
+      <w:r>
+        <w:rPr>
+          <w:b/>
+        </w:rPr>
+        <w:t>Tretåig hackspett (NT, §4)</w:t>
+      </w:r>
+      <w:r>
+        <w:t xml:space="preserve"> är rödlistad som nära hotad och ingår i bilaga 1 i EU:s fågeldirektiv. Tretåig hackspett är för sin överlevnad beroende av kontinuerlig tillförsel av äldre döende och död ved, som sker genom naturliga självgallringsprocesser i äldre grannaturskogar och barrblandade naturskogar. Om en skog genom skogsbruk gallras eller glesas ur så upphör och uteblir i stort sett den naturliga självgallringsprocessen för mycket lång tid framöver vilket omöjliggör upprätthållandet av den kontinuerliga ekologiska funktionen i ett område. Det finns studier som visar att naturskogens självgallringsprocess som den tretåiga hackspetten är beroende av, inte kan ersättas med efterlämnad hänsyn i skogsbruket (Imbeau &amp; Desrochers, 2002). Storleken på häckningsreviret varierar med skogstypen, förekomsten av död ved och graden av fragmentering, men är i allmänhet i storleksordningen 25–100 hektar. Vintertid krävs ofta betydligt större områden och det finns studier som antyder att arten behöver minst 100 hektar äldre skog. I områden med låg bonitet kan det behövas över 200 hektar lämpligt habitat för att ett par ska kunna reproducera sig. Områden med dokumenterad permanent förekomst i naturskogsmiljöer har vanligen så stora naturvärden att skogsbruk är olämpligt. Tretåig hackspett är typisk art för </w:t>
+      </w:r>
+      <w:r>
+        <w:rPr>
+          <w:i/>
+        </w:rPr>
+        <w:t xml:space="preserve">9010 Taiga, 9740 Skogsbevuxen myr, 9030 Landhöjningsskog </w:t>
+      </w:r>
+      <w:r>
+        <w:t xml:space="preserve">och </w:t>
+      </w:r>
+      <w:r>
+        <w:rPr>
+          <w:i/>
+        </w:rPr>
+        <w:t>9040 Fjällbjörkskog</w:t>
+      </w:r>
+      <w:r>
+        <w:t xml:space="preserve"> (Skogsstyrelsen, 2016; SLU Artdatabanken, 2024).</w:t>
+      </w:r>
+    </w:p>
+    <w:p>
+      <w:r>
+        <w:t>I BILAGA 1 finns mer detaljerad information om ekologi samt krav på livsmiljö hos fridlysta arter.</w:t>
+      </w:r>
+    </w:p>
+    <w:p>
+      <w:pPr>
+        <w:pStyle w:val="Heading2"/>
+      </w:pPr>
+      <w:r>
+        <w:t>Övriga naturvårdsarter</w:t>
       </w:r>
     </w:p>
     <w:p>
@@ -424,10 +566,59 @@
         <w:rPr>
           <w:b/>
         </w:rPr>
+        <w:t>Kolflarnlav (NT)</w:t>
+      </w:r>
+      <w:r>
+        <w:t xml:space="preserve"> är brandberoende och växer nästan uteslutande på kolad hård kärnved av tall. Etableringen verkar ske först 100–300 år efter brand och nytt substrat nybildas i mycket begränsad omfattning. Avverkning av tallskog av naturskogskaraktär med spår av återkommande bränder är ett hot och mängden lämplig ved att växa på för arten minskar dels på grund av naturlig nedbrytning men framförallt på grund av att det förstörs i samband med slutavverkningar, gallringar och markberedning. Såväl kolflarnlav som mörk kolflarnlav har glänsande bålfjäll och förekommer främst i tall- och blandbarrskogar av naturskogskaraktär med spår av återkommande bränder. Skogar som dessa hyser höga biologiska värden och bör skyddas. Kolflarnlav är typisk art för </w:t>
+      </w:r>
+      <w:r>
+        <w:rPr>
+          <w:i/>
+        </w:rPr>
+        <w:t>9010 Taiga</w:t>
+      </w:r>
+      <w:r>
+        <w:t xml:space="preserve"> (SLU Artdatabanken, 2024).</w:t>
+      </w:r>
+    </w:p>
+    <w:p>
+      <w:r>
+        <w:rPr>
+          <w:b/>
+        </w:rPr>
         <w:t>Kortskaftad ärgspik (NT)</w:t>
       </w:r>
       <w:r>
         <w:t xml:space="preserve"> förekommer i barrträdsdominerade skogar och växer nästan uteslutande på tallved. Den föredrar gamla högstubbar i fuktig och halvöppen miljö, t.ex. i myrkanter, sumpskog och brandpräglad skog. Arten indikerar kontinuerlig tillgång till gamla högstubbar i kombination med hög och jämn luftfuktighet. Skogsbruk på lokaler med kortskaftad ärgspik utgör ett hot. På lång sikt bildas färre lämpliga substrat än vad som försvinner. Avverkning av barrträdsdominerade bestånd av naturskogskaraktär utgör ett långsiktigt hot. Naturskogsartade bestånd med riklig förekomst av gamla och grova tallhögstubbar bör undantas från skogsbruk (SLU Artdatabanken, 2024).</w:t>
+      </w:r>
+    </w:p>
+    <w:p>
+      <w:r>
+        <w:rPr>
+          <w:b/>
+        </w:rPr>
+        <w:t>Kransmossa</w:t>
+      </w:r>
+      <w:r>
+        <w:t xml:space="preserve"> är typisk art för </w:t>
+      </w:r>
+      <w:r>
+        <w:rPr>
+          <w:i/>
+        </w:rPr>
+        <w:t xml:space="preserve">9050 Näringsrik granskog </w:t>
+      </w:r>
+      <w:r>
+        <w:t xml:space="preserve">och </w:t>
+      </w:r>
+      <w:r>
+        <w:rPr>
+          <w:i/>
+        </w:rPr>
+        <w:t xml:space="preserve">6170 Alpina kalkgräsmarker </w:t>
+      </w:r>
+      <w:r>
+        <w:t>(SLU Artdatabanken, 2025).</w:t>
       </w:r>
     </w:p>
     <w:p>
@@ -475,6 +666,26 @@
         <w:rPr>
           <w:b/>
         </w:rPr>
+        <w:t>Nästlav</w:t>
+      </w:r>
+      <w:r>
+        <w:t xml:space="preserve"> indikerar söder om den naturliga norrlandsgränsen äldre barrskogsområden med höga naturvärden där andra ovanliga nordliga barrskogsarter kan påträffas. Nästlav är typisk art för </w:t>
+      </w:r>
+      <w:r>
+        <w:rPr>
+          <w:i/>
+        </w:rPr>
+        <w:t xml:space="preserve">9010 Taiga </w:t>
+      </w:r>
+      <w:r>
+        <w:t>(Nitare &amp; Skogsstyrelsen, 2019; SLU Artdatabanken, 2025).</w:t>
+      </w:r>
+    </w:p>
+    <w:p>
+      <w:r>
+        <w:rPr>
+          <w:b/>
+        </w:rPr>
         <w:t>Rynkskinn (NT)</w:t>
       </w:r>
       <w:r>
@@ -504,10 +715,10 @@
         <w:rPr>
           <w:b/>
         </w:rPr>
-        <w:t xml:space="preserve">Tallticka (NT) </w:t>
-      </w:r>
-      <w:r>
-        <w:t xml:space="preserve">uppträder först på tallar som är 100–150 år gamla men är vanligast på träd som är runt 150–200 år eller äldre. I skogslandskapet är den främst knuten till tallnaturskogar och restbiotoper med biologiskt gamla träd och signalerar vanligtvis skyddsvärda tallbestånd med höga naturvärden. Tallticka är typisk art för </w:t>
+        <w:t>Sotlav</w:t>
+      </w:r>
+      <w:r>
+        <w:t xml:space="preserve"> är överallt en mycket bra signalart och visar alltid på skogsmiljöer med höga naturvärden. Den indikerar långvarig förekomst av gamla eller döda träd. På lavens växtlokaler finns vanligen många andra ovanliga arter. Sotlav är typisk art för </w:t>
       </w:r>
       <w:r>
         <w:rPr>
@@ -516,6 +727,35 @@
         <w:t xml:space="preserve">9010 Taiga </w:t>
       </w:r>
       <w:r>
+        <w:t>och</w:t>
+      </w:r>
+      <w:r>
+        <w:rPr>
+          <w:i/>
+        </w:rPr>
+        <w:t xml:space="preserve"> 9070 Trädklädd betesmark</w:t>
+      </w:r>
+      <w:r>
+        <w:t xml:space="preserve"> (Nitare &amp; Skogsstyrelsen, 2019; SLU Artdatabanken, 2025).</w:t>
+      </w:r>
+    </w:p>
+    <w:p>
+      <w:r>
+        <w:rPr>
+          <w:b/>
+        </w:rPr>
+        <w:t xml:space="preserve">Tallticka (NT) </w:t>
+      </w:r>
+      <w:r>
+        <w:t xml:space="preserve">uppträder först på tallar som är 100–150 år gamla men är vanligast på träd som är runt 150–200 år eller äldre. I skogslandskapet är den främst knuten till tallnaturskogar och restbiotoper med biologiskt gamla träd och signalerar vanligtvis skyddsvärda tallbestånd med höga naturvärden. Tallticka är typisk art för </w:t>
+      </w:r>
+      <w:r>
+        <w:rPr>
+          <w:i/>
+        </w:rPr>
+        <w:t xml:space="preserve">9010 Taiga </w:t>
+      </w:r>
+      <w:r>
         <w:t xml:space="preserve">och </w:t>
       </w:r>
       <w:r>
@@ -696,133 +936,14 @@
       </w:r>
     </w:p>
     <w:p>
-      <w:pPr>
-        <w:pStyle w:val="Heading1"/>
-      </w:pPr>
-      <w:r>
-        <w:t>Fridlysta arter</w:t>
-      </w:r>
-    </w:p>
-    <w:p>
-      <w:r>
-        <w:t>Följande fridlysta arter har sina livsmiljöer och växtplatser i den avverkningsanmälda skogen: spillkråka (NT, §4), talltita (NT, §4), tretåig hackspett (NT, §4) och tjäder (§4).</w:t>
-      </w:r>
-    </w:p>
-    <w:p>
-      <w:r>
-        <w:t xml:space="preserve">Observera att medlemsländerna är skyldiga att agera i enlighet med EU:s fågeldirektiv där det uttryckligen står att direktivet gäller för fåglar samt för deras ägg, bon och </w:t>
-      </w:r>
       <w:r>
         <w:rPr>
           <w:b/>
         </w:rPr>
-        <w:t xml:space="preserve">livsmiljöer </w:t>
-      </w:r>
-      <w:r>
-        <w:t>(artikel 1). Vidare att de åtgärder som vidtas inte får leda till en försämring av den nuvarande situationen beträffande bevarandet av de fågelarter som avses i artikel 1 (artikel 13). Fågeldirektivet är styrande för tillsynsansvariga myndigheters ärendehantering, ställningstaganden och beslutsfattande.</w:t>
-      </w:r>
-    </w:p>
-    <w:p>
-      <w:r>
-        <w:rPr>
-          <w:b/>
-        </w:rPr>
-        <w:t>Spillkråka (§4)</w:t>
-      </w:r>
-      <w:r>
-        <w:t xml:space="preserve"> omfattas av bilaga 1 i EU:s fågeldirektiv och är typisk art för </w:t>
-      </w:r>
-      <w:r>
-        <w:rPr>
-          <w:i/>
-        </w:rPr>
-        <w:t xml:space="preserve">9010 Taiga </w:t>
-      </w:r>
-      <w:r>
-        <w:t>och</w:t>
-      </w:r>
-      <w:r>
-        <w:rPr>
-          <w:i/>
-        </w:rPr>
-        <w:t xml:space="preserve"> 9740 Skogsbevuxen myr</w:t>
-      </w:r>
-      <w:r>
-        <w:t>. Den behöver grova träd, främst tall, asp och bok som boträd. Skogsbruk med korta omloppstider och täta, homogena ungskogar utgör det största hotet. Spillkråka är en nyckelart i skogliga miljöer vars övergivna bohål utnyttjas av flera andra hålhäckande fågelarter och fladdermöss, däribland pärluggla (EN, §4), knipa (§4), salskrake (§4) och skogsduva (§4). Hökuggla (VU, §4) och slaguggla (§4) häckar ofta i högstubbar som brutits av i höjd med ett gammalt spillkråkebo (SLU Artdatabanken, 2026; Skogsstyrelsen, 2016).</w:t>
-      </w:r>
-    </w:p>
-    <w:p>
-      <w:r>
-        <w:rPr>
-          <w:b/>
-        </w:rPr>
-        <w:t>Talltita (NT, §4)</w:t>
-      </w:r>
-      <w:r>
-        <w:t>, rödlistad som nära hotad och prioriterad art i Skogsvårdslagen, har häckningsrevir i anmälan. Arten har minskat kraftigt de senaste 30 åren och minskningstakten innevarande 10-årsperiod beräknas till 20 (10–30) %. Talltitan är synnerligen trogen sitt cirka 15 hektar stora revir och är beroende av flerskiktade olikåldriga skogar för att kunna föda upp sina ungar. Talltitan försvinner om dess livsmiljö kalavverkas (Eggers &amp; Low, 2014; Ekman, 1979; Griesser et al, 2007; Klein, 2020; Siffczyk et al, 2003; SLU Artdatabanken, 2021).</w:t>
-      </w:r>
-    </w:p>
-    <w:p>
-      <w:r>
-        <w:rPr>
-          <w:b/>
-        </w:rPr>
-        <w:t>Tjäder (§4)</w:t>
-      </w:r>
-      <w:r>
-        <w:t xml:space="preserve"> omfattas av bilaga 1 och 2 EU:s fågeldirektiv och är typisk art för </w:t>
-      </w:r>
-      <w:r>
-        <w:rPr>
-          <w:i/>
-        </w:rPr>
-        <w:t xml:space="preserve">9010 Taiga </w:t>
-      </w:r>
-      <w:r>
-        <w:t xml:space="preserve">och </w:t>
-      </w:r>
-      <w:r>
-        <w:rPr>
-          <w:i/>
-        </w:rPr>
-        <w:t>9740 Skogsbevuxen myr</w:t>
-      </w:r>
-      <w:r>
-        <w:t>. Tjädern är en utpräglad skogsfågel knuten till större sammanhängande barrskogsområden. Tupparna och hönorna utnyttjar till viss del olika miljöer, och habitatvalet varierar dessutom mellan olika delar av året. För att det ska finnas livskraftiga tjäderbestånd krävs funktionella skogslandskap med en blandning av uppvuxen, gles och luckig skog, täta sumpskogar, myrar och andra små våtmarker. Arten försvinner när skogen fragmenteras och den sammanlagda arealen hyggen och andra öppna områden blir för stor. Ett småskaligt och försiktigt virkesuttag genom hyggesfria metoder kan i vissa fall vara möjligt i området inom 200 m från lekcentrum. Längre ut från lekcentrum, inom 200–500 m bör den avverkade ytan inte överskrida 1 hektar för att undvika alltför stora och snabba förändringar (Skogsstyrelsen, 2019; SLU Artdatabanken, 2024).</w:t>
-      </w:r>
-    </w:p>
-    <w:p>
-      <w:r>
-        <w:rPr>
-          <w:b/>
-        </w:rPr>
-        <w:t>Tretåig hackspett (NT, §4)</w:t>
-      </w:r>
-      <w:r>
-        <w:t xml:space="preserve"> är rödlistad som nära hotad och ingår i bilaga 1 i EU:s fågeldirektiv. Tretåig hackspett är för sin överlevnad beroende av kontinuerlig tillförsel av äldre döende och död ved, som sker genom naturliga självgallringsprocesser i äldre grannaturskogar och barrblandade naturskogar. Om en skog genom skogsbruk gallras eller glesas ur så upphör och uteblir i stort sett den naturliga självgallringsprocessen för mycket lång tid framöver vilket omöjliggör upprätthållandet av den kontinuerliga ekologiska funktionen i ett område. Det finns studier som visar att naturskogens självgallringsprocess som den tretåiga hackspetten är beroende av, inte kan ersättas med efterlämnad hänsyn i skogsbruket (Imbeau &amp; Desrochers, 2002). Storleken på häckningsreviret varierar med skogstypen, förekomsten av död ved och graden av fragmentering, men är i allmänhet i storleksordningen 25–100 hektar. Vintertid krävs ofta betydligt större områden och det finns studier som antyder att arten behöver minst 100 hektar äldre skog. I områden med låg bonitet kan det behövas över 200 hektar lämpligt habitat för att ett par ska kunna reproducera sig. Områden med dokumenterad permanent förekomst i naturskogsmiljöer har vanligen så stora naturvärden att skogsbruk är olämpligt. Tretåig hackspett är typisk art för </w:t>
-      </w:r>
-      <w:r>
-        <w:rPr>
-          <w:i/>
-        </w:rPr>
-        <w:t xml:space="preserve">9010 Taiga, 9740 Skogsbevuxen myr, 9030 Landhöjningsskog </w:t>
-      </w:r>
-      <w:r>
-        <w:t xml:space="preserve">och </w:t>
-      </w:r>
-      <w:r>
-        <w:rPr>
-          <w:i/>
-        </w:rPr>
-        <w:t>9040 Fjällbjörkskog</w:t>
-      </w:r>
-      <w:r>
-        <w:t xml:space="preserve"> (Skogsstyrelsen, 2016; SLU Artdatabanken, 2024).</w:t>
-      </w:r>
-    </w:p>
-    <w:p>
-      <w:r>
-        <w:t>I BILAGA 1 finns mer detaljerad information om ekologi samt krav på livsmiljö hos fridlysta arter.</w:t>
+        <w:t>Vitplätt (NT)</w:t>
+      </w:r>
+      <w:r>
+        <w:t xml:space="preserve"> är en nedbrytare av död, hård och torr tallved och orsakar brunröta. Den förekommer mest i äldre, naturskogsliknande tallskog eller blandskog med äldre tall. Arten hotas av avverkning av gammal, senvuxen tall. I södra Sverige råder brist på lämpliga habitat och arten kan inte längre sprida sig utanför sina få kända växtplatser. Lokaler med gammal tall bör undantas från skogsbruk, i synnerhet i södra Sverige (SLU Artdatabanken, 2024).</w:t>
       </w:r>
     </w:p>
     <w:p>
@@ -939,7 +1060,7 @@
         <w:rPr>
           <w:i/>
         </w:rPr>
-        <w:t>I det avverkningsanmälda skogsområdet har 25 rödlistade arter och signalarter påträffats. Detta ska jämföras med Skogsstyrelsens uppföljning 2017 av nyckelbiotoper som visade att man i genomsnitt hittar 20,6 olika rödlistade arter och signalarter i en nyckelbiotop (Wijk, S. 2017. Biologisk mångfald i nyckelbiotoper – Resultat från inventeringen “Uppföljning biologisk mångfald” 2009–2015. Rapport 4/2017 Skogsstyrelsen, Jönköping).</w:t>
+        <w:t>I det avverkningsanmälda skogsområdet har 29 rödlistade arter och signalarter påträffats. Detta ska jämföras med Skogsstyrelsens uppföljning 2017 av nyckelbiotoper som visade att man i genomsnitt hittar 20,6 olika rödlistade arter och signalarter i en nyckelbiotop (Wijk, S. 2017. Biologisk mångfald i nyckelbiotoper – Resultat från inventeringen “Uppföljning biologisk mångfald” 2009–2015. Rapport 4/2017 Skogsstyrelsen, Jönköping).</w:t>
       </w:r>
     </w:p>
     <w:p>
@@ -968,7 +1089,7 @@
         <w:rPr>
           <w:i/>
         </w:rPr>
-        <w:t>I det avverkningsanmälda skogsområdet har 26 naturvårdsarter varav 21 rödlistade arter sina livsmiljöer och växtplatser.</w:t>
+        <w:t>I det avverkningsanmälda skogsområdet har 32 naturvårdsarter varav 23 rödlistade arter sina livsmiljöer och växtplatser.</w:t>
       </w:r>
     </w:p>
     <w:p>
@@ -1844,7 +1965,7 @@
 </file>
 
 <file path=word/endnotes.xml><?xml version="1.0" encoding="utf-8"?>
-<w:endnotes xmlns:wpc="http://schemas.microsoft.com/office/word/2010/wordprocessingCanvas" xmlns:cx="http://schemas.microsoft.com/office/drawing/2014/chartex" xmlns:cx1="http://schemas.microsoft.com/office/drawing/2015/9/8/chartex" xmlns:cx2="http://schemas.microsoft.com/office/drawing/2015/10/21/chartex" xmlns:cx3="http://schemas.microsoft.com/office/drawing/2016/5/9/chartex" xmlns:cx4="http://schemas.microsoft.com/office/drawing/2016/5/10/chartex" xmlns:cx5="http://schemas.microsoft.com/office/drawing/2016/5/11/chartex" xmlns:cx6="http://schemas.microsoft.com/office/drawing/2016/5/12/chartex" xmlns:cx7="http://schemas.microsoft.com/office/drawing/2016/5/13/chartex" xmlns:cx8="http://schemas.microsoft.com/office/drawing/2016/5/14/chartex" xmlns:mc="http://schemas.openxmlformats.org/markup-compatibility/2006" xmlns:aink="http://schemas.microsoft.com/office/drawing/2016/ink" xmlns:am3d="http://schemas.microsoft.com/office/drawing/2017/model3d" xmlns:o="urn:schemas-microsoft-com:office:office" xmlns:oel="http://schemas.microsoft.com/office/2019/extlst" xmlns:r="http://schemas.openxmlformats.org/officeDocument/2006/relationships" xmlns:m="http://schemas.openxmlformats.org/officeDocument/2006/math" xmlns:v="urn:schemas-microsoft-com:vml" xmlns:wp14="http://schemas.microsoft.com/office/word/2010/wordprocessingDrawing" xmlns:wp="http://schemas.openxmlformats.org/drawingml/2006/wordprocessingDrawing" xmlns:w10="urn:schemas-microsoft-com:office:word" xmlns:w="http://schemas.openxmlformats.org/wordprocessingml/2006/main" xmlns:w14="http://schemas.microsoft.com/office/word/2010/wordml" xmlns:w15="http://schemas.microsoft.com/office/word/2012/wordml" xmlns:w16cex="http://schemas.microsoft.com/office/word/2018/wordml/cex" xmlns:w16cid="http://schemas.microsoft.com/office/word/2016/wordml/cid" xmlns:w16="http://schemas.microsoft.com/office/word/2018/wordml" xmlns:w16sdtdh="http://schemas.microsoft.com/office/word/2020/wordml/sdtdatahash" xmlns:w16se="http://schemas.microsoft.com/office/word/2015/wordml/symex" xmlns:wpg="http://schemas.microsoft.com/office/word/2010/wordprocessingGroup" xmlns:wpi="http://schemas.microsoft.com/office/word/2010/wordprocessingInk" xmlns:wne="http://schemas.microsoft.com/office/word/2006/wordml" xmlns:wps="http://schemas.microsoft.com/office/word/2010/wordprocessingShape" mc:Ignorable="w14 w15 w16se w16cid w16 w16cex w16sdtdh wp14">
+<w:endnotes xmlns:wpc="http://schemas.microsoft.com/office/word/2010/wordprocessingCanvas" xmlns:cx="http://schemas.microsoft.com/office/drawing/2014/chartex" xmlns:cx1="http://schemas.microsoft.com/office/drawing/2015/9/8/chartex" xmlns:cx2="http://schemas.microsoft.com/office/drawing/2015/10/21/chartex" xmlns:cx3="http://schemas.microsoft.com/office/drawing/2016/5/9/chartex" xmlns:cx4="http://schemas.microsoft.com/office/drawing/2016/5/10/chartex" xmlns:cx5="http://schemas.microsoft.com/office/drawing/2016/5/11/chartex" xmlns:cx6="http://schemas.microsoft.com/office/drawing/2016/5/12/chartex" xmlns:cx7="http://schemas.microsoft.com/office/drawing/2016/5/13/chartex" xmlns:cx8="http://schemas.microsoft.com/office/drawing/2016/5/14/chartex" xmlns:mc="http://schemas.openxmlformats.org/markup-compatibility/2006" xmlns:aink="http://schemas.microsoft.com/office/drawing/2016/ink" xmlns:am3d="http://schemas.microsoft.com/office/drawing/2017/model3d" xmlns:o="urn:schemas-microsoft-com:office:office" xmlns:oel="http://schemas.microsoft.com/office/2019/extlst" xmlns:r="http://schemas.openxmlformats.org/officeDocument/2006/relationships" xmlns:m="http://schemas.openxmlformats.org/officeDocument/2006/math" xmlns:v="urn:schemas-microsoft-com:vml" xmlns:wp14="http://schemas.microsoft.com/office/word/2010/wordprocessingDrawing" xmlns:wp="http://schemas.openxmlformats.org/drawingml/2006/wordprocessingDrawing" xmlns:w10="urn:schemas-microsoft-com:office:word" xmlns:w="http://schemas.openxmlformats.org/wordprocessingml/2006/main" xmlns:w14="http://schemas.microsoft.com/office/word/2010/wordml" xmlns:w15="http://schemas.microsoft.com/office/word/2012/wordml" xmlns:w16cex="http://schemas.microsoft.com/office/word/2018/wordml/cex" xmlns:w16cid="http://schemas.microsoft.com/office/word/2016/wordml/cid" xmlns:w16="http://schemas.microsoft.com/office/word/2018/wordml" xmlns:w16du="http://schemas.microsoft.com/office/word/2023/wordml/word16du" xmlns:w16sdtdh="http://schemas.microsoft.com/office/word/2020/wordml/sdtdatahash" xmlns:w16sdtfl="http://schemas.microsoft.com/office/word/2024/wordml/sdtformatlock" xmlns:w16se="http://schemas.microsoft.com/office/word/2015/wordml/symex" xmlns:wpg="http://schemas.microsoft.com/office/word/2010/wordprocessingGroup" xmlns:wpi="http://schemas.microsoft.com/office/word/2010/wordprocessingInk" xmlns:wne="http://schemas.microsoft.com/office/word/2006/wordml" xmlns:wps="http://schemas.microsoft.com/office/word/2010/wordprocessingShape" mc:Ignorable="w14 w15 w16se w16cid w16 w16cex w16sdtdh w16sdtfl w16du wp14">
   <w:endnote w:type="separator" w:id="-1">
     <w:p>
       <w:pPr>
@@ -1869,7 +1990,7 @@
 </file>
 
 <file path=word/footer1.xml><?xml version="1.0" encoding="utf-8"?>
-<w:ftr xmlns:wpc="http://schemas.microsoft.com/office/word/2010/wordprocessingCanvas" xmlns:cx="http://schemas.microsoft.com/office/drawing/2014/chartex" xmlns:cx1="http://schemas.microsoft.com/office/drawing/2015/9/8/chartex" xmlns:cx2="http://schemas.microsoft.com/office/drawing/2015/10/21/chartex" xmlns:cx3="http://schemas.microsoft.com/office/drawing/2016/5/9/chartex" xmlns:cx4="http://schemas.microsoft.com/office/drawing/2016/5/10/chartex" xmlns:cx5="http://schemas.microsoft.com/office/drawing/2016/5/11/chartex" xmlns:cx6="http://schemas.microsoft.com/office/drawing/2016/5/12/chartex" xmlns:cx7="http://schemas.microsoft.com/office/drawing/2016/5/13/chartex" xmlns:cx8="http://schemas.microsoft.com/office/drawing/2016/5/14/chartex" xmlns:mc="http://schemas.openxmlformats.org/markup-compatibility/2006" xmlns:aink="http://schemas.microsoft.com/office/drawing/2016/ink" xmlns:am3d="http://schemas.microsoft.com/office/drawing/2017/model3d" xmlns:o="urn:schemas-microsoft-com:office:office" xmlns:oel="http://schemas.microsoft.com/office/2019/extlst" xmlns:r="http://schemas.openxmlformats.org/officeDocument/2006/relationships" xmlns:m="http://schemas.openxmlformats.org/officeDocument/2006/math" xmlns:v="urn:schemas-microsoft-com:vml" xmlns:wp14="http://schemas.microsoft.com/office/word/2010/wordprocessingDrawing" xmlns:wp="http://schemas.openxmlformats.org/drawingml/2006/wordprocessingDrawing" xmlns:w10="urn:schemas-microsoft-com:office:word" xmlns:w="http://schemas.openxmlformats.org/wordprocessingml/2006/main" xmlns:w14="http://schemas.microsoft.com/office/word/2010/wordml" xmlns:w15="http://schemas.microsoft.com/office/word/2012/wordml" xmlns:w16cex="http://schemas.microsoft.com/office/word/2018/wordml/cex" xmlns:w16cid="http://schemas.microsoft.com/office/word/2016/wordml/cid" xmlns:w16="http://schemas.microsoft.com/office/word/2018/wordml" xmlns:w16sdtdh="http://schemas.microsoft.com/office/word/2020/wordml/sdtdatahash" xmlns:w16se="http://schemas.microsoft.com/office/word/2015/wordml/symex" xmlns:wpg="http://schemas.microsoft.com/office/word/2010/wordprocessingGroup" xmlns:wpi="http://schemas.microsoft.com/office/word/2010/wordprocessingInk" xmlns:wne="http://schemas.microsoft.com/office/word/2006/wordml" xmlns:wps="http://schemas.microsoft.com/office/word/2010/wordprocessingShape" mc:Ignorable="w14 w15 w16se w16cid w16 w16cex w16sdtdh wp14">
+<w:ftr xmlns:wpc="http://schemas.microsoft.com/office/word/2010/wordprocessingCanvas" xmlns:cx="http://schemas.microsoft.com/office/drawing/2014/chartex" xmlns:cx1="http://schemas.microsoft.com/office/drawing/2015/9/8/chartex" xmlns:cx2="http://schemas.microsoft.com/office/drawing/2015/10/21/chartex" xmlns:cx3="http://schemas.microsoft.com/office/drawing/2016/5/9/chartex" xmlns:cx4="http://schemas.microsoft.com/office/drawing/2016/5/10/chartex" xmlns:cx5="http://schemas.microsoft.com/office/drawing/2016/5/11/chartex" xmlns:cx6="http://schemas.microsoft.com/office/drawing/2016/5/12/chartex" xmlns:cx7="http://schemas.microsoft.com/office/drawing/2016/5/13/chartex" xmlns:cx8="http://schemas.microsoft.com/office/drawing/2016/5/14/chartex" xmlns:mc="http://schemas.openxmlformats.org/markup-compatibility/2006" xmlns:aink="http://schemas.microsoft.com/office/drawing/2016/ink" xmlns:am3d="http://schemas.microsoft.com/office/drawing/2017/model3d" xmlns:o="urn:schemas-microsoft-com:office:office" xmlns:oel="http://schemas.microsoft.com/office/2019/extlst" xmlns:r="http://schemas.openxmlformats.org/officeDocument/2006/relationships" xmlns:m="http://schemas.openxmlformats.org/officeDocument/2006/math" xmlns:v="urn:schemas-microsoft-com:vml" xmlns:wp14="http://schemas.microsoft.com/office/word/2010/wordprocessingDrawing" xmlns:wp="http://schemas.openxmlformats.org/drawingml/2006/wordprocessingDrawing" xmlns:w10="urn:schemas-microsoft-com:office:word" xmlns:w="http://schemas.openxmlformats.org/wordprocessingml/2006/main" xmlns:w14="http://schemas.microsoft.com/office/word/2010/wordml" xmlns:w15="http://schemas.microsoft.com/office/word/2012/wordml" xmlns:w16cex="http://schemas.microsoft.com/office/word/2018/wordml/cex" xmlns:w16cid="http://schemas.microsoft.com/office/word/2016/wordml/cid" xmlns:w16="http://schemas.microsoft.com/office/word/2018/wordml" xmlns:w16du="http://schemas.microsoft.com/office/word/2023/wordml/word16du" xmlns:w16sdtdh="http://schemas.microsoft.com/office/word/2020/wordml/sdtdatahash" xmlns:w16sdtfl="http://schemas.microsoft.com/office/word/2024/wordml/sdtformatlock" xmlns:w16se="http://schemas.microsoft.com/office/word/2015/wordml/symex" xmlns:wpg="http://schemas.microsoft.com/office/word/2010/wordprocessingGroup" xmlns:wpi="http://schemas.microsoft.com/office/word/2010/wordprocessingInk" xmlns:wne="http://schemas.microsoft.com/office/word/2006/wordml" xmlns:wps="http://schemas.microsoft.com/office/word/2010/wordprocessingShape" mc:Ignorable="w14 w15 w16se w16cid w16 w16cex w16sdtdh w16sdtfl w16du wp14">
   <w:p>
     <w:pPr>
       <w:pStyle w:val="Footer"/>
@@ -1879,7 +2000,7 @@
 </file>
 
 <file path=word/footer2.xml><?xml version="1.0" encoding="utf-8"?>
-<w:ftr xmlns:wpc="http://schemas.microsoft.com/office/word/2010/wordprocessingCanvas" xmlns:cx="http://schemas.microsoft.com/office/drawing/2014/chartex" xmlns:cx1="http://schemas.microsoft.com/office/drawing/2015/9/8/chartex" xmlns:cx2="http://schemas.microsoft.com/office/drawing/2015/10/21/chartex" xmlns:cx3="http://schemas.microsoft.com/office/drawing/2016/5/9/chartex" xmlns:cx4="http://schemas.microsoft.com/office/drawing/2016/5/10/chartex" xmlns:cx5="http://schemas.microsoft.com/office/drawing/2016/5/11/chartex" xmlns:cx6="http://schemas.microsoft.com/office/drawing/2016/5/12/chartex" xmlns:cx7="http://schemas.microsoft.com/office/drawing/2016/5/13/chartex" xmlns:cx8="http://schemas.microsoft.com/office/drawing/2016/5/14/chartex" xmlns:mc="http://schemas.openxmlformats.org/markup-compatibility/2006" xmlns:aink="http://schemas.microsoft.com/office/drawing/2016/ink" xmlns:am3d="http://schemas.microsoft.com/office/drawing/2017/model3d" xmlns:o="urn:schemas-microsoft-com:office:office" xmlns:oel="http://schemas.microsoft.com/office/2019/extlst" xmlns:r="http://schemas.openxmlformats.org/officeDocument/2006/relationships" xmlns:m="http://schemas.openxmlformats.org/officeDocument/2006/math" xmlns:v="urn:schemas-microsoft-com:vml" xmlns:wp14="http://schemas.microsoft.com/office/word/2010/wordprocessingDrawing" xmlns:wp="http://schemas.openxmlformats.org/drawingml/2006/wordprocessingDrawing" xmlns:w10="urn:schemas-microsoft-com:office:word" xmlns:w="http://schemas.openxmlformats.org/wordprocessingml/2006/main" xmlns:w14="http://schemas.microsoft.com/office/word/2010/wordml" xmlns:w15="http://schemas.microsoft.com/office/word/2012/wordml" xmlns:w16cex="http://schemas.microsoft.com/office/word/2018/wordml/cex" xmlns:w16cid="http://schemas.microsoft.com/office/word/2016/wordml/cid" xmlns:w16="http://schemas.microsoft.com/office/word/2018/wordml" xmlns:w16sdtdh="http://schemas.microsoft.com/office/word/2020/wordml/sdtdatahash" xmlns:w16se="http://schemas.microsoft.com/office/word/2015/wordml/symex" xmlns:wpg="http://schemas.microsoft.com/office/word/2010/wordprocessingGroup" xmlns:wpi="http://schemas.microsoft.com/office/word/2010/wordprocessingInk" xmlns:wne="http://schemas.microsoft.com/office/word/2006/wordml" xmlns:wps="http://schemas.microsoft.com/office/word/2010/wordprocessingShape" mc:Ignorable="w14 w15 w16se w16cid w16 w16cex w16sdtdh wp14">
+<w:ftr xmlns:wpc="http://schemas.microsoft.com/office/word/2010/wordprocessingCanvas" xmlns:cx="http://schemas.microsoft.com/office/drawing/2014/chartex" xmlns:cx1="http://schemas.microsoft.com/office/drawing/2015/9/8/chartex" xmlns:cx2="http://schemas.microsoft.com/office/drawing/2015/10/21/chartex" xmlns:cx3="http://schemas.microsoft.com/office/drawing/2016/5/9/chartex" xmlns:cx4="http://schemas.microsoft.com/office/drawing/2016/5/10/chartex" xmlns:cx5="http://schemas.microsoft.com/office/drawing/2016/5/11/chartex" xmlns:cx6="http://schemas.microsoft.com/office/drawing/2016/5/12/chartex" xmlns:cx7="http://schemas.microsoft.com/office/drawing/2016/5/13/chartex" xmlns:cx8="http://schemas.microsoft.com/office/drawing/2016/5/14/chartex" xmlns:mc="http://schemas.openxmlformats.org/markup-compatibility/2006" xmlns:aink="http://schemas.microsoft.com/office/drawing/2016/ink" xmlns:am3d="http://schemas.microsoft.com/office/drawing/2017/model3d" xmlns:o="urn:schemas-microsoft-com:office:office" xmlns:oel="http://schemas.microsoft.com/office/2019/extlst" xmlns:r="http://schemas.openxmlformats.org/officeDocument/2006/relationships" xmlns:m="http://schemas.openxmlformats.org/officeDocument/2006/math" xmlns:v="urn:schemas-microsoft-com:vml" xmlns:wp14="http://schemas.microsoft.com/office/word/2010/wordprocessingDrawing" xmlns:wp="http://schemas.openxmlformats.org/drawingml/2006/wordprocessingDrawing" xmlns:w10="urn:schemas-microsoft-com:office:word" xmlns:w="http://schemas.openxmlformats.org/wordprocessingml/2006/main" xmlns:w14="http://schemas.microsoft.com/office/word/2010/wordml" xmlns:w15="http://schemas.microsoft.com/office/word/2012/wordml" xmlns:w16cex="http://schemas.microsoft.com/office/word/2018/wordml/cex" xmlns:w16cid="http://schemas.microsoft.com/office/word/2016/wordml/cid" xmlns:w16="http://schemas.microsoft.com/office/word/2018/wordml" xmlns:w16du="http://schemas.microsoft.com/office/word/2023/wordml/word16du" xmlns:w16sdtdh="http://schemas.microsoft.com/office/word/2020/wordml/sdtdatahash" xmlns:w16sdtfl="http://schemas.microsoft.com/office/word/2024/wordml/sdtformatlock" xmlns:w16se="http://schemas.microsoft.com/office/word/2015/wordml/symex" xmlns:wpg="http://schemas.microsoft.com/office/word/2010/wordprocessingGroup" xmlns:wpi="http://schemas.microsoft.com/office/word/2010/wordprocessingInk" xmlns:wne="http://schemas.microsoft.com/office/word/2006/wordml" xmlns:wps="http://schemas.microsoft.com/office/word/2010/wordprocessingShape" mc:Ignorable="w14 w15 w16se w16cid w16 w16cex w16sdtdh w16sdtfl w16du wp14">
   <w:p>
     <w:pPr>
       <w:pStyle w:val="Footer"/>
@@ -1889,7 +2010,7 @@
 </file>
 
 <file path=word/footer3.xml><?xml version="1.0" encoding="utf-8"?>
-<w:ftr xmlns:wpc="http://schemas.microsoft.com/office/word/2010/wordprocessingCanvas" xmlns:cx="http://schemas.microsoft.com/office/drawing/2014/chartex" xmlns:cx1="http://schemas.microsoft.com/office/drawing/2015/9/8/chartex" xmlns:cx2="http://schemas.microsoft.com/office/drawing/2015/10/21/chartex" xmlns:cx3="http://schemas.microsoft.com/office/drawing/2016/5/9/chartex" xmlns:cx4="http://schemas.microsoft.com/office/drawing/2016/5/10/chartex" xmlns:cx5="http://schemas.microsoft.com/office/drawing/2016/5/11/chartex" xmlns:cx6="http://schemas.microsoft.com/office/drawing/2016/5/12/chartex" xmlns:cx7="http://schemas.microsoft.com/office/drawing/2016/5/13/chartex" xmlns:cx8="http://schemas.microsoft.com/office/drawing/2016/5/14/chartex" xmlns:mc="http://schemas.openxmlformats.org/markup-compatibility/2006" xmlns:aink="http://schemas.microsoft.com/office/drawing/2016/ink" xmlns:am3d="http://schemas.microsoft.com/office/drawing/2017/model3d" xmlns:o="urn:schemas-microsoft-com:office:office" xmlns:oel="http://schemas.microsoft.com/office/2019/extlst" xmlns:r="http://schemas.openxmlformats.org/officeDocument/2006/relationships" xmlns:m="http://schemas.openxmlformats.org/officeDocument/2006/math" xmlns:v="urn:schemas-microsoft-com:vml" xmlns:wp14="http://schemas.microsoft.com/office/word/2010/wordprocessingDrawing" xmlns:wp="http://schemas.openxmlformats.org/drawingml/2006/wordprocessingDrawing" xmlns:w10="urn:schemas-microsoft-com:office:word" xmlns:w="http://schemas.openxmlformats.org/wordprocessingml/2006/main" xmlns:w14="http://schemas.microsoft.com/office/word/2010/wordml" xmlns:w15="http://schemas.microsoft.com/office/word/2012/wordml" xmlns:w16cex="http://schemas.microsoft.com/office/word/2018/wordml/cex" xmlns:w16cid="http://schemas.microsoft.com/office/word/2016/wordml/cid" xmlns:w16="http://schemas.microsoft.com/office/word/2018/wordml" xmlns:w16sdtdh="http://schemas.microsoft.com/office/word/2020/wordml/sdtdatahash" xmlns:w16se="http://schemas.microsoft.com/office/word/2015/wordml/symex" xmlns:wpg="http://schemas.microsoft.com/office/word/2010/wordprocessingGroup" xmlns:wpi="http://schemas.microsoft.com/office/word/2010/wordprocessingInk" xmlns:wne="http://schemas.microsoft.com/office/word/2006/wordml" xmlns:wps="http://schemas.microsoft.com/office/word/2010/wordprocessingShape" mc:Ignorable="w14 w15 w16se w16cid w16 w16cex w16sdtdh wp14">
+<w:ftr xmlns:wpc="http://schemas.microsoft.com/office/word/2010/wordprocessingCanvas" xmlns:cx="http://schemas.microsoft.com/office/drawing/2014/chartex" xmlns:cx1="http://schemas.microsoft.com/office/drawing/2015/9/8/chartex" xmlns:cx2="http://schemas.microsoft.com/office/drawing/2015/10/21/chartex" xmlns:cx3="http://schemas.microsoft.com/office/drawing/2016/5/9/chartex" xmlns:cx4="http://schemas.microsoft.com/office/drawing/2016/5/10/chartex" xmlns:cx5="http://schemas.microsoft.com/office/drawing/2016/5/11/chartex" xmlns:cx6="http://schemas.microsoft.com/office/drawing/2016/5/12/chartex" xmlns:cx7="http://schemas.microsoft.com/office/drawing/2016/5/13/chartex" xmlns:cx8="http://schemas.microsoft.com/office/drawing/2016/5/14/chartex" xmlns:mc="http://schemas.openxmlformats.org/markup-compatibility/2006" xmlns:aink="http://schemas.microsoft.com/office/drawing/2016/ink" xmlns:am3d="http://schemas.microsoft.com/office/drawing/2017/model3d" xmlns:o="urn:schemas-microsoft-com:office:office" xmlns:oel="http://schemas.microsoft.com/office/2019/extlst" xmlns:r="http://schemas.openxmlformats.org/officeDocument/2006/relationships" xmlns:m="http://schemas.openxmlformats.org/officeDocument/2006/math" xmlns:v="urn:schemas-microsoft-com:vml" xmlns:wp14="http://schemas.microsoft.com/office/word/2010/wordprocessingDrawing" xmlns:wp="http://schemas.openxmlformats.org/drawingml/2006/wordprocessingDrawing" xmlns:w10="urn:schemas-microsoft-com:office:word" xmlns:w="http://schemas.openxmlformats.org/wordprocessingml/2006/main" xmlns:w14="http://schemas.microsoft.com/office/word/2010/wordml" xmlns:w15="http://schemas.microsoft.com/office/word/2012/wordml" xmlns:w16cex="http://schemas.microsoft.com/office/word/2018/wordml/cex" xmlns:w16cid="http://schemas.microsoft.com/office/word/2016/wordml/cid" xmlns:w16="http://schemas.microsoft.com/office/word/2018/wordml" xmlns:w16du="http://schemas.microsoft.com/office/word/2023/wordml/word16du" xmlns:w16sdtdh="http://schemas.microsoft.com/office/word/2020/wordml/sdtdatahash" xmlns:w16sdtfl="http://schemas.microsoft.com/office/word/2024/wordml/sdtformatlock" xmlns:w16se="http://schemas.microsoft.com/office/word/2015/wordml/symex" xmlns:wpg="http://schemas.microsoft.com/office/word/2010/wordprocessingGroup" xmlns:wpi="http://schemas.microsoft.com/office/word/2010/wordprocessingInk" xmlns:wne="http://schemas.microsoft.com/office/word/2006/wordml" xmlns:wps="http://schemas.microsoft.com/office/word/2010/wordprocessingShape" mc:Ignorable="w14 w15 w16se w16cid w16 w16cex w16sdtdh w16sdtfl w16du wp14">
   <w:p>
     <w:pPr>
       <w:pStyle w:val="Footer"/>
@@ -1899,7 +2020,7 @@
 </file>
 
 <file path=word/footnotes.xml><?xml version="1.0" encoding="utf-8"?>
-<w:footnotes xmlns:wpc="http://schemas.microsoft.com/office/word/2010/wordprocessingCanvas" xmlns:cx="http://schemas.microsoft.com/office/drawing/2014/chartex" xmlns:cx1="http://schemas.microsoft.com/office/drawing/2015/9/8/chartex" xmlns:cx2="http://schemas.microsoft.com/office/drawing/2015/10/21/chartex" xmlns:cx3="http://schemas.microsoft.com/office/drawing/2016/5/9/chartex" xmlns:cx4="http://schemas.microsoft.com/office/drawing/2016/5/10/chartex" xmlns:cx5="http://schemas.microsoft.com/office/drawing/2016/5/11/chartex" xmlns:cx6="http://schemas.microsoft.com/office/drawing/2016/5/12/chartex" xmlns:cx7="http://schemas.microsoft.com/office/drawing/2016/5/13/chartex" xmlns:cx8="http://schemas.microsoft.com/office/drawing/2016/5/14/chartex" xmlns:mc="http://schemas.openxmlformats.org/markup-compatibility/2006" xmlns:aink="http://schemas.microsoft.com/office/drawing/2016/ink" xmlns:am3d="http://schemas.microsoft.com/office/drawing/2017/model3d" xmlns:o="urn:schemas-microsoft-com:office:office" xmlns:oel="http://schemas.microsoft.com/office/2019/extlst" xmlns:r="http://schemas.openxmlformats.org/officeDocument/2006/relationships" xmlns:m="http://schemas.openxmlformats.org/officeDocument/2006/math" xmlns:v="urn:schemas-microsoft-com:vml" xmlns:wp14="http://schemas.microsoft.com/office/word/2010/wordprocessingDrawing" xmlns:wp="http://schemas.openxmlformats.org/drawingml/2006/wordprocessingDrawing" xmlns:w10="urn:schemas-microsoft-com:office:word" xmlns:w="http://schemas.openxmlformats.org/wordprocessingml/2006/main" xmlns:w14="http://schemas.microsoft.com/office/word/2010/wordml" xmlns:w15="http://schemas.microsoft.com/office/word/2012/wordml" xmlns:w16cex="http://schemas.microsoft.com/office/word/2018/wordml/cex" xmlns:w16cid="http://schemas.microsoft.com/office/word/2016/wordml/cid" xmlns:w16="http://schemas.microsoft.com/office/word/2018/wordml" xmlns:w16sdtdh="http://schemas.microsoft.com/office/word/2020/wordml/sdtdatahash" xmlns:w16se="http://schemas.microsoft.com/office/word/2015/wordml/symex" xmlns:wpg="http://schemas.microsoft.com/office/word/2010/wordprocessingGroup" xmlns:wpi="http://schemas.microsoft.com/office/word/2010/wordprocessingInk" xmlns:wne="http://schemas.microsoft.com/office/word/2006/wordml" xmlns:wps="http://schemas.microsoft.com/office/word/2010/wordprocessingShape" mc:Ignorable="w14 w15 w16se w16cid w16 w16cex w16sdtdh wp14">
+<w:footnotes xmlns:wpc="http://schemas.microsoft.com/office/word/2010/wordprocessingCanvas" xmlns:cx="http://schemas.microsoft.com/office/drawing/2014/chartex" xmlns:cx1="http://schemas.microsoft.com/office/drawing/2015/9/8/chartex" xmlns:cx2="http://schemas.microsoft.com/office/drawing/2015/10/21/chartex" xmlns:cx3="http://schemas.microsoft.com/office/drawing/2016/5/9/chartex" xmlns:cx4="http://schemas.microsoft.com/office/drawing/2016/5/10/chartex" xmlns:cx5="http://schemas.microsoft.com/office/drawing/2016/5/11/chartex" xmlns:cx6="http://schemas.microsoft.com/office/drawing/2016/5/12/chartex" xmlns:cx7="http://schemas.microsoft.com/office/drawing/2016/5/13/chartex" xmlns:cx8="http://schemas.microsoft.com/office/drawing/2016/5/14/chartex" xmlns:mc="http://schemas.openxmlformats.org/markup-compatibility/2006" xmlns:aink="http://schemas.microsoft.com/office/drawing/2016/ink" xmlns:am3d="http://schemas.microsoft.com/office/drawing/2017/model3d" xmlns:o="urn:schemas-microsoft-com:office:office" xmlns:oel="http://schemas.microsoft.com/office/2019/extlst" xmlns:r="http://schemas.openxmlformats.org/officeDocument/2006/relationships" xmlns:m="http://schemas.openxmlformats.org/officeDocument/2006/math" xmlns:v="urn:schemas-microsoft-com:vml" xmlns:wp14="http://schemas.microsoft.com/office/word/2010/wordprocessingDrawing" xmlns:wp="http://schemas.openxmlformats.org/drawingml/2006/wordprocessingDrawing" xmlns:w10="urn:schemas-microsoft-com:office:word" xmlns:w="http://schemas.openxmlformats.org/wordprocessingml/2006/main" xmlns:w14="http://schemas.microsoft.com/office/word/2010/wordml" xmlns:w15="http://schemas.microsoft.com/office/word/2012/wordml" xmlns:w16cex="http://schemas.microsoft.com/office/word/2018/wordml/cex" xmlns:w16cid="http://schemas.microsoft.com/office/word/2016/wordml/cid" xmlns:w16="http://schemas.microsoft.com/office/word/2018/wordml" xmlns:w16du="http://schemas.microsoft.com/office/word/2023/wordml/word16du" xmlns:w16sdtdh="http://schemas.microsoft.com/office/word/2020/wordml/sdtdatahash" xmlns:w16sdtfl="http://schemas.microsoft.com/office/word/2024/wordml/sdtformatlock" xmlns:w16se="http://schemas.microsoft.com/office/word/2015/wordml/symex" xmlns:wpg="http://schemas.microsoft.com/office/word/2010/wordprocessingGroup" xmlns:wpi="http://schemas.microsoft.com/office/word/2010/wordprocessingInk" xmlns:wne="http://schemas.microsoft.com/office/word/2006/wordml" xmlns:wps="http://schemas.microsoft.com/office/word/2010/wordprocessingShape" mc:Ignorable="w14 w15 w16se w16cid w16 w16cex w16sdtdh w16sdtfl w16du wp14">
   <w:footnote w:type="separator" w:id="-1">
     <w:p>
       <w:pPr>
@@ -1924,7 +2045,7 @@
 </file>
 
 <file path=word/header1.xml><?xml version="1.0" encoding="utf-8"?>
-<w:hdr xmlns:wpc="http://schemas.microsoft.com/office/word/2010/wordprocessingCanvas" xmlns:cx="http://schemas.microsoft.com/office/drawing/2014/chartex" xmlns:cx1="http://schemas.microsoft.com/office/drawing/2015/9/8/chartex" xmlns:cx2="http://schemas.microsoft.com/office/drawing/2015/10/21/chartex" xmlns:cx3="http://schemas.microsoft.com/office/drawing/2016/5/9/chartex" xmlns:cx4="http://schemas.microsoft.com/office/drawing/2016/5/10/chartex" xmlns:cx5="http://schemas.microsoft.com/office/drawing/2016/5/11/chartex" xmlns:cx6="http://schemas.microsoft.com/office/drawing/2016/5/12/chartex" xmlns:cx7="http://schemas.microsoft.com/office/drawing/2016/5/13/chartex" xmlns:cx8="http://schemas.microsoft.com/office/drawing/2016/5/14/chartex" xmlns:mc="http://schemas.openxmlformats.org/markup-compatibility/2006" xmlns:aink="http://schemas.microsoft.com/office/drawing/2016/ink" xmlns:am3d="http://schemas.microsoft.com/office/drawing/2017/model3d" xmlns:o="urn:schemas-microsoft-com:office:office" xmlns:oel="http://schemas.microsoft.com/office/2019/extlst" xmlns:r="http://schemas.openxmlformats.org/officeDocument/2006/relationships" xmlns:m="http://schemas.openxmlformats.org/officeDocument/2006/math" xmlns:v="urn:schemas-microsoft-com:vml" xmlns:wp14="http://schemas.microsoft.com/office/word/2010/wordprocessingDrawing" xmlns:wp="http://schemas.openxmlformats.org/drawingml/2006/wordprocessingDrawing" xmlns:w10="urn:schemas-microsoft-com:office:word" xmlns:w="http://schemas.openxmlformats.org/wordprocessingml/2006/main" xmlns:w14="http://schemas.microsoft.com/office/word/2010/wordml" xmlns:w15="http://schemas.microsoft.com/office/word/2012/wordml" xmlns:w16cex="http://schemas.microsoft.com/office/word/2018/wordml/cex" xmlns:w16cid="http://schemas.microsoft.com/office/word/2016/wordml/cid" xmlns:w16="http://schemas.microsoft.com/office/word/2018/wordml" xmlns:w16sdtdh="http://schemas.microsoft.com/office/word/2020/wordml/sdtdatahash" xmlns:w16se="http://schemas.microsoft.com/office/word/2015/wordml/symex" xmlns:wpg="http://schemas.microsoft.com/office/word/2010/wordprocessingGroup" xmlns:wpi="http://schemas.microsoft.com/office/word/2010/wordprocessingInk" xmlns:wne="http://schemas.microsoft.com/office/word/2006/wordml" xmlns:wps="http://schemas.microsoft.com/office/word/2010/wordprocessingShape" mc:Ignorable="w14 w15 w16se w16cid w16 w16cex w16sdtdh wp14">
+<w:hdr xmlns:wpc="http://schemas.microsoft.com/office/word/2010/wordprocessingCanvas" xmlns:cx="http://schemas.microsoft.com/office/drawing/2014/chartex" xmlns:cx1="http://schemas.microsoft.com/office/drawing/2015/9/8/chartex" xmlns:cx2="http://schemas.microsoft.com/office/drawing/2015/10/21/chartex" xmlns:cx3="http://schemas.microsoft.com/office/drawing/2016/5/9/chartex" xmlns:cx4="http://schemas.microsoft.com/office/drawing/2016/5/10/chartex" xmlns:cx5="http://schemas.microsoft.com/office/drawing/2016/5/11/chartex" xmlns:cx6="http://schemas.microsoft.com/office/drawing/2016/5/12/chartex" xmlns:cx7="http://schemas.microsoft.com/office/drawing/2016/5/13/chartex" xmlns:cx8="http://schemas.microsoft.com/office/drawing/2016/5/14/chartex" xmlns:mc="http://schemas.openxmlformats.org/markup-compatibility/2006" xmlns:aink="http://schemas.microsoft.com/office/drawing/2016/ink" xmlns:am3d="http://schemas.microsoft.com/office/drawing/2017/model3d" xmlns:o="urn:schemas-microsoft-com:office:office" xmlns:oel="http://schemas.microsoft.com/office/2019/extlst" xmlns:r="http://schemas.openxmlformats.org/officeDocument/2006/relationships" xmlns:m="http://schemas.openxmlformats.org/officeDocument/2006/math" xmlns:v="urn:schemas-microsoft-com:vml" xmlns:wp14="http://schemas.microsoft.com/office/word/2010/wordprocessingDrawing" xmlns:wp="http://schemas.openxmlformats.org/drawingml/2006/wordprocessingDrawing" xmlns:w10="urn:schemas-microsoft-com:office:word" xmlns:w="http://schemas.openxmlformats.org/wordprocessingml/2006/main" xmlns:w14="http://schemas.microsoft.com/office/word/2010/wordml" xmlns:w15="http://schemas.microsoft.com/office/word/2012/wordml" xmlns:w16cex="http://schemas.microsoft.com/office/word/2018/wordml/cex" xmlns:w16cid="http://schemas.microsoft.com/office/word/2016/wordml/cid" xmlns:w16="http://schemas.microsoft.com/office/word/2018/wordml" xmlns:w16du="http://schemas.microsoft.com/office/word/2023/wordml/word16du" xmlns:w16sdtdh="http://schemas.microsoft.com/office/word/2020/wordml/sdtdatahash" xmlns:w16sdtfl="http://schemas.microsoft.com/office/word/2024/wordml/sdtformatlock" xmlns:w16se="http://schemas.microsoft.com/office/word/2015/wordml/symex" xmlns:wpg="http://schemas.microsoft.com/office/word/2010/wordprocessingGroup" xmlns:wpi="http://schemas.microsoft.com/office/word/2010/wordprocessingInk" xmlns:wne="http://schemas.microsoft.com/office/word/2006/wordml" xmlns:wps="http://schemas.microsoft.com/office/word/2010/wordprocessingShape" mc:Ignorable="w14 w15 w16se w16cid w16 w16cex w16sdtdh w16sdtfl w16du wp14">
   <w:p>
     <w:pPr>
       <w:pStyle w:val="Header"/>
@@ -1934,7 +2055,7 @@
 </file>
 
 <file path=word/header2.xml><?xml version="1.0" encoding="utf-8"?>
-<w:hdr xmlns:wpc="http://schemas.microsoft.com/office/word/2010/wordprocessingCanvas" xmlns:cx="http://schemas.microsoft.com/office/drawing/2014/chartex" xmlns:cx1="http://schemas.microsoft.com/office/drawing/2015/9/8/chartex" xmlns:cx2="http://schemas.microsoft.com/office/drawing/2015/10/21/chartex" xmlns:cx3="http://schemas.microsoft.com/office/drawing/2016/5/9/chartex" xmlns:cx4="http://schemas.microsoft.com/office/drawing/2016/5/10/chartex" xmlns:cx5="http://schemas.microsoft.com/office/drawing/2016/5/11/chartex" xmlns:cx6="http://schemas.microsoft.com/office/drawing/2016/5/12/chartex" xmlns:cx7="http://schemas.microsoft.com/office/drawing/2016/5/13/chartex" xmlns:cx8="http://schemas.microsoft.com/office/drawing/2016/5/14/chartex" xmlns:mc="http://schemas.openxmlformats.org/markup-compatibility/2006" xmlns:aink="http://schemas.microsoft.com/office/drawing/2016/ink" xmlns:am3d="http://schemas.microsoft.com/office/drawing/2017/model3d" xmlns:o="urn:schemas-microsoft-com:office:office" xmlns:oel="http://schemas.microsoft.com/office/2019/extlst" xmlns:r="http://schemas.openxmlformats.org/officeDocument/2006/relationships" xmlns:m="http://schemas.openxmlformats.org/officeDocument/2006/math" xmlns:v="urn:schemas-microsoft-com:vml" xmlns:wp14="http://schemas.microsoft.com/office/word/2010/wordprocessingDrawing" xmlns:wp="http://schemas.openxmlformats.org/drawingml/2006/wordprocessingDrawing" xmlns:w10="urn:schemas-microsoft-com:office:word" xmlns:w="http://schemas.openxmlformats.org/wordprocessingml/2006/main" xmlns:w14="http://schemas.microsoft.com/office/word/2010/wordml" xmlns:w15="http://schemas.microsoft.com/office/word/2012/wordml" xmlns:w16cex="http://schemas.microsoft.com/office/word/2018/wordml/cex" xmlns:w16cid="http://schemas.microsoft.com/office/word/2016/wordml/cid" xmlns:w16="http://schemas.microsoft.com/office/word/2018/wordml" xmlns:w16sdtdh="http://schemas.microsoft.com/office/word/2020/wordml/sdtdatahash" xmlns:w16se="http://schemas.microsoft.com/office/word/2015/wordml/symex" xmlns:wpg="http://schemas.microsoft.com/office/word/2010/wordprocessingGroup" xmlns:wpi="http://schemas.microsoft.com/office/word/2010/wordprocessingInk" xmlns:wne="http://schemas.microsoft.com/office/word/2006/wordml" xmlns:wps="http://schemas.microsoft.com/office/word/2010/wordprocessingShape" mc:Ignorable="w14 w15 w16se w16cid w16 w16cex w16sdtdh wp14">
+<w:hdr xmlns:wpc="http://schemas.microsoft.com/office/word/2010/wordprocessingCanvas" xmlns:cx="http://schemas.microsoft.com/office/drawing/2014/chartex" xmlns:cx1="http://schemas.microsoft.com/office/drawing/2015/9/8/chartex" xmlns:cx2="http://schemas.microsoft.com/office/drawing/2015/10/21/chartex" xmlns:cx3="http://schemas.microsoft.com/office/drawing/2016/5/9/chartex" xmlns:cx4="http://schemas.microsoft.com/office/drawing/2016/5/10/chartex" xmlns:cx5="http://schemas.microsoft.com/office/drawing/2016/5/11/chartex" xmlns:cx6="http://schemas.microsoft.com/office/drawing/2016/5/12/chartex" xmlns:cx7="http://schemas.microsoft.com/office/drawing/2016/5/13/chartex" xmlns:cx8="http://schemas.microsoft.com/office/drawing/2016/5/14/chartex" xmlns:mc="http://schemas.openxmlformats.org/markup-compatibility/2006" xmlns:aink="http://schemas.microsoft.com/office/drawing/2016/ink" xmlns:am3d="http://schemas.microsoft.com/office/drawing/2017/model3d" xmlns:o="urn:schemas-microsoft-com:office:office" xmlns:oel="http://schemas.microsoft.com/office/2019/extlst" xmlns:r="http://schemas.openxmlformats.org/officeDocument/2006/relationships" xmlns:m="http://schemas.openxmlformats.org/officeDocument/2006/math" xmlns:v="urn:schemas-microsoft-com:vml" xmlns:wp14="http://schemas.microsoft.com/office/word/2010/wordprocessingDrawing" xmlns:wp="http://schemas.openxmlformats.org/drawingml/2006/wordprocessingDrawing" xmlns:w10="urn:schemas-microsoft-com:office:word" xmlns:w="http://schemas.openxmlformats.org/wordprocessingml/2006/main" xmlns:w14="http://schemas.microsoft.com/office/word/2010/wordml" xmlns:w15="http://schemas.microsoft.com/office/word/2012/wordml" xmlns:w16cex="http://schemas.microsoft.com/office/word/2018/wordml/cex" xmlns:w16cid="http://schemas.microsoft.com/office/word/2016/wordml/cid" xmlns:w16="http://schemas.microsoft.com/office/word/2018/wordml" xmlns:w16du="http://schemas.microsoft.com/office/word/2023/wordml/word16du" xmlns:w16sdtdh="http://schemas.microsoft.com/office/word/2020/wordml/sdtdatahash" xmlns:w16sdtfl="http://schemas.microsoft.com/office/word/2024/wordml/sdtformatlock" xmlns:w16se="http://schemas.microsoft.com/office/word/2015/wordml/symex" xmlns:wpg="http://schemas.microsoft.com/office/word/2010/wordprocessingGroup" xmlns:wpi="http://schemas.microsoft.com/office/word/2010/wordprocessingInk" xmlns:wne="http://schemas.microsoft.com/office/word/2006/wordml" xmlns:wps="http://schemas.microsoft.com/office/word/2010/wordprocessingShape" mc:Ignorable="w14 w15 w16se w16cid w16 w16cex w16sdtdh w16sdtfl w16du wp14">
   <w:p>
     <w:pPr>
       <w:pStyle w:val="Header"/>
@@ -1945,7 +2066,7 @@
 </file>
 
 <file path=word/header3.xml><?xml version="1.0" encoding="utf-8"?>
-<w:hdr xmlns:wpc="http://schemas.microsoft.com/office/word/2010/wordprocessingCanvas" xmlns:cx="http://schemas.microsoft.com/office/drawing/2014/chartex" xmlns:cx1="http://schemas.microsoft.com/office/drawing/2015/9/8/chartex" xmlns:cx2="http://schemas.microsoft.com/office/drawing/2015/10/21/chartex" xmlns:cx3="http://schemas.microsoft.com/office/drawing/2016/5/9/chartex" xmlns:cx4="http://schemas.microsoft.com/office/drawing/2016/5/10/chartex" xmlns:cx5="http://schemas.microsoft.com/office/drawing/2016/5/11/chartex" xmlns:cx6="http://schemas.microsoft.com/office/drawing/2016/5/12/chartex" xmlns:cx7="http://schemas.microsoft.com/office/drawing/2016/5/13/chartex" xmlns:cx8="http://schemas.microsoft.com/office/drawing/2016/5/14/chartex" xmlns:mc="http://schemas.openxmlformats.org/markup-compatibility/2006" xmlns:aink="http://schemas.microsoft.com/office/drawing/2016/ink" xmlns:am3d="http://schemas.microsoft.com/office/drawing/2017/model3d" xmlns:o="urn:schemas-microsoft-com:office:office" xmlns:oel="http://schemas.microsoft.com/office/2019/extlst" xmlns:r="http://schemas.openxmlformats.org/officeDocument/2006/relationships" xmlns:m="http://schemas.openxmlformats.org/officeDocument/2006/math" xmlns:v="urn:schemas-microsoft-com:vml" xmlns:wp14="http://schemas.microsoft.com/office/word/2010/wordprocessingDrawing" xmlns:wp="http://schemas.openxmlformats.org/drawingml/2006/wordprocessingDrawing" xmlns:w10="urn:schemas-microsoft-com:office:word" xmlns:w="http://schemas.openxmlformats.org/wordprocessingml/2006/main" xmlns:w14="http://schemas.microsoft.com/office/word/2010/wordml" xmlns:w15="http://schemas.microsoft.com/office/word/2012/wordml" xmlns:w16cex="http://schemas.microsoft.com/office/word/2018/wordml/cex" xmlns:w16cid="http://schemas.microsoft.com/office/word/2016/wordml/cid" xmlns:w16="http://schemas.microsoft.com/office/word/2018/wordml" xmlns:w16sdtdh="http://schemas.microsoft.com/office/word/2020/wordml/sdtdatahash" xmlns:w16se="http://schemas.microsoft.com/office/word/2015/wordml/symex" xmlns:wpg="http://schemas.microsoft.com/office/word/2010/wordprocessingGroup" xmlns:wpi="http://schemas.microsoft.com/office/word/2010/wordprocessingInk" xmlns:wne="http://schemas.microsoft.com/office/word/2006/wordml" xmlns:wps="http://schemas.microsoft.com/office/word/2010/wordprocessingShape" mc:Ignorable="w14 w15 w16se w16cid w16 w16cex w16sdtdh wp14">
+<w:hdr xmlns:wpc="http://schemas.microsoft.com/office/word/2010/wordprocessingCanvas" xmlns:cx="http://schemas.microsoft.com/office/drawing/2014/chartex" xmlns:cx1="http://schemas.microsoft.com/office/drawing/2015/9/8/chartex" xmlns:cx2="http://schemas.microsoft.com/office/drawing/2015/10/21/chartex" xmlns:cx3="http://schemas.microsoft.com/office/drawing/2016/5/9/chartex" xmlns:cx4="http://schemas.microsoft.com/office/drawing/2016/5/10/chartex" xmlns:cx5="http://schemas.microsoft.com/office/drawing/2016/5/11/chartex" xmlns:cx6="http://schemas.microsoft.com/office/drawing/2016/5/12/chartex" xmlns:cx7="http://schemas.microsoft.com/office/drawing/2016/5/13/chartex" xmlns:cx8="http://schemas.microsoft.com/office/drawing/2016/5/14/chartex" xmlns:mc="http://schemas.openxmlformats.org/markup-compatibility/2006" xmlns:aink="http://schemas.microsoft.com/office/drawing/2016/ink" xmlns:am3d="http://schemas.microsoft.com/office/drawing/2017/model3d" xmlns:o="urn:schemas-microsoft-com:office:office" xmlns:oel="http://schemas.microsoft.com/office/2019/extlst" xmlns:r="http://schemas.openxmlformats.org/officeDocument/2006/relationships" xmlns:m="http://schemas.openxmlformats.org/officeDocument/2006/math" xmlns:v="urn:schemas-microsoft-com:vml" xmlns:wp14="http://schemas.microsoft.com/office/word/2010/wordprocessingDrawing" xmlns:wp="http://schemas.openxmlformats.org/drawingml/2006/wordprocessingDrawing" xmlns:w10="urn:schemas-microsoft-com:office:word" xmlns:w="http://schemas.openxmlformats.org/wordprocessingml/2006/main" xmlns:w14="http://schemas.microsoft.com/office/word/2010/wordml" xmlns:w15="http://schemas.microsoft.com/office/word/2012/wordml" xmlns:w16cex="http://schemas.microsoft.com/office/word/2018/wordml/cex" xmlns:w16cid="http://schemas.microsoft.com/office/word/2016/wordml/cid" xmlns:w16="http://schemas.microsoft.com/office/word/2018/wordml" xmlns:w16du="http://schemas.microsoft.com/office/word/2023/wordml/word16du" xmlns:w16sdtdh="http://schemas.microsoft.com/office/word/2020/wordml/sdtdatahash" xmlns:w16sdtfl="http://schemas.microsoft.com/office/word/2024/wordml/sdtformatlock" xmlns:w16se="http://schemas.microsoft.com/office/word/2015/wordml/symex" xmlns:wpg="http://schemas.microsoft.com/office/word/2010/wordprocessingGroup" xmlns:wpi="http://schemas.microsoft.com/office/word/2010/wordprocessingInk" xmlns:wne="http://schemas.microsoft.com/office/word/2006/wordml" xmlns:wps="http://schemas.microsoft.com/office/word/2010/wordprocessingShape" mc:Ignorable="w14 w15 w16se w16cid w16 w16cex w16sdtdh w16sdtfl w16du wp14">
   <w:p>
     <w:pPr>
       <w:pStyle w:val="Header"/>
@@ -1954,7 +2075,7 @@
     <w:r>
       <w:tab/>
       <w:tab/>
-      <w:t>2026-06-17</w:t>
+      <w:t>2026-06-18</w:t>
       <w:br/>
       <w:br/>
     </w:r>
@@ -1971,7 +2092,7 @@
 </file>
 
 <file path=word/numbering.xml><?xml version="1.0" encoding="utf-8"?>
-<w:numbering xmlns:wpc="http://schemas.microsoft.com/office/word/2010/wordprocessingCanvas" xmlns:cx="http://schemas.microsoft.com/office/drawing/2014/chartex" xmlns:cx1="http://schemas.microsoft.com/office/drawing/2015/9/8/chartex" xmlns:cx2="http://schemas.microsoft.com/office/drawing/2015/10/21/chartex" xmlns:cx3="http://schemas.microsoft.com/office/drawing/2016/5/9/chartex" xmlns:cx4="http://schemas.microsoft.com/office/drawing/2016/5/10/chartex" xmlns:cx5="http://schemas.microsoft.com/office/drawing/2016/5/11/chartex" xmlns:cx6="http://schemas.microsoft.com/office/drawing/2016/5/12/chartex" xmlns:cx7="http://schemas.microsoft.com/office/drawing/2016/5/13/chartex" xmlns:cx8="http://schemas.microsoft.com/office/drawing/2016/5/14/chartex" xmlns:mc="http://schemas.openxmlformats.org/markup-compatibility/2006" xmlns:aink="http://schemas.microsoft.com/office/drawing/2016/ink" xmlns:am3d="http://schemas.microsoft.com/office/drawing/2017/model3d" xmlns:o="urn:schemas-microsoft-com:office:office" xmlns:oel="http://schemas.microsoft.com/office/2019/extlst" xmlns:r="http://schemas.openxmlformats.org/officeDocument/2006/relationships" xmlns:m="http://schemas.openxmlformats.org/officeDocument/2006/math" xmlns:v="urn:schemas-microsoft-com:vml" xmlns:wp14="http://schemas.microsoft.com/office/word/2010/wordprocessingDrawing" xmlns:wp="http://schemas.openxmlformats.org/drawingml/2006/wordprocessingDrawing" xmlns:w10="urn:schemas-microsoft-com:office:word" xmlns:w="http://schemas.openxmlformats.org/wordprocessingml/2006/main" xmlns:w14="http://schemas.microsoft.com/office/word/2010/wordml" xmlns:w15="http://schemas.microsoft.com/office/word/2012/wordml" xmlns:w16cex="http://schemas.microsoft.com/office/word/2018/wordml/cex" xmlns:w16cid="http://schemas.microsoft.com/office/word/2016/wordml/cid" xmlns:w16="http://schemas.microsoft.com/office/word/2018/wordml" xmlns:w16sdtdh="http://schemas.microsoft.com/office/word/2020/wordml/sdtdatahash" xmlns:w16se="http://schemas.microsoft.com/office/word/2015/wordml/symex" xmlns:wpg="http://schemas.microsoft.com/office/word/2010/wordprocessingGroup" xmlns:wpi="http://schemas.microsoft.com/office/word/2010/wordprocessingInk" xmlns:wne="http://schemas.microsoft.com/office/word/2006/wordml" xmlns:wps="http://schemas.microsoft.com/office/word/2010/wordprocessingShape" mc:Ignorable="w14 w15 w16se w16cid w16 w16cex w16sdtdh wp14">
+<w:numbering xmlns:wpc="http://schemas.microsoft.com/office/word/2010/wordprocessingCanvas" xmlns:cx="http://schemas.microsoft.com/office/drawing/2014/chartex" xmlns:cx1="http://schemas.microsoft.com/office/drawing/2015/9/8/chartex" xmlns:cx2="http://schemas.microsoft.com/office/drawing/2015/10/21/chartex" xmlns:cx3="http://schemas.microsoft.com/office/drawing/2016/5/9/chartex" xmlns:cx4="http://schemas.microsoft.com/office/drawing/2016/5/10/chartex" xmlns:cx5="http://schemas.microsoft.com/office/drawing/2016/5/11/chartex" xmlns:cx6="http://schemas.microsoft.com/office/drawing/2016/5/12/chartex" xmlns:cx7="http://schemas.microsoft.com/office/drawing/2016/5/13/chartex" xmlns:cx8="http://schemas.microsoft.com/office/drawing/2016/5/14/chartex" xmlns:mc="http://schemas.openxmlformats.org/markup-compatibility/2006" xmlns:aink="http://schemas.microsoft.com/office/drawing/2016/ink" xmlns:am3d="http://schemas.microsoft.com/office/drawing/2017/model3d" xmlns:o="urn:schemas-microsoft-com:office:office" xmlns:oel="http://schemas.microsoft.com/office/2019/extlst" xmlns:r="http://schemas.openxmlformats.org/officeDocument/2006/relationships" xmlns:m="http://schemas.openxmlformats.org/officeDocument/2006/math" xmlns:v="urn:schemas-microsoft-com:vml" xmlns:wp14="http://schemas.microsoft.com/office/word/2010/wordprocessingDrawing" xmlns:wp="http://schemas.openxmlformats.org/drawingml/2006/wordprocessingDrawing" xmlns:w10="urn:schemas-microsoft-com:office:word" xmlns:w="http://schemas.openxmlformats.org/wordprocessingml/2006/main" xmlns:w14="http://schemas.microsoft.com/office/word/2010/wordml" xmlns:w15="http://schemas.microsoft.com/office/word/2012/wordml" xmlns:w16cex="http://schemas.microsoft.com/office/word/2018/wordml/cex" xmlns:w16cid="http://schemas.microsoft.com/office/word/2016/wordml/cid" xmlns:w16="http://schemas.microsoft.com/office/word/2018/wordml" xmlns:w16du="http://schemas.microsoft.com/office/word/2023/wordml/word16du" xmlns:w16sdtdh="http://schemas.microsoft.com/office/word/2020/wordml/sdtdatahash" xmlns:w16sdtfl="http://schemas.microsoft.com/office/word/2024/wordml/sdtformatlock" xmlns:w16se="http://schemas.microsoft.com/office/word/2015/wordml/symex" xmlns:wpg="http://schemas.microsoft.com/office/word/2010/wordprocessingGroup" xmlns:wpi="http://schemas.microsoft.com/office/word/2010/wordprocessingInk" xmlns:wne="http://schemas.microsoft.com/office/word/2006/wordml" xmlns:wps="http://schemas.microsoft.com/office/word/2010/wordprocessingShape" mc:Ignorable="w14 w15 w16se w16cid w16 w16cex w16sdtdh w16sdtfl w16du wp14">
   <w:abstractNum w:abstractNumId="0" w15:restartNumberingAfterBreak="0">
     <w:nsid w:val="FFFFFF7C"/>
     <w:multiLevelType w:val="singleLevel"/>
@@ -2174,7 +2295,7 @@
 </file>
 
 <file path=word/styles.xml><?xml version="1.0" encoding="utf-8"?>
-<w:styles xmlns:mc="http://schemas.openxmlformats.org/markup-compatibility/2006" xmlns:r="http://schemas.openxmlformats.org/officeDocument/2006/relationships" xmlns:w="http://schemas.openxmlformats.org/wordprocessingml/2006/main" xmlns:w14="http://schemas.microsoft.com/office/word/2010/wordml" xmlns:w15="http://schemas.microsoft.com/office/word/2012/wordml" xmlns:w16cex="http://schemas.microsoft.com/office/word/2018/wordml/cex" xmlns:w16cid="http://schemas.microsoft.com/office/word/2016/wordml/cid" xmlns:w16="http://schemas.microsoft.com/office/word/2018/wordml" xmlns:w16sdtdh="http://schemas.microsoft.com/office/word/2020/wordml/sdtdatahash" xmlns:w16se="http://schemas.microsoft.com/office/word/2015/wordml/symex" mc:Ignorable="w14 w15 w16se w16cid w16 w16cex w16sdtdh">
+<w:styles xmlns:mc="http://schemas.openxmlformats.org/markup-compatibility/2006" xmlns:r="http://schemas.openxmlformats.org/officeDocument/2006/relationships" xmlns:w="http://schemas.openxmlformats.org/wordprocessingml/2006/main" xmlns:w14="http://schemas.microsoft.com/office/word/2010/wordml" xmlns:w15="http://schemas.microsoft.com/office/word/2012/wordml" xmlns:w16cex="http://schemas.microsoft.com/office/word/2018/wordml/cex" xmlns:w16cid="http://schemas.microsoft.com/office/word/2016/wordml/cid" xmlns:w16="http://schemas.microsoft.com/office/word/2018/wordml" xmlns:w16du="http://schemas.microsoft.com/office/word/2023/wordml/word16du" xmlns:w16sdtdh="http://schemas.microsoft.com/office/word/2020/wordml/sdtdatahash" xmlns:w16sdtfl="http://schemas.microsoft.com/office/word/2024/wordml/sdtformatlock" xmlns:w16se="http://schemas.microsoft.com/office/word/2015/wordml/symex" mc:Ignorable="w14 w15 w16se w16cid w16 w16cex w16sdtdh w16sdtfl w16du">
   <w:docDefaults>
     <w:rPrDefault>
       <w:rPr>
@@ -2932,7 +3053,7 @@
     <w:link w:val="TitleChar"/>
     <w:uiPriority w:val="10"/>
     <w:qFormat/>
-    <w:rsid w:val="007106C8"/>
+    <w:rsid w:val="00E854FA"/>
     <w:pPr>
       <w:spacing w:after="300" w:line="240" w:lineRule="auto"/>
       <w:contextualSpacing/>
@@ -2942,7 +3063,7 @@
       <w:rFonts w:eastAsiaTheme="majorEastAsia" w:cstheme="majorBidi"/>
       <w:spacing w:val="5"/>
       <w:kern w:val="28"/>
-      <w:sz w:val="52"/>
+      <w:sz w:val="40"/>
       <w:szCs w:val="52"/>
       <w:lang w:val="sv-SE" w:eastAsia="en-US" w:bidi="ar-SA"/>
     </w:rPr>
@@ -2952,12 +3073,12 @@
     <w:basedOn w:val="DefaultParagraphFont"/>
     <w:link w:val="Title"/>
     <w:uiPriority w:val="10"/>
-    <w:rsid w:val="007106C8"/>
+    <w:rsid w:val="00E854FA"/>
     <w:rPr>
       <w:rFonts w:ascii="Times New Roman" w:eastAsiaTheme="majorEastAsia" w:hAnsi="Times New Roman" w:cstheme="majorBidi"/>
       <w:spacing w:val="5"/>
       <w:kern w:val="28"/>
-      <w:sz w:val="52"/>
+      <w:sz w:val="40"/>
       <w:szCs w:val="52"/>
       <w:lang w:val="sv-SE" w:eastAsia="en-US" w:bidi="ar-SA"/>
     </w:rPr>

--- a/klagomål/A 9154-2026 FSC-klagomål.docx
+++ b/klagomål/A 9154-2026 FSC-klagomål.docx
@@ -2075,7 +2075,7 @@
     <w:r>
       <w:tab/>
       <w:tab/>
-      <w:t>2026-06-18</w:t>
+      <w:t>2026-06-19</w:t>
       <w:br/>
       <w:br/>
     </w:r>

--- a/klagomål/A 9154-2026 FSC-klagomål.docx
+++ b/klagomål/A 9154-2026 FSC-klagomål.docx
@@ -2075,7 +2075,7 @@
     <w:r>
       <w:tab/>
       <w:tab/>
-      <w:t>2026-06-19</w:t>
+      <w:t>2026-06-20</w:t>
       <w:br/>
       <w:br/>
     </w:r>

--- a/klagomål/A 9154-2026 FSC-klagomål.docx
+++ b/klagomål/A 9154-2026 FSC-klagomål.docx
@@ -168,38 +168,7 @@
     </w:p>
     <w:p>
       <w:r>
-        <w:t>Detta dokument behandlar höga naturvärden i avverkningsanmälan A 9154-2026 i Malung-Sälens kommun som inkom 2026-02-17 och omfattar 6,0 ha.</w:t>
-      </w:r>
-    </w:p>
-    <w:p>
-      <w:r>
-        <w:t>Nedan presenteras fynd av naturvårdsarter och fridlysta arter som gjorts i det avverkningsanmälda området, samt relevanta utdrag ur standarderna för FSC, Chain of Custody, Controlled Wood och PEFC. I BILAGA 1 finns artfakta om fridlysta och rödlistade arter.</w:t>
-      </w:r>
-    </w:p>
-    <w:p>
-      <w:r>
-        <w:t>Vi förväntar oss att ni återkommer med ett skriftligt svar på vårt klagomål och även beskriver vilka korrigerande åtgärder ni satt in för att rätta till identifierade brister i er efterlevnad av den svenska FSC standarden.</w:t>
-      </w:r>
-    </w:p>
-    <w:p>
-      <w:pPr>
-        <w:pStyle w:val="Heading1"/>
-      </w:pPr>
-      <w:r>
-        <w:t>Naturvårdsarter</w:t>
-      </w:r>
-    </w:p>
-    <w:p>
-      <w:r>
-        <w:t>I och inom 25 meter från avverkningsanmälan har följande 32 naturvårdsarter hittats: citronporing (VU), garnlav (VU, T), gräddporing (VU, T), gränsticka (VU, T), blanksvart spiklav (NT), blågrå svartspik (NT), doftskinn (NT, T), dvärgbägarlav (NT, T), kolflarnlav (NT, T), kortskaftad ärgspik (NT), mörk kolflarnlav (NT), rynkskinn (NT, T), tallticka (NT, T), talltita (NT, §4), tretåig hackspett (NT, T, §4), ullticka (NT, T), vedflamlav (NT), vedskivlav (NT, T), vedtrappmossa (NT, T), violettgrå tagellav (NT, T), vitgrynig nållav (NT), vitplätt (NT), älg (NT), björksplintborre (S), bronshjon (S, T), mindre märgborre (S, T), nästlav (S, T), sotlav (S, T), vedticka (S, T), kransmossa (T), spillkråka (T, §4) och tjäder (T, §4). Av dessa är 23 rödlistade. För rödlistade arter har rödlistekategorin angivits inom parentes. Arter som är signalarter enligt Skogsstyrelsen har markerats med (S). Typiska arter inom Natura 2000 som är kopplade till skogsekosystem har markerats med (T). För fridlysta arter anges även paragrafen i Artskyddsförordningen som arten är fridlyst enligt.</w:t>
-      </w:r>
-    </w:p>
-    <w:p>
-      <w:r>
-        <w:t>De påträffade naturvårdsarterna är ett tydligt kvitto på att det rör sig om en skog med höga naturvärden.</w:t>
-      </w:r>
-      <w:r>
-        <w:t xml:space="preserve"> I Figur 1 visas fyndplatser för naturvårdsarter i området, som finns registrerade på Artportalen.</w:t>
+        <w:t>Detta klagomål behandlar höga naturvärden i avverkningsanmälan A 9154-2026 i Malung-Sälens kommun som inkom 2026-02-17 och omfattar 6,0 ha.</w:t>
       </w:r>
     </w:p>
     <w:p>
@@ -247,7 +216,699 @@
         <w:spacing w:after="240"/>
       </w:pPr>
       <w:r>
-        <w:t>Figur 1. Fyndplatser för naturvårdsarter i och inom 25 meter från avverkningsanmälan (röd linje). Markörer utan svart kant är placerade på fyndplatsen. Markörer med svart kant är placerade vid sidan av fyndplatsen och har ett svart streck som visar fyndplatsens exakta position. Kartans mittpunktskoordinat är N 6741588, E 410452 i SWEREF 99 TM.</w:t>
+        <w:t>Figur 1. Fyndplatser för naturvårdsarter i och inom 25 meter från avverkningsanmälan. Markörer utan svart kant är placerade på fyndplatsen. Markörer med svart kant är placerade vid sidan av fyndplatsen har ett svart streck som visar fyndplatsens exakta position. Kartans mittpunktskoordinat är N 6741588, E 410452 i SWEREF 99 TM.</w:t>
+      </w:r>
+    </w:p>
+    <w:p>
+      <w:r>
+        <w:t>I och inom 25 meter från avverkningsanmälan finns fynd av 32 naturvårdsarter, varav 23 är rödlistade, 4 är fridlysta, 21 är typiska (T) och 6 är signalarter (S): citronporing (VU), garnlav (VU, T), gräddporing (VU, T), gränsticka (VU, T), blanksvart spiklav (NT), blågrå svartspik (NT), doftskinn (NT, T), dvärgbägarlav (NT, T), kolflarnlav (NT, T), kortskaftad ärgspik (NT), mörk kolflarnlav (NT), rynkskinn (NT, T), tallticka (NT, T), talltita (NT, §4), tretåig hackspett (NT, T, §4), ullticka (NT, T), vedflamlav (NT), vedskivlav (NT, T), vedtrappmossa (NT, T), violettgrå tagellav (NT, T), vitgrynig nållav (NT), vitplätt (NT), älg (NT), björksplintborre (S), bronshjon (S, T), mindre märgborre (S, T), nästlav (S, T), sotlav (S, T), vedticka (S, T), kransmossa (T), spillkråka (T, §4) och tjäder (T, §4). Se Figur 1.</w:t>
+      </w:r>
+    </w:p>
+    <w:p>
+      <w:r>
+        <w:t>Nedan presenteras relevanta utdrag ur standarderna för FSC, Chain of Custody, Controlled Wood och PEFC.</w:t>
+      </w:r>
+    </w:p>
+    <w:p>
+      <w:r>
+        <w:t>Vi förväntar oss att ni återkommer med ett skriftligt svar på vårt klagomål och även beskriver vilka korrigerande åtgärder ni satt in för att rätta till identifierade brister i er efterlevnad av den svenska FSC standarden.</w:t>
+      </w:r>
+    </w:p>
+    <w:p>
+      <w:pPr>
+        <w:pStyle w:val="Heading1"/>
+      </w:pPr>
+      <w:r>
+        <w:t>Naturvårdsarter och fridlysta arter</w:t>
+      </w:r>
+    </w:p>
+    <w:p>
+      <w:r>
+        <w:t>Nedan följer beskrivningar av de naturvårdsarter och fridlysta arter som har sina livsmiljöer och växtplatser i den avverkningsanmälda skogen. Se även ytterligare artfakta i BILAGA 1. De påträffade naturvårdsarterna är ett tydligt kvitto på att det rör sig om en skog med höga naturvärden.</w:t>
+      </w:r>
+    </w:p>
+    <w:p>
+      <w:r>
+        <w:rPr>
+          <w:b/>
+        </w:rPr>
+        <w:t>Citronporing (VU)</w:t>
+      </w:r>
+      <w:r>
+        <w:t xml:space="preserve"> växer på granlågor i naturskogsartade granskogar. Den påträffas ofta på eller nära fruktkroppar av klibbticka. Citronporing är globalt rödlistad som starkt hotad (EN) vilket innebär att Sverige har ett internationellt ansvar för arten. Alla skogsskötselåtgärder på eller i direkt anslutning till växtplatserna utgör ett hot och områden som hyser arten måste undantas helt från skogsbruk. Lokaler där citronporing påträffas bör ges ett juridiskt skydd (SLU Artdatabanken, 2026; IUCN, 2019).</w:t>
+      </w:r>
+    </w:p>
+    <w:p>
+      <w:r>
+        <w:rPr>
+          <w:b/>
+        </w:rPr>
+        <w:t>Garnlav (VU)</w:t>
+      </w:r>
+      <w:r>
+        <w:t xml:space="preserve"> är en utpräglad barrskogsart som ibland kan drapera träden i norrländska grannaturskogar med hög luftfuktighet. Den förekommer även i talldominerade bestånd där den, förutom i trädens grenverk, påträffas hängande över ojämnheter i tallbarken. Arten har minskat starkt i södra och mellersta Sverige och den minskar även i sitt nordliga utbredningsområde. Minskningstakten uppgår till 30 (20–50) % inom 50 år och överstiger gränsvärdet för Sårbar (VU). Orsaken till tillbakagången beror främst på slutavverkningar av naturskogsartade skogar. Bestånd med riklig förekomst bör regelmässigt sparas, vilket även gynnar flera andra sällsynta och rödlistade arter. Garnlav är värdväxt för den mycket sällsynta och akut hotade fjärilen barrskogslavfly (CR) som hör hemma i boreala barrskogar med riklig förekomst av värdväxten. Tidigare kunde arten konstateras årligen på flera platser vid Dala-Floda i Dalarna innan lokalerna kalavverkades. Senaste fyndet i landet av barrskogslavfly är från år 2000 då den påträffades vid Högberget i Sollefteå kommun. Garnlav är typisk art för </w:t>
+      </w:r>
+      <w:r>
+        <w:rPr>
+          <w:i/>
+        </w:rPr>
+        <w:t xml:space="preserve">9010 Taiga </w:t>
+      </w:r>
+      <w:r>
+        <w:t>och</w:t>
+      </w:r>
+      <w:r>
+        <w:rPr>
+          <w:i/>
+        </w:rPr>
+        <w:t xml:space="preserve"> 9070 Trädklädd betesmark</w:t>
+      </w:r>
+      <w:r>
+        <w:t xml:space="preserve"> (SLU Artdatabanken, 2026).</w:t>
+      </w:r>
+    </w:p>
+    <w:p>
+      <w:r>
+        <w:rPr>
+          <w:b/>
+        </w:rPr>
+        <w:t>Gräddporing (VU)</w:t>
+      </w:r>
+      <w:r>
+        <w:t xml:space="preserve"> växer nästan enbart i urskogsartad barrskog på gamla, kraftigt murkna, grova och mossbelupna tallågor i något fuktiga och skuggiga lägen. Arten är placerad högst upp i Skogsstyrelsens värdepyramid för bedömning av skog med höga naturvärden och indikerar gamla och relativt orörda tallnaturskogar med höga naturvärden där det under låg tid kontinuerligt funnits inslag av grova tallågor. För att på sikt hejda artens vikande trend behöver merparten av gräddporingens nu kända växtplatser undantas från skogsbruk. Gräddporing är typisk art för </w:t>
+      </w:r>
+      <w:r>
+        <w:rPr>
+          <w:i/>
+        </w:rPr>
+        <w:t>9010 Taiga</w:t>
+      </w:r>
+      <w:r>
+        <w:t xml:space="preserve"> (SLU Artdatabanken, 2024; Nitare &amp; Skogsstyrelsen, 2019).</w:t>
+      </w:r>
+    </w:p>
+    <w:p>
+      <w:r>
+        <w:rPr>
+          <w:b/>
+        </w:rPr>
+        <w:t>Gränsticka (VU)</w:t>
+      </w:r>
+      <w:r>
+        <w:t xml:space="preserve"> är en mycket bra signalart inom hela sitt utbredningsområde. Den är huvudsakligen knuten till restbestånd av barrnaturskog och förekommer med ett tydligt optimum i orörda eller måttligt påverkade gamla granskogar där det föreligger långvarig kontinuitet av grov död ved. Den totala populationen bedöms ha minskat och fortsätter att minska i takt med att grankontinuitetsskogar (äldre tidigare icke kalavverkade skogar) minskar i areal. Minskningstakten överstiger gränsvärdet för sårbar (VU). Lokaler som hyser arten bör undantas från skogsbruk, speciellt i mellersta och södra Sverige. Gränsticka är typisk art för </w:t>
+      </w:r>
+      <w:r>
+        <w:rPr>
+          <w:i/>
+        </w:rPr>
+        <w:t>9010 Taiga</w:t>
+      </w:r>
+      <w:r>
+        <w:t xml:space="preserve"> (SLU Artdatabanken, 2026; Nitare &amp; Skogsstyrelsen, 2019).</w:t>
+      </w:r>
+    </w:p>
+    <w:p>
+      <w:r>
+        <w:rPr>
+          <w:b/>
+        </w:rPr>
+        <w:t>Blanksvart spiklav (NT)</w:t>
+      </w:r>
+      <w:r>
+        <w:t xml:space="preserve"> förekommer på torr, hård, gammal kärnved men även på äldre ytved av tall i naturskogsartade bestånd med begränsad brandpåverkan och ostörd hydrologi. Skogsbruksåtgärder på eller i närheten av lokaler med blanksvart spiklav utgör ett hot. Naturskogsartade öppna tall- och barrblandskogar med blanksvart spiklav indikerar höga biologiska värden och bör bevaras (SLU Artdatabanken, 2024).</w:t>
+      </w:r>
+    </w:p>
+    <w:p>
+      <w:r>
+        <w:rPr>
+          <w:b/>
+        </w:rPr>
+        <w:t>Blågrå svartspik (NT)</w:t>
+      </w:r>
+      <w:r>
+        <w:t xml:space="preserve"> växer på torr, hård ved av gamla, solbelysta torrakor, högstubbar av tall och grova döda grenar på levande tallar i öppna bestånd av naturskogskaraktär. Nästan alltid rör det sig om tjärrika torrträd och högstubbar (töreved, keloträd) som kan vara en bra bit över hundra år, i vissa fall sannolikt hundratals år gamla. Skogsbruk är idag det allvarligaste hotet. Ett långsiktigt hot är att nybildningen av gamla torrakor och högstubbar är en långsam process vilken ofta är beroende av skogsbrand. Nytt substrat bildas numera sannolikt nästan inte alls då antalet naturliga skogsbränder har minskat drastiskt på grund av effektivare brandbekämpning. Döda träd som lämnas efter avverkning är inte lämpliga för arten, eftersom dessa träd inte varit utsatta för skogsbrand och bildat tjärrik ved. Skogsbruksåtgärder på eller i närheten av växtplatserna bör undvikas. Naturskogsartade skogar med förekomst av arten indikerar höga biologiska värden och bör bevaras. Blågrå svartspik har en mycket begränsad utbredning utanför de nordiska länderna varför dessa länder har ett speciellt ansvar för arten (SLU Artdatabanken, 2024).</w:t>
+      </w:r>
+    </w:p>
+    <w:p>
+      <w:r>
+        <w:rPr>
+          <w:b/>
+        </w:rPr>
+        <w:t>Doftskinn (NT)</w:t>
+      </w:r>
+      <w:r>
+        <w:t xml:space="preserve">, rödlistad som nära hotad, är en mycket bra signalart för boreal granskog och indikerar ett gran-skogsekosystem med lång kontinuitet av grova lågor. Arten är placerad i toppen av Skogsstyrelsens värdepyramid för bedömning av skog med höga naturvärden och har klassats som en “urskogsindikator”, då den förekommer med ett tydligt optimum i helt eller nästan helt orörda skogar. Doftskinn är typisk art för </w:t>
+      </w:r>
+      <w:r>
+        <w:rPr>
+          <w:i/>
+        </w:rPr>
+        <w:t xml:space="preserve">9010 Taiga </w:t>
+      </w:r>
+      <w:r>
+        <w:t>(SLU Artdatabanken, 2025; Nitare &amp; Skogsstyrelsen, 2019).</w:t>
+      </w:r>
+    </w:p>
+    <w:p>
+      <w:r>
+        <w:rPr>
+          <w:b/>
+        </w:rPr>
+        <w:t>Dvärgbägarlav (NT)</w:t>
+      </w:r>
+      <w:r>
+        <w:t xml:space="preserve"> förekommer över hela Sverige på gammal hård ved, huvudsakligen på tall men i södra Sverige även på ek. Veden utgörs framförallt av grova stubbar, lågor och grenar. Substratet har blivit sällsyntare och nybildning av substrat sker bara i begränsad omfattning. Arten hotas av att grova lågor blir allt sällsyntare i dagens kulturskogar samt att nybildningen av lämpliga substrat går mycket långsamt. En riklig tillgång på gamla tall- eller eklågor måste säkerställas på artens lokaler. Dvärgbägarlav är typisk art för </w:t>
+      </w:r>
+      <w:r>
+        <w:rPr>
+          <w:i/>
+        </w:rPr>
+        <w:t>9010 Taiga</w:t>
+      </w:r>
+      <w:r>
+        <w:t xml:space="preserve"> (SLU Artdatabanken, 2024; Nitare &amp; Skogsstyrelsen, 2019).</w:t>
+      </w:r>
+    </w:p>
+    <w:p>
+      <w:r>
+        <w:rPr>
+          <w:b/>
+        </w:rPr>
+        <w:t>Kolflarnlav (NT)</w:t>
+      </w:r>
+      <w:r>
+        <w:t xml:space="preserve"> är brandberoende och växer nästan uteslutande på kolad hård kärnved av tall. Etableringen verkar ske först 100–300 år efter brand och nytt substrat nybildas i mycket begränsad omfattning. Avverkning av tallskog av naturskogskaraktär med spår av återkommande bränder är ett hot och mängden lämplig ved att växa på för arten minskar dels på grund av naturlig nedbrytning men framförallt på grund av att det förstörs i samband med slutavverkningar, gallringar och markberedning. Såväl kolflarnlav som mörk kolflarnlav har glänsande bålfjäll och förekommer främst i tall- och blandbarrskogar av naturskogskaraktär med spår av återkommande bränder. Skogar som dessa hyser höga biologiska värden och bör skyddas. Kolflarnlav är typisk art för </w:t>
+      </w:r>
+      <w:r>
+        <w:rPr>
+          <w:i/>
+        </w:rPr>
+        <w:t>9010 Taiga</w:t>
+      </w:r>
+      <w:r>
+        <w:t xml:space="preserve"> (SLU Artdatabanken, 2024).</w:t>
+      </w:r>
+    </w:p>
+    <w:p>
+      <w:r>
+        <w:rPr>
+          <w:b/>
+        </w:rPr>
+        <w:t>Kortskaftad ärgspik (NT)</w:t>
+      </w:r>
+      <w:r>
+        <w:t xml:space="preserve"> förekommer i barrträdsdominerade skogar och växer nästan uteslutande på tallved. Den föredrar gamla högstubbar i fuktig och halvöppen miljö, t.ex. i myrkanter, sumpskog och brandpräglad skog. Arten indikerar kontinuerlig tillgång till gamla högstubbar i kombination med hög och jämn luftfuktighet. Skogsbruk på lokaler med kortskaftad ärgspik utgör ett hot. På lång sikt bildas färre lämpliga substrat än vad som försvinner. Avverkning av barrträdsdominerade bestånd av naturskogskaraktär utgör ett långsiktigt hot. Naturskogsartade bestånd med riklig förekomst av gamla och grova tallhögstubbar bör undantas från skogsbruk (SLU Artdatabanken, 2024).</w:t>
+      </w:r>
+    </w:p>
+    <w:p>
+      <w:r>
+        <w:rPr>
+          <w:b/>
+        </w:rPr>
+        <w:t>Mörk kolflarnlav (NT)</w:t>
+      </w:r>
+      <w:r>
+        <w:t xml:space="preserve"> är brandberoende och växer nästan uteslutande på kolad hård kärnved av tall. Arten förekommer främst i glesa, öppna tall- och blandbarrskogar av naturskogskaraktär och etableringen verkar ske sent efter brand, kanske först efter 100–300 år. Mörk kolflarnlav indikerar skog med höga naturvärden och vanligast är att den påträffas på rester av nedbrunna torrakor och högstubbar och lågstubbar som är så grova att hela innandömet är urbränt. Tall- och blandbarrskogar av naturskogskaraktär med spår av återkommande bränder hyser höga biologiska värden och bör skyddas (SLU Artdatabanken, 2024).</w:t>
+      </w:r>
+    </w:p>
+    <w:p>
+      <w:r>
+        <w:rPr>
+          <w:b/>
+        </w:rPr>
+        <w:t>Rynkskinn (NT)</w:t>
+      </w:r>
+      <w:r>
+        <w:t xml:space="preserve"> är en vednedbrytare som växer på grova granlågor och ingår i en karaktäristisk association av vedsvampar knutna till urskogsartade barrskogar. Den har klassificerats som en “urskogsindikator” och är placerad i toppen av Skogsstyrelsens värdepyramid för bedömning av skog med höga naturvärden. Allt tyder på att rynkskinn är mycket känslig för skogliga ingrepp och lokalerna, som oftast har höga biologiska kvaliteter, bör lämnas till fri utveckling. Rynkskinn är typisk art för </w:t>
+      </w:r>
+      <w:r>
+        <w:rPr>
+          <w:i/>
+        </w:rPr>
+        <w:t xml:space="preserve">9010 Taiga, 9050 Näringsrik granskog </w:t>
+      </w:r>
+      <w:r>
+        <w:t>och</w:t>
+      </w:r>
+      <w:r>
+        <w:rPr>
+          <w:i/>
+        </w:rPr>
+        <w:t xml:space="preserve"> 9030 Landhöjningsskog</w:t>
+      </w:r>
+      <w:r>
+        <w:t xml:space="preserve"> (Nitare &amp; Skogsstyrelsen, 2019; SLU Artdatabanken, 2026).</w:t>
+      </w:r>
+    </w:p>
+    <w:p>
+      <w:r>
+        <w:rPr>
+          <w:b/>
+        </w:rPr>
+        <w:t xml:space="preserve">Tallticka (NT) </w:t>
+      </w:r>
+      <w:r>
+        <w:t xml:space="preserve">uppträder först på tallar som är 100–150 år gamla men är vanligast på träd som är runt 150–200 år eller äldre. I skogslandskapet är den främst knuten till tallnaturskogar och restbiotoper med biologiskt gamla träd och signalerar vanligtvis skyddsvärda tallbestånd med höga naturvärden. Tallticka är typisk art för </w:t>
+      </w:r>
+      <w:r>
+        <w:rPr>
+          <w:i/>
+        </w:rPr>
+        <w:t xml:space="preserve">9010 Taiga </w:t>
+      </w:r>
+      <w:r>
+        <w:t xml:space="preserve">och </w:t>
+      </w:r>
+      <w:r>
+        <w:rPr>
+          <w:i/>
+        </w:rPr>
+        <w:t>9060 Åsbarrskog</w:t>
+      </w:r>
+      <w:r>
+        <w:t xml:space="preserve"> (SLU Artdatabanken, 2023; Nitare &amp; Skogsstyrelsen, 2019).</w:t>
+      </w:r>
+    </w:p>
+    <w:p>
+      <w:r>
+        <w:rPr>
+          <w:b/>
+        </w:rPr>
+        <w:t>Talltita (NT, §4)</w:t>
+      </w:r>
+      <w:r>
+        <w:t>, rödlistad som nära hotad och prioriterad art i Skogsvårdslagen, har häckningsrevir i anmälan. Arten har minskat kraftigt de senaste 30 åren och minskningstakten innevarande 10-årsperiod beräknas till 20 (10–30) %. Talltitan är synnerligen trogen sitt cirka 15 hektar stora revir och är beroende av flerskiktade olikåldriga skogar för att kunna föda upp sina ungar. Talltitan försvinner om dess livsmiljö kalavverkas (Eggers &amp; Low, 2014; Ekman, 1979; Griesser et al, 2007; Klein, 2020; Siffczyk et al, 2003; SLU Artdatabanken, 2021).</w:t>
+      </w:r>
+    </w:p>
+    <w:p>
+      <w:r>
+        <w:rPr>
+          <w:b/>
+        </w:rPr>
+        <w:t>Tretåig hackspett (NT, §4)</w:t>
+      </w:r>
+      <w:r>
+        <w:t xml:space="preserve"> är rödlistad som nära hotad och ingår i bilaga 1 i EU:s fågeldirektiv. Tretåig hackspett är för sin överlevnad beroende av kontinuerlig tillförsel av äldre döende och död ved, som sker genom naturliga självgallringsprocesser i äldre grannaturskogar och barrblandade naturskogar. Om en skog genom skogsbruk gallras eller glesas ur så upphör och uteblir i stort sett den naturliga självgallringsprocessen för mycket lång tid framöver vilket omöjliggör upprätthållandet av den kontinuerliga ekologiska funktionen i ett område. Det finns studier som visar att naturskogens självgallringsprocess som den tretåiga hackspetten är beroende av, inte kan ersättas med efterlämnad hänsyn i skogsbruket (Imbeau &amp; Desrochers, 2002). Storleken på häckningsreviret varierar med skogstypen, förekomsten av död ved och graden av fragmentering, men är i allmänhet i storleksordningen 25–100 hektar. Vintertid krävs ofta betydligt större områden och det finns studier som antyder att arten behöver minst 100 hektar äldre skog. I områden med låg bonitet kan det behövas över 200 hektar lämpligt habitat för att ett par ska kunna reproducera sig. Områden med dokumenterad permanent förekomst i naturskogsmiljöer har vanligen så stora naturvärden att skogsbruk är olämpligt. Tretåig hackspett är typisk art för </w:t>
+      </w:r>
+      <w:r>
+        <w:rPr>
+          <w:i/>
+        </w:rPr>
+        <w:t xml:space="preserve">9010 Taiga, 9740 Skogsbevuxen myr, 9030 Landhöjningsskog </w:t>
+      </w:r>
+      <w:r>
+        <w:t xml:space="preserve">och </w:t>
+      </w:r>
+      <w:r>
+        <w:rPr>
+          <w:i/>
+        </w:rPr>
+        <w:t>9040 Fjällbjörkskog</w:t>
+      </w:r>
+      <w:r>
+        <w:t xml:space="preserve"> (Skogsstyrelsen, 2016; SLU Artdatabanken, 2024).</w:t>
+      </w:r>
+    </w:p>
+    <w:p>
+      <w:r>
+        <w:rPr>
+          <w:b/>
+        </w:rPr>
+        <w:t>Ullticka (NT)</w:t>
+      </w:r>
+      <w:r>
+        <w:t xml:space="preserve"> är knuten till restbestånd av barrnaturskog och förekommer med ett tydligt optimum i orörda eller måttligt påverkade gamla granskogar där det föreligger viss kontinuitet av grov död ved. Ullticka är en bra signalart inom hela sitt utbredningsområde och i södra Sverige är den sällsynt och en god signalart för skyddsvärda granskogsmiljöer. Den hotas av avverkning och fragmentering av naturskog och äldre granskog med lång trädkontinuitet. På ullticka kan ibland ulltickeporing (VU) påträffas - det är en sällsynt ticka som nyligen delats upp i de tre olika arterna ulltickeporing </w:t>
+      </w:r>
+      <w:r>
+        <w:rPr>
+          <w:i/>
+        </w:rPr>
+        <w:t xml:space="preserve">Skeletocutis brevispora </w:t>
+      </w:r>
+      <w:r>
+        <w:t>(VU)</w:t>
+      </w:r>
+      <w:r>
+        <w:rPr>
+          <w:i/>
+        </w:rPr>
+        <w:t>, Skeletocutis delicata</w:t>
+      </w:r>
+      <w:r>
+        <w:t xml:space="preserve"> (VU)</w:t>
+      </w:r>
+      <w:r>
+        <w:rPr>
+          <w:i/>
+        </w:rPr>
+        <w:t xml:space="preserve"> och Skeletocutis exilis</w:t>
+      </w:r>
+      <w:r>
+        <w:t xml:space="preserve"> (NT). Ullticka är typisk art för </w:t>
+      </w:r>
+      <w:r>
+        <w:rPr>
+          <w:i/>
+        </w:rPr>
+        <w:t xml:space="preserve">9010 Taiga, 9050 Näringsrik granskog </w:t>
+      </w:r>
+      <w:r>
+        <w:t xml:space="preserve">och </w:t>
+      </w:r>
+      <w:r>
+        <w:rPr>
+          <w:i/>
+        </w:rPr>
+        <w:t>9030 Landhöjningsskog</w:t>
+      </w:r>
+      <w:r>
+        <w:t xml:space="preserve"> (SLU Artdatabanken, 2026; Nitare &amp; Skogsstyrelsen, 2019; Miettinen &amp; Niemelä, 2018).</w:t>
+      </w:r>
+    </w:p>
+    <w:p>
+      <w:r>
+        <w:rPr>
+          <w:b/>
+        </w:rPr>
+        <w:t>Vedflamlav (NT)</w:t>
+      </w:r>
+      <w:r>
+        <w:t xml:space="preserve"> växer på gammal hård och torr, exponerad kärnved av tall, främst på högstubbar i ljusöppna lägen, t.ex. vid och på myrar, sjökanter, i glesa hällmarkskogar och i brandpräglade tallnaturskogar. Substratet nyskapas i begränsad omfattning och arten är en utmärkt indikator på höga naturvärden i denna skogstyp. Tall- och barrblandskogar med naturskogskaraktär och spår av bränder har ofta höga biologiska värden och bör skyddas. På vedflamlavens bål kan den sällsynta spiklaven/parasiten </w:t>
+      </w:r>
+      <w:r>
+        <w:rPr>
+          <w:i/>
+        </w:rPr>
+        <w:t>Calicium ramboldiicola</w:t>
+      </w:r>
+      <w:r>
+        <w:t xml:space="preserve"> (VU) påträffas (SLU Artdatabanken, 2026).</w:t>
+      </w:r>
+    </w:p>
+    <w:p>
+      <w:r>
+        <w:rPr>
+          <w:b/>
+        </w:rPr>
+        <w:t>Vedskivlav (NT)</w:t>
+      </w:r>
+      <w:r>
+        <w:t xml:space="preserve"> växer på gammal, torr, exponerad, hård kärnved av framförallt tall i naturskogsartade bestånd. Avverkning av tallskog av naturskogskaraktär med spår av återkommande bränder är ett hot. Mängden lämplig ved att växa på för vedskivlav minskar, dels på grund av naturlig nedbrytning men framförallt på grund av att de förstörs i samband med slutavverkningar, gallringar och markberedning. Tall- och blandbarrskogar av naturskogskaraktär med spår av återkommande bränder bör skyddas. Vedskivlav är typisk art för </w:t>
+      </w:r>
+      <w:r>
+        <w:rPr>
+          <w:i/>
+        </w:rPr>
+        <w:t>9010 Taiga</w:t>
+      </w:r>
+      <w:r>
+        <w:t xml:space="preserve"> (SLU Artdatabanken, 2024).</w:t>
+      </w:r>
+    </w:p>
+    <w:p>
+      <w:r>
+        <w:rPr>
+          <w:b/>
+        </w:rPr>
+        <w:t xml:space="preserve">Vedtrappmossa (NT) </w:t>
+      </w:r>
+      <w:r>
+        <w:t xml:space="preserve">växer på död ved, främst i gammal granskog. Den förekommer knappast alls i fjällnära barrskogar utan finns i skogslandskapet nedom fjällen och framför allt i landets södra delar är den en mycket bra signalart för barrnaturskog med höga naturvärden. Skogsavverkning och brist på grov död ved i skogen är de allvarligaste hoten och den överlever inte kalhyggesbruk. Lokaler med sluten granskog, tillräckligt stora för att säkerställa ett kontinuerligt tillskott på grova lågor, bör undantas från storskaligt skogsbruk. Vedtrappmossa är typisk art för </w:t>
+      </w:r>
+      <w:r>
+        <w:rPr>
+          <w:i/>
+        </w:rPr>
+        <w:t>9010 Taiga</w:t>
+      </w:r>
+      <w:r>
+        <w:t xml:space="preserve"> (SLU Artdatabanken, 2024).</w:t>
+      </w:r>
+    </w:p>
+    <w:p>
+      <w:r>
+        <w:rPr>
+          <w:b/>
+        </w:rPr>
+        <w:t>Violettgrå tagellav (NT)</w:t>
+      </w:r>
+      <w:r>
+        <w:t xml:space="preserve"> växer nästan uteslutande i gamla olikåldriga barrnaturskogar med lång skoglig kontinuitet och är en utmärkt signal på skog med höga naturvärden. Slutavverkning av tidigare aldrig slutavverkad skog (kontinuitetsskog) är det största hotet. Biotopen nyskapas i begränsad omfattning och barrskog äldre än 160 år, där den violettgrå tagellaven huvudsakligen påträffas har minskat med 50% de senaste 50 åren. Lågproduktiv skogsmark där laven förekommer bör undantas från skogsbruk och rika förekomster i äldre granskog bör skyddas. Arten är känslig för uttorkning och det är väsentligt att tillräckligt stora bestånd avsätts. Violettgrå tagellav är typisk art för </w:t>
+      </w:r>
+      <w:r>
+        <w:rPr>
+          <w:i/>
+        </w:rPr>
+        <w:t>9010 Taiga</w:t>
+      </w:r>
+      <w:r>
+        <w:t xml:space="preserve"> (SLU Artdatabanken, 2024; Nitare &amp; Skogsstyrelsen, 2019).</w:t>
+      </w:r>
+    </w:p>
+    <w:p>
+      <w:r>
+        <w:rPr>
+          <w:b/>
+        </w:rPr>
+        <w:t>Vitgrynig nållav (NT)</w:t>
+      </w:r>
+      <w:r>
+        <w:t xml:space="preserve"> växer nästan uteslutande på bark av gamla, senvuxna granar i skuggiga lägen med hög och jämn luftfuktighet. Den vanligaste naturtypen för arten är kontinuitetsskogar på frisk mark men den finns också i sumpgranskogar. På lång sikt utgör avverkningar av olikåldriga granskogar av naturskogskaraktär ett allvarligt hot mot arten och skogsbruksåtgärder på eller i närheten av växtplatserna bör undvikas. Naturskogsartade, fuktiga granskogar med förekomster av arten signalerar höga biologiska värden och bör bevaras (SLU Artdatabanken, 2024; Nitare &amp; Skogsstyrelsen, 2019).</w:t>
+      </w:r>
+    </w:p>
+    <w:p>
+      <w:r>
+        <w:rPr>
+          <w:b/>
+        </w:rPr>
+        <w:t>Vitplätt (NT)</w:t>
+      </w:r>
+      <w:r>
+        <w:t xml:space="preserve"> är en nedbrytare av död, hård och torr tallved och orsakar brunröta. Den förekommer mest i äldre, naturskogsliknande tallskog eller blandskog med äldre tall. Arten hotas av avverkning av gammal, senvuxen tall. I södra Sverige råder brist på lämpliga habitat och arten kan inte längre sprida sig utanför sina få kända växtplatser. Lokaler med gammal tall bör undantas från skogsbruk, i synnerhet i södra Sverige (SLU Artdatabanken, 2024).</w:t>
+      </w:r>
+    </w:p>
+    <w:p>
+      <w:r>
+        <w:rPr>
+          <w:b/>
+        </w:rPr>
+        <w:t xml:space="preserve">Björksplintborre </w:t>
+      </w:r>
+      <w:r>
+        <w:t>är en skalbagge vars larvutveckling sker i bark på nyligen döda björkar, både stående träd och vindfällen. En prydlig rad med runda ventilationshål i barken ovanför modergången är synnerligen karaktäristiskt. Arten är knuten till lövrika blandskogar med en hög andel gamla träd, och starkt gynnad av naturliga störningar som torka, översvämningar, brand och stormfällningar. Talrika gnagspår kan tyda på biotoper med höga naturvärden, exempelvis för ovanliga hackspettar och andra, mer sällsynta vedinsekter. Larverna är omtyckt hackspettsföda (SLU Artdatabanken, 2025).</w:t>
+      </w:r>
+    </w:p>
+    <w:p>
+      <w:r>
+        <w:rPr>
+          <w:b/>
+        </w:rPr>
+        <w:t>Bronshjon</w:t>
+      </w:r>
+      <w:r>
+        <w:t xml:space="preserve"> är en skalbagge vars larvutveckling sker under grov bark på stammar av döda eller döende barrträd, främst gran, i mindre omfattning tall. Arten är knuten till äldre, naturskogslik granskog med inslag av torkande träd. Bronshjon är typisk art för </w:t>
+      </w:r>
+      <w:r>
+        <w:rPr>
+          <w:i/>
+        </w:rPr>
+        <w:t>9010 Taiga</w:t>
+      </w:r>
+      <w:r>
+        <w:t xml:space="preserve"> (SLU Artdatabanken, 2025).</w:t>
+      </w:r>
+    </w:p>
+    <w:p>
+      <w:r>
+        <w:rPr>
+          <w:b/>
+        </w:rPr>
+        <w:t>Mindre märgborre</w:t>
+      </w:r>
+      <w:r>
+        <w:t xml:space="preserve"> är en signalart för tallskog med höga naturvärden och betraktas tillsammans med skarptandad barkborre som nyckelarter för ett antal sällsynta åtgärdsprogramsarter som är beroende av deras gångsystem. Bland dessa kan nämnas avlång barkborre (VU), </w:t>
+      </w:r>
+      <w:r>
+        <w:rPr>
+          <w:i/>
+        </w:rPr>
+        <w:t>Corticeus longulus</w:t>
+      </w:r>
+      <w:r>
+        <w:t xml:space="preserve"> (VU), tallgångbagge (VU), cholodkovskys bastborre (NT) och tallbarksvartbagge (NT). Den mindre märgborrens måsvingeliknande gnaggångar är lätta att känna igen och hittas ofta på grova tallgrenar på marken. Rika förekomster av främst mindre märgborre men även skarptandad barkborre är en signal för artrikedom och inventeringar har visat att det är i skogar med en naturlig självgallring som det skapas förutsättningar för dessa arter samt de efterföljande åtgärdsprogramsarterna. Tallskogar med stark förekomst av mindre märgborre och skarptandad barkborre bör avsättas som reservat. Generellt bör hänsyn tas vid slutavverkning av talldominerad skog så att avverkningsrester som gren- och toppdelar lämnas. Mindre märgborre är typisk art för </w:t>
+      </w:r>
+      <w:r>
+        <w:rPr>
+          <w:i/>
+        </w:rPr>
+        <w:t>9060 Åsbarrskog</w:t>
+      </w:r>
+      <w:r>
+        <w:t xml:space="preserve"> (SLU Artdatabanken, 2026; Pettersson, 2014; Hedgren, 2012; Gunnarsson m fl., 1999).</w:t>
+      </w:r>
+    </w:p>
+    <w:p>
+      <w:r>
+        <w:rPr>
+          <w:b/>
+        </w:rPr>
+        <w:t>Nästlav</w:t>
+      </w:r>
+      <w:r>
+        <w:t xml:space="preserve"> indikerar söder om den naturliga norrlandsgränsen äldre barrskogsområden med höga naturvärden där andra ovanliga nordliga barrskogsarter kan påträffas. Nästlav är typisk art för </w:t>
+      </w:r>
+      <w:r>
+        <w:rPr>
+          <w:i/>
+        </w:rPr>
+        <w:t xml:space="preserve">9010 Taiga </w:t>
+      </w:r>
+      <w:r>
+        <w:t>(Nitare &amp; Skogsstyrelsen, 2019; SLU Artdatabanken, 2025).</w:t>
+      </w:r>
+    </w:p>
+    <w:p>
+      <w:r>
+        <w:rPr>
+          <w:b/>
+        </w:rPr>
+        <w:t>Sotlav</w:t>
+      </w:r>
+      <w:r>
+        <w:t xml:space="preserve"> är överallt en mycket bra signalart och visar alltid på skogsmiljöer med höga naturvärden. Den indikerar långvarig förekomst av gamla eller döda träd. På lavens växtlokaler finns vanligen många andra ovanliga arter. Sotlav är typisk art för </w:t>
+      </w:r>
+      <w:r>
+        <w:rPr>
+          <w:i/>
+        </w:rPr>
+        <w:t xml:space="preserve">9010 Taiga </w:t>
+      </w:r>
+      <w:r>
+        <w:t>och</w:t>
+      </w:r>
+      <w:r>
+        <w:rPr>
+          <w:i/>
+        </w:rPr>
+        <w:t xml:space="preserve"> 9070 Trädklädd betesmark</w:t>
+      </w:r>
+      <w:r>
+        <w:t xml:space="preserve"> (Nitare &amp; Skogsstyrelsen, 2019; SLU Artdatabanken, 2025).</w:t>
+      </w:r>
+    </w:p>
+    <w:p>
+      <w:r>
+        <w:rPr>
+          <w:b/>
+        </w:rPr>
+        <w:t xml:space="preserve">Vedticka </w:t>
+      </w:r>
+      <w:r>
+        <w:t xml:space="preserve">är en bra signalart söder om den naturliga norrlandsgränsen. Den är huvudsakligen knuten till äldre barrskogar där det föreligger långvarig kontinuitet av död barrved. Vedticka är typisk art för </w:t>
+      </w:r>
+      <w:r>
+        <w:rPr>
+          <w:i/>
+        </w:rPr>
+        <w:t xml:space="preserve">9010 Taiga </w:t>
+      </w:r>
+      <w:r>
+        <w:t>(Nitare &amp; Skogsstyrelsen, 2019; SLU Artdatabanken, 2025).</w:t>
+      </w:r>
+    </w:p>
+    <w:p>
+      <w:r>
+        <w:rPr>
+          <w:b/>
+        </w:rPr>
+        <w:t>Kransmossa</w:t>
+      </w:r>
+      <w:r>
+        <w:t xml:space="preserve"> är typisk art för </w:t>
+      </w:r>
+      <w:r>
+        <w:rPr>
+          <w:i/>
+        </w:rPr>
+        <w:t xml:space="preserve">9050 Näringsrik granskog </w:t>
+      </w:r>
+      <w:r>
+        <w:t xml:space="preserve">och </w:t>
+      </w:r>
+      <w:r>
+        <w:rPr>
+          <w:i/>
+        </w:rPr>
+        <w:t xml:space="preserve">6170 Alpina kalkgräsmarker </w:t>
+      </w:r>
+      <w:r>
+        <w:t>(SLU Artdatabanken, 2025).</w:t>
+      </w:r>
+    </w:p>
+    <w:p>
+      <w:r>
+        <w:rPr>
+          <w:b/>
+        </w:rPr>
+        <w:t>Spillkråka (§4)</w:t>
+      </w:r>
+      <w:r>
+        <w:t xml:space="preserve"> omfattas av bilaga 1 i EU:s fågeldirektiv och är typisk art för </w:t>
+      </w:r>
+      <w:r>
+        <w:rPr>
+          <w:i/>
+        </w:rPr>
+        <w:t xml:space="preserve">9010 Taiga </w:t>
+      </w:r>
+      <w:r>
+        <w:t>och</w:t>
+      </w:r>
+      <w:r>
+        <w:rPr>
+          <w:i/>
+        </w:rPr>
+        <w:t xml:space="preserve"> 9740 Skogsbevuxen myr</w:t>
+      </w:r>
+      <w:r>
+        <w:t>. Den behöver grova träd, främst tall, asp och bok som boträd. Skogsbruk med korta omloppstider och täta, homogena ungskogar utgör det största hotet. Spillkråka är en nyckelart i skogliga miljöer vars övergivna bohål utnyttjas av flera andra hålhäckande fågelarter och fladdermöss, däribland pärluggla (EN, §4), knipa (§4), salskrake (§4) och skogsduva (§4). Hökuggla (VU, §4) och slaguggla (§4) häckar ofta i högstubbar som brutits av i höjd med ett gammalt spillkråkebo (SLU Artdatabanken, 2026; Skogsstyrelsen, 2016).</w:t>
+      </w:r>
+    </w:p>
+    <w:p>
+      <w:r>
+        <w:rPr>
+          <w:b/>
+        </w:rPr>
+        <w:t>Tjäder (§4)</w:t>
+      </w:r>
+      <w:r>
+        <w:t xml:space="preserve"> omfattas av bilaga 1 och 2 EU:s fågeldirektiv och är typisk art för </w:t>
+      </w:r>
+      <w:r>
+        <w:rPr>
+          <w:i/>
+        </w:rPr>
+        <w:t xml:space="preserve">9010 Taiga </w:t>
+      </w:r>
+      <w:r>
+        <w:t xml:space="preserve">och </w:t>
+      </w:r>
+      <w:r>
+        <w:rPr>
+          <w:i/>
+        </w:rPr>
+        <w:t>9740 Skogsbevuxen myr</w:t>
+      </w:r>
+      <w:r>
+        <w:t>. Tjädern är en utpräglad skogsfågel knuten till större sammanhängande barrskogsområden. Tupparna och hönorna utnyttjar till viss del olika miljöer, och habitatvalet varierar dessutom mellan olika delar av året. För att det ska finnas livskraftiga tjäderbestånd krävs funktionella skogslandskap med en blandning av uppvuxen, gles och luckig skog, täta sumpskogar, myrar och andra små våtmarker. Arten försvinner när skogen fragmenteras och den sammanlagda arealen hyggen och andra öppna områden blir för stor. Ett småskaligt och försiktigt virkesuttag genom hyggesfria metoder kan i vissa fall vara möjligt i området inom 200 m från lekcentrum. Längre ut från lekcentrum, inom 200–500 m bör den avverkade ytan inte överskrida 1 hektar för att undvika alltför stora och snabba förändringar (Skogsstyrelsen, 2019; SLU Artdatabanken, 2024).</w:t>
+      </w:r>
+    </w:p>
+    <w:p>
+      <w:pPr>
+        <w:pStyle w:val="Heading1"/>
+      </w:pPr>
+      <w:r>
+        <w:t>Certifiering</w:t>
       </w:r>
     </w:p>
     <w:p>
@@ -255,26 +916,18 @@
         <w:pStyle w:val="Heading2"/>
       </w:pPr>
       <w:r>
-        <w:t>Fridlysta arter</w:t>
+        <w:t>Ur FSC-standarden</w:t>
       </w:r>
     </w:p>
     <w:p>
-      <w:r>
-        <w:t>Följande fridlysta arter har sina livsmiljöer och växtplatser i den avverkningsanmälda skogen: talltita (NT, §4), tretåig hackspett (NT, T, §4), spillkråka (T, §4) och tjäder (T, §4).</w:t>
-      </w:r>
-    </w:p>
-    <w:p>
-      <w:r>
-        <w:t xml:space="preserve">Observera att medlemsländerna är skyldiga att agera i enlighet med EU:s fågeldirektiv där det uttryckligen står att direktivet gäller för fåglar samt för deras ägg, bon och </w:t>
-      </w:r>
       <w:r>
         <w:rPr>
           <w:b/>
         </w:rPr>
-        <w:t xml:space="preserve">livsmiljöer </w:t>
-      </w:r>
-      <w:r>
-        <w:t>(artikel 1). Vidare att de åtgärder som vidtas inte får leda till en försämring av den nuvarande situationen beträffande bevarandet av de fågelarter som avses i artikel 1 (artikel 13). Fågeldirektivet är styrande för tillsynsansvariga myndigheters ärendehantering, ställningstaganden och beslutsfattande.</w:t>
+        <w:t xml:space="preserve">PRINCIP 1: LAGEFTERLEVNAD: </w:t>
+      </w:r>
+      <w:r>
+        <w:t>Certifikatsinnehavaren ska följa alla tillämpliga lagar, förordningar och nationellt ratificerade internationella avtal, konventioner och överenskommelser.</w:t>
       </w:r>
     </w:p>
     <w:p>
@@ -282,28 +935,89 @@
         <w:rPr>
           <w:b/>
         </w:rPr>
-        <w:t>Spillkråka (§4)</w:t>
-      </w:r>
-      <w:r>
-        <w:t xml:space="preserve"> omfattas av bilaga 1 i EU:s fågeldirektiv och är typisk art för </w:t>
+        <w:t xml:space="preserve">1.3.1 </w:t>
+      </w:r>
+      <w:r>
+        <w:t>Tillämpliga lagar och föreskrifter för brukandet av skogen följs.</w:t>
+      </w:r>
+    </w:p>
+    <w:p>
+      <w:pPr>
+        <w:pStyle w:val="ListBullet"/>
+      </w:pPr>
+      <w:r>
+        <w:rPr>
+          <w:b/>
+          <w:i/>
+        </w:rPr>
+        <w:t xml:space="preserve">Kommentar: </w:t>
+      </w:r>
+      <w:r>
+        <w:t>I den avverkningsanmälda skogen har fridlysta arter sina livsmiljöer och växtplatser. Att skada de fridlysta arternas livsmiljöer, växtplatser eller ekologiska funktion är inte tillåtet enligt artskyddsförordningen.</w:t>
       </w:r>
       <w:r>
         <w:rPr>
           <w:i/>
         </w:rPr>
-        <w:t xml:space="preserve">9010 Taiga </w:t>
-      </w:r>
-      <w:r>
-        <w:t>och</w:t>
+        <w:t xml:space="preserve"> EU:s medlemsländer och skogsbolag är skyldiga att agera i enlighet med EU:s fågeldirektiv där det uttryckligen står att direktivet gäller för fåglar samt för deras ägg, bon och </w:t>
+      </w:r>
+      <w:r>
+        <w:rPr>
+          <w:b/>
+          <w:i/>
+        </w:rPr>
+        <w:t xml:space="preserve">livsmiljöer </w:t>
+      </w:r>
+      <w:r>
+        <w:t>(artikel 1). Vidare att de åtgärder som vidtas inte får leda till en försämring av den nuvarande situationen beträffande bevarandet av de fågelarter som avses i artikel 1 (artikel 13).</w:t>
+      </w:r>
+    </w:p>
+    <w:p>
+      <w:r>
+        <w:rPr>
+          <w:b/>
+        </w:rPr>
+        <w:t xml:space="preserve">6.4 </w:t>
+      </w:r>
+      <w:r>
+        <w:t>Certifikatsinnehavaren ska skydda sällsynta arter och hotade arter samt deras livsmiljöer inom skogsbruksenheten. Det ska ske genom avsättningar, andra skyddade områden och genom att skapa konnektivitet och/eller genom andra direkta åtgärder som gynnar dessa arters överlevnad och livskraft. Åtgärderna ska stå i förhållande till brukandets skala, intensitet och risk, samt till sällsynta och hotade arters bevarandestatus och ekologiska krav. Certifikatsinnehavaren ska beakta den geografiska spridningen och ekologiska krav hos sällsynta och hotade arter utanför skogsbruksenhetens gränser när beslut om åtgärder inom skogsbruksenheten ska fattas.</w:t>
+      </w:r>
+    </w:p>
+    <w:p>
+      <w:r>
+        <w:rPr>
+          <w:b/>
+        </w:rPr>
+        <w:t xml:space="preserve">6.4.1 </w:t>
+      </w:r>
+      <w:r>
+        <w:t>Följande biotoper undantas från alla skogsbruksåtgärder, förutom åtgärder påkallade för att bevara eller främja biotopens naturliga eller hävdbetingade biologiska mångfald:</w:t>
+      </w:r>
+    </w:p>
+    <w:p>
+      <w:pPr>
+        <w:ind w:left="357"/>
+      </w:pPr>
+      <w:r>
+        <w:t>b) nyckelbiotoper enligt Skogsstyrelsens definition och metod (1995)</w:t>
+      </w:r>
+    </w:p>
+    <w:p>
+      <w:pPr>
+        <w:pStyle w:val="ListBullet"/>
+      </w:pPr>
+      <w:r>
+        <w:rPr>
+          <w:b/>
+          <w:i/>
+        </w:rPr>
+        <w:t xml:space="preserve">Kommentar: </w:t>
       </w:r>
       <w:r>
         <w:rPr>
           <w:i/>
         </w:rPr>
-        <w:t xml:space="preserve"> 9740 Skogsbevuxen myr</w:t>
-      </w:r>
-      <w:r>
-        <w:t>. Den behöver grova träd, främst tall, asp och bok som boträd. Skogsbruk med korta omloppstider och täta, homogena ungskogar utgör det största hotet. Spillkråka är en nyckelart i skogliga miljöer vars övergivna bohål utnyttjas av flera andra hålhäckande fågelarter och fladdermöss, däribland pärluggla (EN, §4), knipa (§4), salskrake (§4) och skogsduva (§4). Hökuggla (VU, §4) och slaguggla (§4) häckar ofta i högstubbar som brutits av i höjd med ett gammalt spillkråkebo (SLU Artdatabanken, 2026; Skogsstyrelsen, 2016).</w:t>
+        <w:t>I det avverkningsanmälda skogsområdet har 29 rödlistade arter och signalarter påträffats. Detta ska jämföras med Skogsstyrelsens uppföljning 2017 av nyckelbiotoper som visade att man i genomsnitt hittar 20,6 olika rödlistade arter och signalarter i en nyckelbiotop (Wijk, S. 2017. Biologisk mångfald i nyckelbiotoper – Resultat från inventeringen “Uppföljning biologisk mångfald” 2009–2015. Rapport 4/2017 Skogsstyrelsen, Jönköping).</w:t>
       </w:r>
     </w:p>
     <w:p>
@@ -311,73 +1025,28 @@
         <w:rPr>
           <w:b/>
         </w:rPr>
-        <w:t>Talltita (NT, §4)</w:t>
-      </w:r>
-      <w:r>
-        <w:t>, rödlistad som nära hotad och prioriterad art i Skogsvårdslagen, har häckningsrevir i anmälan. Arten har minskat kraftigt de senaste 30 åren och minskningstakten innevarande 10-årsperiod beräknas till 20 (10–30) %. Talltitan är synnerligen trogen sitt cirka 15 hektar stora revir och är beroende av flerskiktade olikåldriga skogar för att kunna föda upp sina ungar. Talltitan försvinner om dess livsmiljö kalavverkas (Eggers &amp; Low, 2014; Ekman, 1979; Griesser et al, 2007; Klein, 2020; Siffczyk et al, 2003; SLU Artdatabanken, 2021).</w:t>
+        <w:t xml:space="preserve">6.4.3 </w:t>
+      </w:r>
+      <w:r>
+        <w:t>Bevarandeåtgärder genomförs för de kända förekomster av rödlistade arter som påverkas av skogsbruk.</w:t>
       </w:r>
     </w:p>
     <w:p>
+      <w:pPr>
+        <w:pStyle w:val="ListBullet"/>
+      </w:pPr>
       <w:r>
         <w:rPr>
           <w:b/>
+          <w:i/>
         </w:rPr>
-        <w:t>Tjäder (§4)</w:t>
-      </w:r>
-      <w:r>
-        <w:t xml:space="preserve"> omfattas av bilaga 1 och 2 EU:s fågeldirektiv och är typisk art för </w:t>
+        <w:t xml:space="preserve">Kommentar: </w:t>
       </w:r>
       <w:r>
         <w:rPr>
           <w:i/>
         </w:rPr>
-        <w:t xml:space="preserve">9010 Taiga </w:t>
-      </w:r>
-      <w:r>
-        <w:t xml:space="preserve">och </w:t>
-      </w:r>
-      <w:r>
-        <w:rPr>
-          <w:i/>
-        </w:rPr>
-        <w:t>9740 Skogsbevuxen myr</w:t>
-      </w:r>
-      <w:r>
-        <w:t>. Tjädern är en utpräglad skogsfågel knuten till större sammanhängande barrskogsområden. Tupparna och hönorna utnyttjar till viss del olika miljöer, och habitatvalet varierar dessutom mellan olika delar av året. För att det ska finnas livskraftiga tjäderbestånd krävs funktionella skogslandskap med en blandning av uppvuxen, gles och luckig skog, täta sumpskogar, myrar och andra små våtmarker. Arten försvinner när skogen fragmenteras och den sammanlagda arealen hyggen och andra öppna områden blir för stor. Ett småskaligt och försiktigt virkesuttag genom hyggesfria metoder kan i vissa fall vara möjligt i området inom 200 m från lekcentrum. Längre ut från lekcentrum, inom 200–500 m bör den avverkade ytan inte överskrida 1 hektar för att undvika alltför stora och snabba förändringar (Skogsstyrelsen, 2019; SLU Artdatabanken, 2024).</w:t>
-      </w:r>
-    </w:p>
-    <w:p>
-      <w:r>
-        <w:rPr>
-          <w:b/>
-        </w:rPr>
-        <w:t>Tretåig hackspett (NT, §4)</w:t>
-      </w:r>
-      <w:r>
-        <w:t xml:space="preserve"> är rödlistad som nära hotad och ingår i bilaga 1 i EU:s fågeldirektiv. Tretåig hackspett är för sin överlevnad beroende av kontinuerlig tillförsel av äldre döende och död ved, som sker genom naturliga självgallringsprocesser i äldre grannaturskogar och barrblandade naturskogar. Om en skog genom skogsbruk gallras eller glesas ur så upphör och uteblir i stort sett den naturliga självgallringsprocessen för mycket lång tid framöver vilket omöjliggör upprätthållandet av den kontinuerliga ekologiska funktionen i ett område. Det finns studier som visar att naturskogens självgallringsprocess som den tretåiga hackspetten är beroende av, inte kan ersättas med efterlämnad hänsyn i skogsbruket (Imbeau &amp; Desrochers, 2002). Storleken på häckningsreviret varierar med skogstypen, förekomsten av död ved och graden av fragmentering, men är i allmänhet i storleksordningen 25–100 hektar. Vintertid krävs ofta betydligt större områden och det finns studier som antyder att arten behöver minst 100 hektar äldre skog. I områden med låg bonitet kan det behövas över 200 hektar lämpligt habitat för att ett par ska kunna reproducera sig. Områden med dokumenterad permanent förekomst i naturskogsmiljöer har vanligen så stora naturvärden att skogsbruk är olämpligt. Tretåig hackspett är typisk art för </w:t>
-      </w:r>
-      <w:r>
-        <w:rPr>
-          <w:i/>
-        </w:rPr>
-        <w:t xml:space="preserve">9010 Taiga, 9740 Skogsbevuxen myr, 9030 Landhöjningsskog </w:t>
-      </w:r>
-      <w:r>
-        <w:t xml:space="preserve">och </w:t>
-      </w:r>
-      <w:r>
-        <w:rPr>
-          <w:i/>
-        </w:rPr>
-        <w:t>9040 Fjällbjörkskog</w:t>
-      </w:r>
-      <w:r>
-        <w:t xml:space="preserve"> (Skogsstyrelsen, 2016; SLU Artdatabanken, 2024).</w:t>
-      </w:r>
-    </w:p>
-    <w:p>
-      <w:r>
-        <w:t>I BILAGA 1 finns mer detaljerad information om ekologi samt krav på livsmiljö hos fridlysta arter.</w:t>
+        <w:t>I det avverkningsanmälda skogsområdet har 32 naturvårdsarter varav 23 rödlistade arter sina livsmiljöer och växtplatser.</w:t>
       </w:r>
     </w:p>
     <w:p>
@@ -385,7 +1054,7 @@
         <w:pStyle w:val="Heading2"/>
       </w:pPr>
       <w:r>
-        <w:t>Övriga naturvårdsarter</w:t>
+        <w:t>Ur Chain of Custody Certification (FSC-STD-40-004 ver 3.0)</w:t>
       </w:r>
     </w:p>
     <w:p>
@@ -393,557 +1062,144 @@
         <w:rPr>
           <w:b/>
         </w:rPr>
-        <w:t xml:space="preserve">Björksplintborre </w:t>
-      </w:r>
-      <w:r>
-        <w:t>är en skalbagge vars larvutveckling sker i bark på nyligen döda björkar, både stående träd och vindfällen. En prydlig rad med runda ventilationshål i barken ovanför modergången är synnerligen karaktäristiskt. Arten är knuten till lövrika blandskogar med en hög andel gamla träd, och starkt gynnad av naturliga störningar som torka, översvämningar, brand och stormfällningar. Talrika gnagspår kan tyda på biotoper med höga naturvärden, exempelvis för ovanliga hackspettar och andra, mer sällsynta vedinsekter. Larverna är omtyckt hackspettsföda (SLU Artdatabanken, 2025).</w:t>
+        <w:t xml:space="preserve">1.3 </w:t>
+      </w:r>
+      <w:r>
+        <w:t xml:space="preserve">The organization shall commit to the FSC values as defined in FSC-POL-01-004 Policy for the Association of Organizations with FSC. </w:t>
       </w:r>
     </w:p>
     <w:p>
+      <w:pPr>
+        <w:pStyle w:val="Heading2"/>
+      </w:pPr>
+      <w:r>
+        <w:t>Ur FSC:s policy för associerade organisationer (FSC-POL-01-004)</w:t>
+      </w:r>
+    </w:p>
+    <w:p>
+      <w:r>
+        <w:t xml:space="preserve">Som “Chain of Custody”-certifierad organisation är skogsbolaget bunden av de fastställda reglerna i Del 1 Punkt 1 c) i Policy för organisationer associerade med FSC (FSC-POL-01-004 V2-0 EN + SVE version 2012-03-02): </w:t>
+      </w:r>
+    </w:p>
+    <w:p>
+      <w:pPr>
+        <w:pStyle w:val="ListNumber"/>
+      </w:pPr>
+      <w:r>
+        <w:t>De organisationer FSC kan acceptera association med får inte direkt eller indirekt ha några kopplingar till nedanstående, oacceptabla aktiviteter:</w:t>
+      </w:r>
+    </w:p>
+    <w:p>
+      <w:pPr>
+        <w:ind w:left="357"/>
+      </w:pPr>
+      <w:r>
+        <w:t>a) Olaglig skogsavverkning och handel med olagligt avverkat virke eller skogsprodukter</w:t>
+      </w:r>
+    </w:p>
+    <w:p>
+      <w:pPr>
+        <w:ind w:left="357"/>
+      </w:pPr>
+      <w:r>
+        <w:t>...</w:t>
+      </w:r>
+    </w:p>
+    <w:p>
+      <w:pPr>
+        <w:ind w:left="357"/>
+      </w:pPr>
+      <w:r>
+        <w:t>c) Skogsbruk som förstör höga naturvärden</w:t>
+      </w:r>
+    </w:p>
+    <w:p>
+      <w:pPr>
+        <w:ind w:left="357"/>
+      </w:pPr>
+      <w:r>
+        <w:t>d) Betydande omvandling av skog till plantager eller annan, icke skoglig, markanvändning</w:t>
+      </w:r>
+    </w:p>
+    <w:p>
+      <w:pPr>
+        <w:pStyle w:val="ListBullet"/>
+      </w:pPr>
       <w:r>
         <w:rPr>
           <w:b/>
+          <w:i/>
         </w:rPr>
-        <w:t>Blanksvart spiklav (NT)</w:t>
-      </w:r>
-      <w:r>
-        <w:t xml:space="preserve"> förekommer på torr, hård, gammal kärnved men även på äldre ytved av tall i naturskogsartade bestånd med begränsad brandpåverkan och ostörd hydrologi. Skogsbruksåtgärder på eller i närheten av lokaler med blanksvart spiklav utgör ett hot. Naturskogsartade öppna tall- och barrblandskogar med blanksvart spiklav indikerar höga biologiska värden och bör bevaras (SLU Artdatabanken, 2024).</w:t>
-      </w:r>
-    </w:p>
-    <w:p>
-      <w:r>
-        <w:rPr>
-          <w:b/>
-        </w:rPr>
-        <w:t>Blågrå svartspik (NT)</w:t>
-      </w:r>
-      <w:r>
-        <w:t xml:space="preserve"> växer på torr, hård ved av gamla, solbelysta torrakor, högstubbar av tall och grova döda grenar på levande tallar i öppna bestånd av naturskogskaraktär. Nästan alltid rör det sig om tjärrika torrträd och högstubbar (töreved, keloträd) som kan vara en bra bit över hundra år, i vissa fall sannolikt hundratals år gamla. Skogsbruk är idag det allvarligaste hotet. Ett långsiktigt hot är att nybildningen av gamla torrakor och högstubbar är en långsam process vilken ofta är beroende av skogsbrand. Nytt substrat bildas numera sannolikt nästan inte alls då antalet naturliga skogsbränder har minskat drastiskt på grund av effektivare brandbekämpning. Döda träd som lämnas efter avverkning är inte lämpliga för arten, eftersom dessa träd inte varit utsatta för skogsbrand och bildat tjärrik ved. Skogsbruksåtgärder på eller i närheten av växtplatserna bör undvikas. Naturskogsartade skogar med förekomst av arten indikerar höga biologiska värden och bör bevaras. Blågrå svartspik har en mycket begränsad utbredning utanför de nordiska länderna varför dessa länder har ett speciellt ansvar för arten (SLU Artdatabanken, 2024).</w:t>
-      </w:r>
-    </w:p>
-    <w:p>
-      <w:r>
-        <w:rPr>
-          <w:b/>
-        </w:rPr>
-        <w:t>Bronshjon</w:t>
-      </w:r>
-      <w:r>
-        <w:t xml:space="preserve"> är en skalbagge vars larvutveckling sker under grov bark på stammar av döda eller döende barrträd, främst gran, i mindre omfattning tall. Arten är knuten till äldre, naturskogslik granskog med inslag av torkande träd. Bronshjon är typisk art för </w:t>
+        <w:t xml:space="preserve">Kommentar: </w:t>
       </w:r>
       <w:r>
         <w:rPr>
           <w:i/>
         </w:rPr>
-        <w:t>9010 Taiga</w:t>
-      </w:r>
-      <w:r>
-        <w:t xml:space="preserve"> (SLU Artdatabanken, 2025).</w:t>
+        <w:t>Avverkning av skog med höga naturvärden samt skada på fridlysta arter strider både mot FSC Controlled Wood-standarden och FSC:s policy for associerade organisationer.</w:t>
       </w:r>
     </w:p>
     <w:p>
+      <w:pPr>
+        <w:pStyle w:val="Heading2"/>
+      </w:pPr>
+      <w:r>
+        <w:t>Ur FSC Controlled Wood (FSC-STD-40-005)</w:t>
+      </w:r>
+    </w:p>
+    <w:p>
+      <w:r>
+        <w:t>Virke som inte accepteras i FSC-märkta produkter (oacceptabelt ursprung) enligt FSC Controlled Wood (FSC-STD-40-005):</w:t>
+      </w:r>
+    </w:p>
+    <w:p>
+      <w:pPr>
+        <w:pStyle w:val="ListNumber"/>
+      </w:pPr>
+      <w:r>
+        <w:t>Illegalt avverkat virke.</w:t>
+      </w:r>
+    </w:p>
+    <w:p>
+      <w:pPr>
+        <w:pStyle w:val="ListNumber"/>
+      </w:pPr>
+      <w:r>
+        <w:t>...</w:t>
+      </w:r>
+    </w:p>
+    <w:p>
+      <w:pPr>
+        <w:pStyle w:val="ListNumber"/>
+      </w:pPr>
+      <w:r>
+        <w:t>Virke från avverkningar som hotar höga naturvärden.</w:t>
+      </w:r>
+    </w:p>
+    <w:p>
+      <w:pPr>
+        <w:pStyle w:val="ListNumber"/>
+      </w:pPr>
+      <w:r>
+        <w:t>Virke från skog som konverteras till plantager eller icke-skogligt bruk.</w:t>
+      </w:r>
+    </w:p>
+    <w:p>
+      <w:pPr>
+        <w:pStyle w:val="ListBullet"/>
+      </w:pPr>
       <w:r>
         <w:rPr>
           <w:b/>
+          <w:i/>
         </w:rPr>
-        <w:t>Citronporing (VU)</w:t>
-      </w:r>
-      <w:r>
-        <w:t xml:space="preserve"> växer på granlågor i naturskogsartade granskogar. Den påträffas ofta på eller nära fruktkroppar av klibbticka. Citronporing är globalt rödlistad som starkt hotad (EN) vilket innebär att Sverige har ett internationellt ansvar för arten. Alla skogsskötselåtgärder på eller i direkt anslutning till växtplatserna utgör ett hot och områden som hyser arten måste undantas helt från skogsbruk. Lokaler där citronporing påträffas bör ges ett juridiskt skydd (SLU Artdatabanken, 2026; IUCN, 2019).</w:t>
-      </w:r>
-    </w:p>
-    <w:p>
-      <w:r>
-        <w:rPr>
-          <w:b/>
-        </w:rPr>
-        <w:t>Doftskinn (NT)</w:t>
-      </w:r>
-      <w:r>
-        <w:t xml:space="preserve">, rödlistad som nära hotad, är en mycket bra signalart för boreal granskog och indikerar ett gran-skogsekosystem med lång kontinuitet av grova lågor. Arten är placerad i toppen av Skogsstyrelsens värdepyramid för bedömning av skog med höga naturvärden och har klassats som en “urskogsindikator”, då den förekommer med ett tydligt optimum i helt eller nästan helt orörda skogar. Doftskinn är typisk art för </w:t>
+        <w:t xml:space="preserve">Kommentar: </w:t>
       </w:r>
       <w:r>
         <w:rPr>
           <w:i/>
         </w:rPr>
-        <w:t xml:space="preserve">9010 Taiga </w:t>
-      </w:r>
-      <w:r>
-        <w:t>(SLU Artdatabanken, 2025; Nitare &amp; Skogsstyrelsen, 2019).</w:t>
-      </w:r>
-    </w:p>
-    <w:p>
-      <w:r>
-        <w:rPr>
-          <w:b/>
-        </w:rPr>
-        <w:t>Dvärgbägarlav (NT)</w:t>
-      </w:r>
-      <w:r>
-        <w:t xml:space="preserve"> förekommer över hela Sverige på gammal hård ved, huvudsakligen på tall men i södra Sverige även på ek. Veden utgörs framförallt av grova stubbar, lågor och grenar. Substratet har blivit sällsyntare och nybildning av substrat sker bara i begränsad omfattning. Arten hotas av att grova lågor blir allt sällsyntare i dagens kulturskogar samt att nybildningen av lämpliga substrat går mycket långsamt. En riklig tillgång på gamla tall- eller eklågor måste säkerställas på artens lokaler. Dvärgbägarlav är typisk art för </w:t>
-      </w:r>
-      <w:r>
-        <w:rPr>
-          <w:i/>
-        </w:rPr>
-        <w:t>9010 Taiga</w:t>
-      </w:r>
-      <w:r>
-        <w:t xml:space="preserve"> (SLU Artdatabanken, 2024; Nitare &amp; Skogsstyrelsen, 2019).</w:t>
-      </w:r>
-    </w:p>
-    <w:p>
-      <w:r>
-        <w:rPr>
-          <w:b/>
-        </w:rPr>
-        <w:t>Garnlav (VU)</w:t>
-      </w:r>
-      <w:r>
-        <w:t xml:space="preserve"> är en utpräglad barrskogsart som ibland kan drapera träden i norrländska grannaturskogar med hög luftfuktighet. Den förekommer även i talldominerade bestånd där den, förutom i trädens grenverk, påträffas hängande över ojämnheter i tallbarken. Arten har minskat starkt i södra och mellersta Sverige och den minskar även i sitt nordliga utbredningsområde. Minskningstakten uppgår till 30 (20–50) % inom 50 år och överstiger gränsvärdet för Sårbar (VU). Orsaken till tillbakagången beror främst på slutavverkningar av naturskogsartade skogar. Bestånd med riklig förekomst bör regelmässigt sparas, vilket även gynnar flera andra sällsynta och rödlistade arter. Garnlav är värdväxt för den mycket sällsynta och akut hotade fjärilen barrskogslavfly (CR) som hör hemma i boreala barrskogar med riklig förekomst av värdväxten. Tidigare kunde arten konstateras årligen på flera platser vid Dala-Floda i Dalarna innan lokalerna kalavverkades. Senaste fyndet i landet av barrskogslavfly är från år 2000 då den påträffades vid Högberget i Sollefteå kommun. Garnlav är typisk art för </w:t>
-      </w:r>
-      <w:r>
-        <w:rPr>
-          <w:i/>
-        </w:rPr>
-        <w:t xml:space="preserve">9010 Taiga </w:t>
-      </w:r>
-      <w:r>
-        <w:t>och</w:t>
-      </w:r>
-      <w:r>
-        <w:rPr>
-          <w:i/>
-        </w:rPr>
-        <w:t xml:space="preserve"> 9070 Trädklädd betesmark</w:t>
-      </w:r>
-      <w:r>
-        <w:t xml:space="preserve"> (SLU Artdatabanken, 2026).</w:t>
-      </w:r>
-    </w:p>
-    <w:p>
-      <w:r>
-        <w:rPr>
-          <w:b/>
-        </w:rPr>
-        <w:t>Gräddporing (VU)</w:t>
-      </w:r>
-      <w:r>
-        <w:t xml:space="preserve"> växer nästan enbart i urskogsartad barrskog på gamla, kraftigt murkna, grova och mossbelupna tallågor i något fuktiga och skuggiga lägen. Arten är placerad högst upp i Skogsstyrelsens värdepyramid för bedömning av skog med höga naturvärden och indikerar gamla och relativt orörda tallnaturskogar med höga naturvärden där det under låg tid kontinuerligt funnits inslag av grova tallågor. För att på sikt hejda artens vikande trend behöver merparten av gräddporingens nu kända växtplatser undantas från skogsbruk. Gräddporing är typisk art för </w:t>
-      </w:r>
-      <w:r>
-        <w:rPr>
-          <w:i/>
-        </w:rPr>
-        <w:t>9010 Taiga</w:t>
-      </w:r>
-      <w:r>
-        <w:t xml:space="preserve"> (SLU Artdatabanken, 2024; Nitare &amp; Skogsstyrelsen, 2019).</w:t>
-      </w:r>
-    </w:p>
-    <w:p>
-      <w:r>
-        <w:rPr>
-          <w:b/>
-        </w:rPr>
-        <w:t>Gränsticka (VU)</w:t>
-      </w:r>
-      <w:r>
-        <w:t xml:space="preserve"> är en mycket bra signalart inom hela sitt utbredningsområde. Den är huvudsakligen knuten till restbestånd av barrnaturskog och förekommer med ett tydligt optimum i orörda eller måttligt påverkade gamla granskogar där det föreligger långvarig kontinuitet av grov död ved. Den totala populationen bedöms ha minskat och fortsätter att minska i takt med att grankontinuitetsskogar (äldre tidigare icke kalavverkade skogar) minskar i areal. Minskningstakten överstiger gränsvärdet för sårbar (VU). Lokaler som hyser arten bör undantas från skogsbruk, speciellt i mellersta och södra Sverige. Gränsticka är typisk art för </w:t>
-      </w:r>
-      <w:r>
-        <w:rPr>
-          <w:i/>
-        </w:rPr>
-        <w:t>9010 Taiga</w:t>
-      </w:r>
-      <w:r>
-        <w:t xml:space="preserve"> (SLU Artdatabanken, 2026; Nitare &amp; Skogsstyrelsen, 2019).</w:t>
-      </w:r>
-    </w:p>
-    <w:p>
-      <w:r>
-        <w:rPr>
-          <w:b/>
-        </w:rPr>
-        <w:t>Kolflarnlav (NT)</w:t>
-      </w:r>
-      <w:r>
-        <w:t xml:space="preserve"> är brandberoende och växer nästan uteslutande på kolad hård kärnved av tall. Etableringen verkar ske först 100–300 år efter brand och nytt substrat nybildas i mycket begränsad omfattning. Avverkning av tallskog av naturskogskaraktär med spår av återkommande bränder är ett hot och mängden lämplig ved att växa på för arten minskar dels på grund av naturlig nedbrytning men framförallt på grund av att det förstörs i samband med slutavverkningar, gallringar och markberedning. Såväl kolflarnlav som mörk kolflarnlav har glänsande bålfjäll och förekommer främst i tall- och blandbarrskogar av naturskogskaraktär med spår av återkommande bränder. Skogar som dessa hyser höga biologiska värden och bör skyddas. Kolflarnlav är typisk art för </w:t>
-      </w:r>
-      <w:r>
-        <w:rPr>
-          <w:i/>
-        </w:rPr>
-        <w:t>9010 Taiga</w:t>
-      </w:r>
-      <w:r>
-        <w:t xml:space="preserve"> (SLU Artdatabanken, 2024).</w:t>
-      </w:r>
-    </w:p>
-    <w:p>
-      <w:r>
-        <w:rPr>
-          <w:b/>
-        </w:rPr>
-        <w:t>Kortskaftad ärgspik (NT)</w:t>
-      </w:r>
-      <w:r>
-        <w:t xml:space="preserve"> förekommer i barrträdsdominerade skogar och växer nästan uteslutande på tallved. Den föredrar gamla högstubbar i fuktig och halvöppen miljö, t.ex. i myrkanter, sumpskog och brandpräglad skog. Arten indikerar kontinuerlig tillgång till gamla högstubbar i kombination med hög och jämn luftfuktighet. Skogsbruk på lokaler med kortskaftad ärgspik utgör ett hot. På lång sikt bildas färre lämpliga substrat än vad som försvinner. Avverkning av barrträdsdominerade bestånd av naturskogskaraktär utgör ett långsiktigt hot. Naturskogsartade bestånd med riklig förekomst av gamla och grova tallhögstubbar bör undantas från skogsbruk (SLU Artdatabanken, 2024).</w:t>
-      </w:r>
-    </w:p>
-    <w:p>
-      <w:r>
-        <w:rPr>
-          <w:b/>
-        </w:rPr>
-        <w:t>Kransmossa</w:t>
-      </w:r>
-      <w:r>
-        <w:t xml:space="preserve"> är typisk art för </w:t>
-      </w:r>
-      <w:r>
-        <w:rPr>
-          <w:i/>
-        </w:rPr>
-        <w:t xml:space="preserve">9050 Näringsrik granskog </w:t>
-      </w:r>
-      <w:r>
-        <w:t xml:space="preserve">och </w:t>
-      </w:r>
-      <w:r>
-        <w:rPr>
-          <w:i/>
-        </w:rPr>
-        <w:t xml:space="preserve">6170 Alpina kalkgräsmarker </w:t>
-      </w:r>
-      <w:r>
-        <w:t>(SLU Artdatabanken, 2025).</w:t>
-      </w:r>
-    </w:p>
-    <w:p>
-      <w:r>
-        <w:rPr>
-          <w:b/>
-        </w:rPr>
-        <w:t>Mindre märgborre</w:t>
-      </w:r>
-      <w:r>
-        <w:t xml:space="preserve"> är en signalart för tallskog med höga naturvärden och betraktas tillsammans med skarptandad barkborre som nyckelarter för ett antal sällsynta åtgärdsprogramsarter som är beroende av deras gångsystem. Bland dessa kan nämnas avlång barkborre (VU), </w:t>
-      </w:r>
-      <w:r>
-        <w:rPr>
-          <w:i/>
-        </w:rPr>
-        <w:t>Corticeus longulus</w:t>
-      </w:r>
-      <w:r>
-        <w:t xml:space="preserve"> (VU), tallgångbagge (VU), cholodkovskys bastborre (NT) och tallbarksvartbagge (NT). Den mindre märgborrens måsvingeliknande gnaggångar är lätta att känna igen och hittas ofta på grova tallgrenar på marken. Rika förekomster av främst mindre märgborre men även skarptandad barkborre är en signal för artrikedom och inventeringar har visat att det är i skogar med en naturlig självgallring som det skapas förutsättningar för dessa arter samt de efterföljande åtgärdsprogramsarterna. Tallskogar med stark förekomst av mindre märgborre och skarptandad barkborre bör avsättas som reservat. Generellt bör hänsyn tas vid slutavverkning av talldominerad skog så att avverkningsrester som gren- och toppdelar lämnas. Mindre märgborre är typisk art för </w:t>
-      </w:r>
-      <w:r>
-        <w:rPr>
-          <w:i/>
-        </w:rPr>
-        <w:t>9060 Åsbarrskog</w:t>
-      </w:r>
-      <w:r>
-        <w:t xml:space="preserve"> (SLU Artdatabanken, 2026; Pettersson, 2014; Hedgren, 2012; Gunnarsson m fl., 1999).</w:t>
-      </w:r>
-    </w:p>
-    <w:p>
-      <w:r>
-        <w:rPr>
-          <w:b/>
-        </w:rPr>
-        <w:t>Mörk kolflarnlav (NT)</w:t>
-      </w:r>
-      <w:r>
-        <w:t xml:space="preserve"> är brandberoende och växer nästan uteslutande på kolad hård kärnved av tall. Arten förekommer främst i glesa, öppna tall- och blandbarrskogar av naturskogskaraktär och etableringen verkar ske sent efter brand, kanske först efter 100–300 år. Mörk kolflarnlav indikerar skog med höga naturvärden och vanligast är att den påträffas på rester av nedbrunna torrakor och högstubbar och lågstubbar som är så grova att hela innandömet är urbränt. Tall- och blandbarrskogar av naturskogskaraktär med spår av återkommande bränder hyser höga biologiska värden och bör skyddas (SLU Artdatabanken, 2024).</w:t>
-      </w:r>
-    </w:p>
-    <w:p>
-      <w:r>
-        <w:rPr>
-          <w:b/>
-        </w:rPr>
-        <w:t>Nästlav</w:t>
-      </w:r>
-      <w:r>
-        <w:t xml:space="preserve"> indikerar söder om den naturliga norrlandsgränsen äldre barrskogsområden med höga naturvärden där andra ovanliga nordliga barrskogsarter kan påträffas. Nästlav är typisk art för </w:t>
-      </w:r>
-      <w:r>
-        <w:rPr>
-          <w:i/>
-        </w:rPr>
-        <w:t xml:space="preserve">9010 Taiga </w:t>
-      </w:r>
-      <w:r>
-        <w:t>(Nitare &amp; Skogsstyrelsen, 2019; SLU Artdatabanken, 2025).</w:t>
-      </w:r>
-    </w:p>
-    <w:p>
-      <w:r>
-        <w:rPr>
-          <w:b/>
-        </w:rPr>
-        <w:t>Rynkskinn (NT)</w:t>
-      </w:r>
-      <w:r>
-        <w:t xml:space="preserve"> är en vednedbrytare som växer på grova granlågor och ingår i en karaktäristisk association av vedsvampar knutna till urskogsartade barrskogar. Den har klassificerats som en “urskogsindikator” och är placerad i toppen av Skogsstyrelsens värdepyramid för bedömning av skog med höga naturvärden. Allt tyder på att rynkskinn är mycket känslig för skogliga ingrepp och lokalerna, som oftast har höga biologiska kvaliteter, bör lämnas till fri utveckling. Rynkskinn är typisk art för </w:t>
-      </w:r>
-      <w:r>
-        <w:rPr>
-          <w:i/>
-        </w:rPr>
-        <w:t xml:space="preserve">9010 Taiga, 9050 Näringsrik granskog </w:t>
-      </w:r>
-      <w:r>
-        <w:t>och</w:t>
-      </w:r>
-      <w:r>
-        <w:rPr>
-          <w:i/>
-        </w:rPr>
-        <w:t xml:space="preserve"> 9030 Landhöjningsskog</w:t>
-      </w:r>
-      <w:r>
-        <w:t xml:space="preserve"> (Nitare &amp; Skogsstyrelsen, 2019; SLU Artdatabanken, 2026).</w:t>
-      </w:r>
-    </w:p>
-    <w:p>
-      <w:r>
-        <w:rPr>
-          <w:b/>
-        </w:rPr>
-        <w:t>Sotlav</w:t>
-      </w:r>
-      <w:r>
-        <w:t xml:space="preserve"> är överallt en mycket bra signalart och visar alltid på skogsmiljöer med höga naturvärden. Den indikerar långvarig förekomst av gamla eller döda träd. På lavens växtlokaler finns vanligen många andra ovanliga arter. Sotlav är typisk art för </w:t>
-      </w:r>
-      <w:r>
-        <w:rPr>
-          <w:i/>
-        </w:rPr>
-        <w:t xml:space="preserve">9010 Taiga </w:t>
-      </w:r>
-      <w:r>
-        <w:t>och</w:t>
-      </w:r>
-      <w:r>
-        <w:rPr>
-          <w:i/>
-        </w:rPr>
-        <w:t xml:space="preserve"> 9070 Trädklädd betesmark</w:t>
-      </w:r>
-      <w:r>
-        <w:t xml:space="preserve"> (Nitare &amp; Skogsstyrelsen, 2019; SLU Artdatabanken, 2025).</w:t>
-      </w:r>
-    </w:p>
-    <w:p>
-      <w:r>
-        <w:rPr>
-          <w:b/>
-        </w:rPr>
-        <w:t xml:space="preserve">Tallticka (NT) </w:t>
-      </w:r>
-      <w:r>
-        <w:t xml:space="preserve">uppträder först på tallar som är 100–150 år gamla men är vanligast på träd som är runt 150–200 år eller äldre. I skogslandskapet är den främst knuten till tallnaturskogar och restbiotoper med biologiskt gamla träd och signalerar vanligtvis skyddsvärda tallbestånd med höga naturvärden. Tallticka är typisk art för </w:t>
-      </w:r>
-      <w:r>
-        <w:rPr>
-          <w:i/>
-        </w:rPr>
-        <w:t xml:space="preserve">9010 Taiga </w:t>
-      </w:r>
-      <w:r>
-        <w:t xml:space="preserve">och </w:t>
-      </w:r>
-      <w:r>
-        <w:rPr>
-          <w:i/>
-        </w:rPr>
-        <w:t>9060 Åsbarrskog</w:t>
-      </w:r>
-      <w:r>
-        <w:t xml:space="preserve"> (SLU Artdatabanken, 2023; Nitare &amp; Skogsstyrelsen, 2019).</w:t>
-      </w:r>
-    </w:p>
-    <w:p>
-      <w:r>
-        <w:rPr>
-          <w:b/>
-        </w:rPr>
-        <w:t>Ullticka (NT)</w:t>
-      </w:r>
-      <w:r>
-        <w:t xml:space="preserve"> är knuten till restbestånd av barrnaturskog och förekommer med ett tydligt optimum i orörda eller måttligt påverkade gamla granskogar där det föreligger viss kontinuitet av grov död ved. Ullticka är en bra signalart inom hela sitt utbredningsområde och i södra Sverige är den sällsynt och en god signalart för skyddsvärda granskogsmiljöer. Den hotas av avverkning och fragmentering av naturskog och äldre granskog med lång trädkontinuitet. På ullticka kan ibland ulltickeporing (VU) påträffas - det är en sällsynt ticka som nyligen delats upp i de tre olika arterna ulltickeporing </w:t>
-      </w:r>
-      <w:r>
-        <w:rPr>
-          <w:i/>
-        </w:rPr>
-        <w:t xml:space="preserve">Skeletocutis brevispora </w:t>
-      </w:r>
-      <w:r>
-        <w:t>(VU)</w:t>
-      </w:r>
-      <w:r>
-        <w:rPr>
-          <w:i/>
-        </w:rPr>
-        <w:t>, Skeletocutis delicata</w:t>
-      </w:r>
-      <w:r>
-        <w:t xml:space="preserve"> (VU)</w:t>
-      </w:r>
-      <w:r>
-        <w:rPr>
-          <w:i/>
-        </w:rPr>
-        <w:t xml:space="preserve"> och Skeletocutis exilis</w:t>
-      </w:r>
-      <w:r>
-        <w:t xml:space="preserve"> (NT). Ullticka är typisk art för </w:t>
-      </w:r>
-      <w:r>
-        <w:rPr>
-          <w:i/>
-        </w:rPr>
-        <w:t xml:space="preserve">9010 Taiga, 9050 Näringsrik granskog </w:t>
-      </w:r>
-      <w:r>
-        <w:t xml:space="preserve">och </w:t>
-      </w:r>
-      <w:r>
-        <w:rPr>
-          <w:i/>
-        </w:rPr>
-        <w:t>9030 Landhöjningsskog</w:t>
-      </w:r>
-      <w:r>
-        <w:t xml:space="preserve"> (SLU Artdatabanken, 2026; Nitare &amp; Skogsstyrelsen, 2019; Miettinen &amp; Niemelä, 2018).</w:t>
-      </w:r>
-    </w:p>
-    <w:p>
-      <w:r>
-        <w:rPr>
-          <w:b/>
-        </w:rPr>
-        <w:t>Vedflamlav (NT)</w:t>
-      </w:r>
-      <w:r>
-        <w:t xml:space="preserve"> växer på gammal hård och torr, exponerad kärnved av tall, främst på högstubbar i ljusöppna lägen, t.ex. vid och på myrar, sjökanter, i glesa hällmarkskogar och i brandpräglade tallnaturskogar. Substratet nyskapas i begränsad omfattning och arten är en utmärkt indikator på höga naturvärden i denna skogstyp. Tall- och barrblandskogar med naturskogskaraktär och spår av bränder har ofta höga biologiska värden och bör skyddas. På vedflamlavens bål kan den sällsynta spiklaven/parasiten </w:t>
-      </w:r>
-      <w:r>
-        <w:rPr>
-          <w:i/>
-        </w:rPr>
-        <w:t>Calicium ramboldiicola</w:t>
-      </w:r>
-      <w:r>
-        <w:t xml:space="preserve"> (VU) påträffas (SLU Artdatabanken, 2026).</w:t>
-      </w:r>
-    </w:p>
-    <w:p>
-      <w:r>
-        <w:rPr>
-          <w:b/>
-        </w:rPr>
-        <w:t>Vedskivlav (NT)</w:t>
-      </w:r>
-      <w:r>
-        <w:t xml:space="preserve"> växer på gammal, torr, exponerad, hård kärnved av framförallt tall i naturskogsartade bestånd. Avverkning av tallskog av naturskogskaraktär med spår av återkommande bränder är ett hot. Mängden lämplig ved att växa på för vedskivlav minskar, dels på grund av naturlig nedbrytning men framförallt på grund av att de förstörs i samband med slutavverkningar, gallringar och markberedning. Tall- och blandbarrskogar av naturskogskaraktär med spår av återkommande bränder bör skyddas. Vedskivlav är typisk art för </w:t>
-      </w:r>
-      <w:r>
-        <w:rPr>
-          <w:i/>
-        </w:rPr>
-        <w:t>9010 Taiga</w:t>
-      </w:r>
-      <w:r>
-        <w:t xml:space="preserve"> (SLU Artdatabanken, 2024).</w:t>
-      </w:r>
-    </w:p>
-    <w:p>
-      <w:r>
-        <w:rPr>
-          <w:b/>
-        </w:rPr>
-        <w:t xml:space="preserve">Vedticka </w:t>
-      </w:r>
-      <w:r>
-        <w:t xml:space="preserve">är en bra signalart söder om den naturliga norrlandsgränsen. Den är huvudsakligen knuten till äldre barrskogar där det föreligger långvarig kontinuitet av död barrved. Vedticka är typisk art för </w:t>
-      </w:r>
-      <w:r>
-        <w:rPr>
-          <w:i/>
-        </w:rPr>
-        <w:t xml:space="preserve">9010 Taiga </w:t>
-      </w:r>
-      <w:r>
-        <w:t>(Nitare &amp; Skogsstyrelsen, 2019; SLU Artdatabanken, 2025).</w:t>
-      </w:r>
-    </w:p>
-    <w:p>
-      <w:r>
-        <w:rPr>
-          <w:b/>
-        </w:rPr>
-        <w:t xml:space="preserve">Vedtrappmossa (NT) </w:t>
-      </w:r>
-      <w:r>
-        <w:t xml:space="preserve">växer på död ved, främst i gammal granskog. Den förekommer knappast alls i fjällnära barrskogar utan finns i skogslandskapet nedom fjällen och framför allt i landets södra delar är den en mycket bra signalart för barrnaturskog med höga naturvärden. Skogsavverkning och brist på grov död ved i skogen är de allvarligaste hoten och den överlever inte kalhyggesbruk. Lokaler med sluten granskog, tillräckligt stora för att säkerställa ett kontinuerligt tillskott på grova lågor, bör undantas från storskaligt skogsbruk. Vedtrappmossa är typisk art för </w:t>
-      </w:r>
-      <w:r>
-        <w:rPr>
-          <w:i/>
-        </w:rPr>
-        <w:t>9010 Taiga</w:t>
-      </w:r>
-      <w:r>
-        <w:t xml:space="preserve"> (SLU Artdatabanken, 2024).</w:t>
-      </w:r>
-    </w:p>
-    <w:p>
-      <w:r>
-        <w:rPr>
-          <w:b/>
-        </w:rPr>
-        <w:t>Violettgrå tagellav (NT)</w:t>
-      </w:r>
-      <w:r>
-        <w:t xml:space="preserve"> växer nästan uteslutande i gamla olikåldriga barrnaturskogar med lång skoglig kontinuitet och är en utmärkt signal på skog med höga naturvärden. Slutavverkning av tidigare aldrig slutavverkad skog (kontinuitetsskog) är det största hotet. Biotopen nyskapas i begränsad omfattning och barrskog äldre än 160 år, där den violettgrå tagellaven huvudsakligen påträffas har minskat med 50% de senaste 50 åren. Lågproduktiv skogsmark där laven förekommer bör undantas från skogsbruk och rika förekomster i äldre granskog bör skyddas. Arten är känslig för uttorkning och det är väsentligt att tillräckligt stora bestånd avsätts. Violettgrå tagellav är typisk art för </w:t>
-      </w:r>
-      <w:r>
-        <w:rPr>
-          <w:i/>
-        </w:rPr>
-        <w:t>9010 Taiga</w:t>
-      </w:r>
-      <w:r>
-        <w:t xml:space="preserve"> (SLU Artdatabanken, 2024; Nitare &amp; Skogsstyrelsen, 2019).</w:t>
-      </w:r>
-    </w:p>
-    <w:p>
-      <w:r>
-        <w:rPr>
-          <w:b/>
-        </w:rPr>
-        <w:t>Vitgrynig nållav (NT)</w:t>
-      </w:r>
-      <w:r>
-        <w:t xml:space="preserve"> växer nästan uteslutande på bark av gamla, senvuxna granar i skuggiga lägen med hög och jämn luftfuktighet. Den vanligaste naturtypen för arten är kontinuitetsskogar på frisk mark men den finns också i sumpgranskogar. På lång sikt utgör avverkningar av olikåldriga granskogar av naturskogskaraktär ett allvarligt hot mot arten och skogsbruksåtgärder på eller i närheten av växtplatserna bör undvikas. Naturskogsartade, fuktiga granskogar med förekomster av arten signalerar höga biologiska värden och bör bevaras (SLU Artdatabanken, 2024; Nitare &amp; Skogsstyrelsen, 2019).</w:t>
-      </w:r>
-    </w:p>
-    <w:p>
-      <w:r>
-        <w:rPr>
-          <w:b/>
-        </w:rPr>
-        <w:t>Vitplätt (NT)</w:t>
-      </w:r>
-      <w:r>
-        <w:t xml:space="preserve"> är en nedbrytare av död, hård och torr tallved och orsakar brunröta. Den förekommer mest i äldre, naturskogsliknande tallskog eller blandskog med äldre tall. Arten hotas av avverkning av gammal, senvuxen tall. I södra Sverige råder brist på lämpliga habitat och arten kan inte längre sprida sig utanför sina få kända växtplatser. Lokaler med gammal tall bör undantas från skogsbruk, i synnerhet i södra Sverige (SLU Artdatabanken, 2024).</w:t>
+        <w:t>Avverkning av skog med höga naturvärden samt skada på fridlysta arter strider både mot FSC Controlled Wood-standarden och FSC:s policy for associerade organisationer.</w:t>
       </w:r>
     </w:p>
     <w:p>
@@ -951,7 +1207,73 @@
         <w:pStyle w:val="Heading1"/>
       </w:pPr>
       <w:r>
-        <w:t>Certifiering</w:t>
+        <w:t>Ur PEFC-standarden gällande lagefterlevnad</w:t>
+      </w:r>
+    </w:p>
+    <w:p>
+      <w:r>
+        <w:t>PEFC-standarden förutsätter att tillämplig svensk lagstiftning följs. Det är utsedd tillsynsmyndighet som ansvarar för tillsyn av lagens efterlevnad. PEFC-standarden återger innehållet i vissa certifieringskritiska lag- och föreskriftskrav vilka ska ingå i granskning av PEFC-systemets efterlevnad.</w:t>
+      </w:r>
+    </w:p>
+    <w:p>
+      <w:pPr>
+        <w:pStyle w:val="ListBullet"/>
+      </w:pPr>
+      <w:r>
+        <w:rPr>
+          <w:b/>
+          <w:i/>
+        </w:rPr>
+        <w:t xml:space="preserve">Kommentar: </w:t>
+      </w:r>
+      <w:r>
+        <w:rPr>
+          <w:i/>
+        </w:rPr>
+        <w:t>I den avverkningsanmälda skogen har fridlysta arter sina livsmiljöer och växtplatser. Att skada de fridlysta arternas livsmiljöer, växtplatser eller ekologiska funktion är inte tillåtet enligt artskyddsförordningen</w:t>
+      </w:r>
+    </w:p>
+    <w:p>
+      <w:r>
+        <w:br w:type="page"/>
+      </w:r>
+    </w:p>
+    <w:p>
+      <w:pPr>
+        <w:pStyle w:val="Title"/>
+      </w:pPr>
+      <w:r>
+        <w:t>BILAGA 1 –</w:t>
+        <w:br/>
+        <w:t>Fridlysta och rödlistade arter</w:t>
+      </w:r>
+    </w:p>
+    <w:p>
+      <w:pPr>
+        <w:pStyle w:val="Heading1"/>
+      </w:pPr>
+      <w:r>
+        <w:t>Talltita – ekologi samt krav på livsmiljön</w:t>
+      </w:r>
+    </w:p>
+    <w:p>
+      <w:r>
+        <w:t>Talltita är rödlistad som NT, fridlyst och prioriterad art i Skogsvårdslagen. Den omfattas av EU:s fågeldirektiv. Arten har minskat kraftigt de senaste 30 åren och minskningstakten innevarande 10-årsperiod beräknas till 20 (10–30) % (SLU Artdatabanken, 2022).</w:t>
+      </w:r>
+    </w:p>
+    <w:p>
+      <w:r>
+        <w:t>Talltita föredrar större sammanhängande barrskogar, och finns såväl i tallskog som granskog och i lövblandad barrskog. Skogens struktur är viktig och ska helst vara flerskiktad med riklig underväxt av mindre granar, björk och andra lövträd och buskar. Tillgång på murknande högstubbar är särskilt viktig, eftersom talltitan helst själv hackar ut sitt bohål (SLU Artdatabanken, 2022).</w:t>
+      </w:r>
+    </w:p>
+    <w:p>
+      <w:r>
+        <w:t>Det finns flera studier som visar att talltita är känslig för gallring och inte överlever när dess livsmiljö kalavverkas (Eggers and Low, 2014; Griesser et al., 2007; Klein, 2020). Talltitans revir är förhållandevis stora, 10–20 hektar och arten missgynnas när skogen fragmenteras. Kalavverkning av större delar av reviret innebär att det överges (Artdatabanken, 2021).</w:t>
+      </w:r>
+    </w:p>
+    <w:p>
+      <w:r>
+        <w:t>Talltitan är synnerligen trogen sitt revir så länge paret lever och biotopen förblir intakt. Paret stannar i sitt revir året om. En förlust av ett revir har därför en stor inverkan på den lokala populationen och trakthyggesbruket anses vara orsak till den svenska populationens kraftiga minskning. Talltiteparets revirtrohet innebär att närhelst under året man observerar en adult talltita så ingår denna plats i reviret (Siffczyk et al., 2003; Ekman, 1979).</w:t>
       </w:r>
     </w:p>
     <w:p>
@@ -959,137 +1281,161 @@
         <w:pStyle w:val="Heading2"/>
       </w:pPr>
       <w:r>
-        <w:t>Ur FSC-standarden</w:t>
+        <w:t>Referenser – talltita</w:t>
       </w:r>
     </w:p>
     <w:p>
       <w:r>
+        <w:t xml:space="preserve">Eggers, S., Low, M., 2014. </w:t>
+      </w:r>
+      <w:r>
         <w:rPr>
-          <w:b/>
+          <w:i/>
         </w:rPr>
-        <w:t xml:space="preserve">PRINCIP 1: LAGEFTERLEVNAD: </w:t>
-      </w:r>
-      <w:r>
-        <w:t>Certifikatsinnehavaren ska följa alla tillämpliga lagar, förordningar och nationellt ratificerade internationella avtal, konventioner och överenskommelser.</w:t>
+        <w:t xml:space="preserve">Differential demographic responses of sympatric Parids to vegetation management in boreal forest. </w:t>
+      </w:r>
+      <w:r>
+        <w:t>For. Ecol. Manage. 319, 169–175.</w:t>
       </w:r>
     </w:p>
     <w:p>
       <w:r>
+        <w:t xml:space="preserve">Ekman, J., 1979. </w:t>
+      </w:r>
+      <w:r>
         <w:rPr>
-          <w:b/>
+          <w:i/>
         </w:rPr>
-        <w:t xml:space="preserve">1.3.1 </w:t>
-      </w:r>
-      <w:r>
-        <w:t>Tillämpliga lagar och föreskrifter för brukandet av skogen följs.</w:t>
+        <w:t xml:space="preserve">Coherence, composition and territories of winter social groups of the Willow Tit Parus montanus and the Crested Tit P. cristatus. </w:t>
+      </w:r>
+      <w:r>
+        <w:t>Ornis Scandinavica, 10, pp 56–68</w:t>
+      </w:r>
+    </w:p>
+    <w:p>
+      <w:r>
+        <w:t xml:space="preserve">Griesser, M., Nystrand, M., Eggers, S., Ekman, J., 2007. </w:t>
+      </w:r>
+      <w:r>
+        <w:rPr>
+          <w:i/>
+        </w:rPr>
+        <w:t xml:space="preserve">Impact of forestry practices on fitness correlates and population productivity in an open-nesting bird species. </w:t>
+      </w:r>
+      <w:r>
+        <w:t>Conserv. Biol. 21, 767–774. https://doi.org/10.1111/j.1523- 1739.2007.00675.x</w:t>
+      </w:r>
+    </w:p>
+    <w:p>
+      <w:r>
+        <w:t xml:space="preserve">Klein, J., 2020. </w:t>
+      </w:r>
+      <w:r>
+        <w:rPr>
+          <w:i/>
+        </w:rPr>
+        <w:t xml:space="preserve">The forgotten forest – On thinning, retention, and biodiversity in the boreal forest. </w:t>
+      </w:r>
+      <w:r>
+        <w:t>Doctoral Thesis No. 2020:50</w:t>
+      </w:r>
+    </w:p>
+    <w:p>
+      <w:r>
+        <w:t xml:space="preserve">Siffczyk, C., Brotons, L., Kangas, K., Orell, M., 2003. </w:t>
+      </w:r>
+      <w:r>
+        <w:rPr>
+          <w:i/>
+        </w:rPr>
+        <w:t xml:space="preserve">Home range size of willow tits. </w:t>
+      </w:r>
+      <w:r>
+        <w:t>Oecologica, 136, 635–642 (2003)</w:t>
+      </w:r>
+    </w:p>
+    <w:p>
+      <w:r>
+        <w:t xml:space="preserve">SLU Artdatabanken, 2021. </w:t>
+      </w:r>
+      <w:r>
+        <w:rPr>
+          <w:i/>
+        </w:rPr>
+        <w:t xml:space="preserve">Artfaktablad. Naturvård – artfakta. </w:t>
+      </w:r>
+      <w:r>
+        <w:t>SLU Artdatabanken, Uppsala</w:t>
       </w:r>
     </w:p>
     <w:p>
       <w:pPr>
-        <w:pStyle w:val="ListBullet"/>
+        <w:pStyle w:val="Heading1"/>
       </w:pPr>
       <w:r>
-        <w:rPr>
-          <w:b/>
-          <w:i/>
-        </w:rPr>
-        <w:t xml:space="preserve">Kommentar: </w:t>
-      </w:r>
-      <w:r>
-        <w:t>I den avverkningsanmälda skogen har fridlysta arter sina livsmiljöer och växtplatser. Att skada de fridlysta arternas livsmiljöer, växtplatser eller ekologiska funktion är inte tillåtet enligt artskyddsförordningen.</w:t>
+        <w:t>Tretåig hackspett – ekologi samt krav på livsmiljön</w:t>
+      </w:r>
+    </w:p>
+    <w:p>
+      <w:r>
+        <w:t xml:space="preserve">Tretåig hackspett (NT) är fridlyst enligt §4 Artskyddsförordningen och finns med som prioriterad art i Skogsstyrelsen vägledning för skogsbruket (bilaga 4 till SVL). I vägledningen står bland annat att: </w:t>
       </w:r>
       <w:r>
         <w:rPr>
           <w:i/>
         </w:rPr>
-        <w:t xml:space="preserve"> EU:s medlemsländer och skogsbolag är skyldiga att agera i enlighet med EU:s fågeldirektiv där det uttryckligen står att direktivet gäller för fåglar samt för deras ägg, bon och </w:t>
-      </w:r>
-      <w:r>
-        <w:rPr>
-          <w:b/>
-          <w:i/>
-        </w:rPr>
-        <w:t xml:space="preserve">livsmiljöer </w:t>
-      </w:r>
-      <w:r>
-        <w:t>(artikel 1). Vidare att de åtgärder som vidtas inte får leda till en försämring av den nuvarande situationen beträffande bevarandet av de fågelarter som avses i artikel 1 (artikel 13).</w:t>
-      </w:r>
-    </w:p>
-    <w:p>
-      <w:r>
-        <w:rPr>
-          <w:b/>
-        </w:rPr>
-        <w:t xml:space="preserve">6.4 </w:t>
-      </w:r>
-      <w:r>
-        <w:t>Certifikatsinnehavaren ska skydda sällsynta arter och hotade arter samt deras livsmiljöer inom skogsbruksenheten. Det ska ske genom avsättningar, andra skyddade områden och genom att skapa konnektivitet och/eller genom andra direkta åtgärder som gynnar dessa arters överlevnad och livskraft. Åtgärderna ska stå i förhållande till brukandets skala, intensitet och risk, samt till sällsynta och hotade arters bevarandestatus och ekologiska krav. Certifikatsinnehavaren ska beakta den geografiska spridningen och ekologiska krav hos sällsynta och hotade arter utanför skogsbruksenhetens gränser när beslut om åtgärder inom skogsbruksenheten ska fattas.</w:t>
-      </w:r>
-    </w:p>
-    <w:p>
-      <w:r>
-        <w:rPr>
-          <w:b/>
-        </w:rPr>
-        <w:t xml:space="preserve">6.4.1 </w:t>
-      </w:r>
-      <w:r>
-        <w:t>Följande biotoper undantas från alla skogsbruksåtgärder, förutom åtgärder påkallade för att bevara eller främja biotopens naturliga eller hävdbetingade biologiska mångfald:</w:t>
-      </w:r>
-    </w:p>
-    <w:p>
-      <w:pPr>
-        <w:ind w:left="357"/>
-      </w:pPr>
-      <w:r>
-        <w:t>b) nyckelbiotoper enligt Skogsstyrelsens definition och metod (1995)</w:t>
-      </w:r>
-    </w:p>
-    <w:p>
-      <w:pPr>
-        <w:pStyle w:val="ListBullet"/>
-      </w:pPr>
-      <w:r>
-        <w:rPr>
-          <w:b/>
-          <w:i/>
-        </w:rPr>
-        <w:t xml:space="preserve">Kommentar: </w:t>
+        <w:t xml:space="preserve">“Tretåig hackspett har stora arealkrav och höga krav på sin livsmiljö. Omdaningen av naturskogar till kulturskogar medför en förlust av viktiga miljöer, något som förstärks av ökad fragmentering till följd av avverkningar.” </w:t>
+      </w:r>
+      <w:r>
+        <w:t xml:space="preserve">Vidare att: </w:t>
       </w:r>
       <w:r>
         <w:rPr>
           <w:i/>
         </w:rPr>
-        <w:t>I det avverkningsanmälda skogsområdet har 29 rödlistade arter och signalarter påträffats. Detta ska jämföras med Skogsstyrelsens uppföljning 2017 av nyckelbiotoper som visade att man i genomsnitt hittar 20,6 olika rödlistade arter och signalarter i en nyckelbiotop (Wijk, S. 2017. Biologisk mångfald i nyckelbiotoper – Resultat från inventeringen “Uppföljning biologisk mångfald” 2009–2015. Rapport 4/2017 Skogsstyrelsen, Jönköping).</w:t>
-      </w:r>
-    </w:p>
-    <w:p>
-      <w:r>
-        <w:rPr>
-          <w:b/>
-        </w:rPr>
-        <w:t xml:space="preserve">6.4.3 </w:t>
-      </w:r>
-      <w:r>
-        <w:t>Bevarandeåtgärder genomförs för de kända förekomster av rödlistade arter som påverkas av skogsbruk.</w:t>
-      </w:r>
-    </w:p>
-    <w:p>
-      <w:pPr>
-        <w:pStyle w:val="ListBullet"/>
-      </w:pPr>
-      <w:r>
-        <w:rPr>
-          <w:b/>
-          <w:i/>
-        </w:rPr>
-        <w:t xml:space="preserve">Kommentar: </w:t>
+        <w:t>“Områden med dokumenterad permanent förekomst i naturskogsmiljöer har vanligen så stora naturvärden att skogsbruk är olämpligt”</w:t>
+      </w:r>
+      <w:r>
+        <w:t xml:space="preserve"> (SLU Artdatabanken, 2024; Skogsstyrelsen, 2016)</w:t>
       </w:r>
       <w:r>
         <w:rPr>
           <w:i/>
         </w:rPr>
-        <w:t>I det avverkningsanmälda skogsområdet har 32 naturvårdsarter varav 23 rödlistade arter sina livsmiljöer och växtplatser.</w:t>
+        <w:t>.</w:t>
+      </w:r>
+    </w:p>
+    <w:p>
+      <w:r>
+        <w:t>Tretåig hackspett är beroende av större sammanhängande naturskogar med kontinuerlig tillgång och nybildning av död ved och fragmentering av livsmiljöerna utgör ett stort hot mot arten (se exempelvis Stachura-Skierczynska et al., 2009; Wesolowski et al., 2005; Butler et al., 2004; Pakkala et al., 2002; Amcoff et al., 1996; Virkkala, 1991). Det finns studier som visar att naturskogens självgallringsprocess som den tretåiga hackspetten är beroende av, inte kan ersättas med efterlämnad hänsyn i skogsbruket (Imbeau &amp; Desrochers, 2002).</w:t>
+      </w:r>
+    </w:p>
+    <w:p>
+      <w:r>
+        <w:t>Permanenta revir av tretåig hackspett karaktäriseras ofta av artens typiska ringformigt ordnade hackmärken på framför allt gamla granar. För att säkerställa att inte revir av tretåig hackspett drabbas av avverkningsplanerna bör en inventering göras i området både under häckningstid och under vintern, då arten utnyttjar betydligt större områden än under sommarens häckningsrevir. Storleken på häckningsreviret varierar med skogstypen, förekomsten av död ved och graden av fragmentering, men är i allmänhet i storleksordningen 25–100 hektar (SLU Artdatabanken, 2024; Skogsstyrelsen, 2016).</w:t>
+      </w:r>
+    </w:p>
+    <w:p>
+      <w:r>
+        <w:t xml:space="preserve">Förutom fridlysning enligt §4 Artskyddsförordningen är tretåig hackspett även förtecknad i EU:s fågeldirektiv bilaga 1. Den är typisk art för </w:t>
+      </w:r>
+      <w:r>
+        <w:rPr>
+          <w:i/>
+        </w:rPr>
+        <w:t xml:space="preserve">9010 Taiga, 9740 Skogsbevuxen myr, 9030 Landhöjningsskog </w:t>
+      </w:r>
+      <w:r>
+        <w:t xml:space="preserve">och </w:t>
+      </w:r>
+      <w:r>
+        <w:rPr>
+          <w:i/>
+        </w:rPr>
+        <w:t>9040 Fjällbjörkskog</w:t>
+      </w:r>
+      <w:r>
+        <w:t xml:space="preserve"> samt ingår i Natura 2000 och är förtecknad i Bernkonventionen bilaga II (strikt skyddade djurarter) (SLU Artdatabanken, 2024; Skogsstyrelsen, 2016).</w:t>
       </w:r>
     </w:p>
     <w:p>
@@ -1097,18 +1443,176 @@
         <w:pStyle w:val="Heading2"/>
       </w:pPr>
       <w:r>
-        <w:t>Ur Chain of Custody Certification (FSC-STD-40-004 ver 3.0)</w:t>
+        <w:t>Referenser – tretåig hackspett</w:t>
       </w:r>
     </w:p>
     <w:p>
       <w:r>
+        <w:t xml:space="preserve">Amcoff, M. &amp; Eriksson, P. 1996. </w:t>
+      </w:r>
+      <w:r>
         <w:rPr>
-          <w:b/>
+          <w:i/>
         </w:rPr>
-        <w:t xml:space="preserve">1.3 </w:t>
-      </w:r>
-      <w:r>
-        <w:t xml:space="preserve">The organization shall commit to the FSC values as defined in FSC-POL-01-004 Policy for the Association of Organizations with FSC. </w:t>
+        <w:t xml:space="preserve">Förekomst av tretåig hackspett Picoides tridactylus på bestånds- och landskapsnivå. </w:t>
+      </w:r>
+      <w:r>
+        <w:t>Ornis Svecica 6: 107–119.</w:t>
+      </w:r>
+    </w:p>
+    <w:p>
+      <w:r>
+        <w:t xml:space="preserve">Butler, R., Angelstam, P., Ekelund, P. &amp; Schlaeffer, R. 2004. </w:t>
+      </w:r>
+      <w:r>
+        <w:rPr>
+          <w:i/>
+        </w:rPr>
+        <w:t xml:space="preserve">Dead wood threshold values for the three-toed woodpecker presence in boreal and sub-Alpine forest. </w:t>
+      </w:r>
+      <w:r>
+        <w:t>Biological conservation 119(3): 305–318.</w:t>
+      </w:r>
+    </w:p>
+    <w:p>
+      <w:r>
+        <w:t xml:space="preserve">Imbeau, L. &amp; Desrochers, A. 2002. </w:t>
+      </w:r>
+      <w:r>
+        <w:rPr>
+          <w:i/>
+        </w:rPr>
+        <w:t xml:space="preserve">Foraging Ecology and Use of Drumming Trees by Three-Toed Woodpeckers. </w:t>
+      </w:r>
+      <w:r>
+        <w:t>The Journal of Wildlife Management. Vol. 66, No. 1 (Jan., 2002), pp. 222–231.</w:t>
+      </w:r>
+    </w:p>
+    <w:p>
+      <w:r>
+        <w:t xml:space="preserve">Pakkala, T., Hanski, I. &amp; Tomppo, E. 2002. </w:t>
+      </w:r>
+      <w:r>
+        <w:rPr>
+          <w:i/>
+        </w:rPr>
+        <w:t xml:space="preserve">Spatial ecology of the three-toed woodpecker in managed forest landscapes. </w:t>
+      </w:r>
+      <w:r>
+        <w:t>Silva Fennica 36(1): 279–288.</w:t>
+      </w:r>
+    </w:p>
+    <w:p>
+      <w:r>
+        <w:t xml:space="preserve">Skogsstyrelsen, 2016. </w:t>
+      </w:r>
+      <w:r>
+        <w:rPr>
+          <w:i/>
+        </w:rPr>
+        <w:t>Vägledning för hänsyn till fåglar – Tretåig hackspett.</w:t>
+      </w:r>
+    </w:p>
+    <w:p>
+      <w:r>
+        <w:t xml:space="preserve">SLU Artdatabanken, 2024. </w:t>
+      </w:r>
+      <w:r>
+        <w:rPr>
+          <w:i/>
+        </w:rPr>
+        <w:t xml:space="preserve">Artfaktablad. Naturvård – artfakta. </w:t>
+      </w:r>
+      <w:r>
+        <w:t>SLU Artdatabanken, Uppsala.</w:t>
+      </w:r>
+    </w:p>
+    <w:p>
+      <w:r>
+        <w:t xml:space="preserve">Stachura-Skierczynska, K., Tumiel, T. &amp; Skierczynski, M. 2009. </w:t>
+      </w:r>
+      <w:r>
+        <w:rPr>
+          <w:i/>
+        </w:rPr>
+        <w:t xml:space="preserve">Habitat prediction model for three-toed woodpecker and its implications for the conservation of biologically valuable forests. </w:t>
+      </w:r>
+      <w:r>
+        <w:t>Forest Ecology and Management 258(5): 697–703.</w:t>
+      </w:r>
+    </w:p>
+    <w:p>
+      <w:r>
+        <w:t xml:space="preserve">Virkkala, R. 1991. </w:t>
+      </w:r>
+      <w:r>
+        <w:rPr>
+          <w:i/>
+        </w:rPr>
+        <w:t xml:space="preserve">Population trends of forest birds in a Finnish Lapland landscape of large habitat blocks – Consequences of stochastic environmental variation or regional habitat alteration. </w:t>
+      </w:r>
+      <w:r>
+        <w:t>Biological conservation 56(2): 223–240.</w:t>
+      </w:r>
+    </w:p>
+    <w:p>
+      <w:r>
+        <w:t xml:space="preserve">Wesolowski, T., Czeszczewik, D. &amp; Rowinski, P. 2005. </w:t>
+      </w:r>
+      <w:r>
+        <w:rPr>
+          <w:i/>
+        </w:rPr>
+        <w:t xml:space="preserve">Effects of forest management on Three-toed Woodpecker Picoides tridactylus distribution in the Bialowieza Forest (NE Poland): conservation implications. </w:t>
+      </w:r>
+      <w:r>
+        <w:t>Acta Ornithologica 40(1): 53–60.</w:t>
+      </w:r>
+    </w:p>
+    <w:p>
+      <w:pPr>
+        <w:pStyle w:val="Heading1"/>
+      </w:pPr>
+      <w:r>
+        <w:t>Mindre märgborre – ekologi samt krav på livsmiljön</w:t>
+      </w:r>
+    </w:p>
+    <w:p>
+      <w:r>
+        <w:t xml:space="preserve">Mindre märgborre är en signalart för tallskog med höga naturvärden och kan lätt konstateras genom sina karaktäristiska måsvingeliknande gnagspår som ofta hittas på grova tallgrenar på marken. Mindre märgborre betraktas tillsammans med skarptandad barkborre som nyckelarter, eftersom en rad sällsynta efterföljande arter är beroende av deras gångsystem. Bland dessa kan nämnas åtgärdsprogramsarterna avlång barkborre (VU), </w:t>
+      </w:r>
+      <w:r>
+        <w:rPr>
+          <w:i/>
+        </w:rPr>
+        <w:t>Corticeus longulus</w:t>
+      </w:r>
+      <w:r>
+        <w:t xml:space="preserve"> (VU), tallgångbagge (VU), cholodkovskys bastborre (NT) och tallbarksvartbagge (NT) (Pettersson, 2014; Gunnarsson m fl., 1999).</w:t>
+      </w:r>
+    </w:p>
+    <w:p>
+      <w:r>
+        <w:t>Tallskogar tillhör de livsmiljöer som förändrats i stor skala, där många kvadratmil har omvandlats till unga produktionsskogar. I sådana skogar saknas förutsättningar för de ovannämnda sällsynta barkborrarna och alltmer kunskap tyder på att skogsbrukets omvandling av skogslandskapet, missgynnar åtgärdsprogrammets arter även inne i skyddade områden (Hedgren, 2012; Hedgren m.fl., 2010; Wikars m.fl., 2010; Wikars, 2009). Orsaken är sannolikt att dagens intensiva skogsbruk trivialiserar faunan på nydöda träd. Detta sker genom att generalister förökas upp i sådan grad i den brukade skogen att dessa även kommer att dominera i de för hållandevis små och fragmenterade områden som avsätts för naturvård (Appelqvist, 2005; Janzen, 1983; Ås, 1999).</w:t>
+      </w:r>
+    </w:p>
+    <w:p>
+      <w:r>
+        <w:t>Ett tydligt exempel på en generalist som gynnas av dagens skogsbruk är större märgborre på nydöd tall. Denna utvecklas förutom i vindfällen gärna i avverkningsavfall, inklusive avverkningsstubbar och röjningsstammar. Därmed har den större märgborren möjlighet att upprätthålla stora och stabila populationer på huvuddelen av landets skogsmark, vilket leder till en trivialisering av faunan. Större märgborre inverkar sannolikt direkt negativt på arter som tolvtandad barkborre (EN) och avlång barkborre (VU), och indirekt på de som är gynnade av blånadssvampar, dvs. följearter till framförallt mindre märgborre och skarptandad barkborre. De barkborrar som missgynnas av större märgborre är i mycket högre grad gynnade av tallar som dör genom självgallring, dvs. i normalfallet skog som inte används till skogsproduktion (Pettersson, 2014; Wikars, skriftl.).</w:t>
+      </w:r>
+    </w:p>
+    <w:p>
+      <w:r>
+        <w:t xml:space="preserve">Rika förekomster av främst mindre märgborre men även skarptandad barkborre är en signal för artrikedom och inventeringar har visat att det är i skogar med en naturlig självgallring som det skapas förutsättningar för dessa arter samt de efterföljande åtgärdsprogramsarterna (Pettersson, 2014; Hedgren, 2012). Tallskogar med stark förekomst av mindre märgborre och skarptandad barkborre bör avsättas som reservat. Generellt bör hänsyn tas vid slutavverkning av talldominerad skog så att avverkningsrester som gren- och toppdelar (s.k. GROT) lämnas. Mindre märgborre är typisk art för </w:t>
+      </w:r>
+      <w:r>
+        <w:rPr>
+          <w:i/>
+        </w:rPr>
+        <w:t>9060 Åsbarrskog</w:t>
+      </w:r>
+      <w:r>
+        <w:t xml:space="preserve"> (Pettersson, 2014; SLU Artdatabanken, 2026).</w:t>
       </w:r>
     </w:p>
     <w:p>
@@ -1116,70 +1620,183 @@
         <w:pStyle w:val="Heading2"/>
       </w:pPr>
       <w:r>
-        <w:t>Ur FSC:s policy för associerade organisationer (FSC-POL-01-004)</w:t>
+        <w:t>Referenser – mindre märgborre</w:t>
       </w:r>
     </w:p>
     <w:p>
       <w:r>
-        <w:t xml:space="preserve">Som “Chain of Custody”-certifierad organisation är skogsbolaget bunden av de fastställda reglerna i Del 1 Punkt 1 c) i Policy för organisationer associerade med FSC (FSC-POL-01-004 V2-0 EN + SVE version 2012-03-02): </w:t>
+        <w:t xml:space="preserve">Appelqvist, T., 2005. </w:t>
+      </w:r>
+      <w:r>
+        <w:rPr>
+          <w:i/>
+        </w:rPr>
+        <w:t>Naturvårdsbiologisk forskning. Underlag för områdesskydd i landskapet.</w:t>
+      </w:r>
+      <w:r>
+        <w:t xml:space="preserve"> Naturvårdsverket, Rapport 5452.</w:t>
+      </w:r>
+    </w:p>
+    <w:p>
+      <w:r>
+        <w:t xml:space="preserve">Gunnarsson, B., Pettersson, R. B., Hake, M. och Hultengren, S. &amp; Sjöberg, K., 1999. </w:t>
+      </w:r>
+      <w:r>
+        <w:rPr>
+          <w:i/>
+        </w:rPr>
+        <w:t xml:space="preserve">Spindlar och skalbaggar som indikatorer i barrskog. </w:t>
+      </w:r>
+      <w:r>
+        <w:t>Skog &amp; Forskning, Nr. 2/99, s. 46–51.</w:t>
+      </w:r>
+    </w:p>
+    <w:p>
+      <w:r>
+        <w:t xml:space="preserve">Hedgren, O., 2012. </w:t>
+      </w:r>
+      <w:r>
+        <w:rPr>
+          <w:i/>
+        </w:rPr>
+        <w:t>Hotade insekter på tallved i Dalarna.</w:t>
+      </w:r>
+      <w:r>
+        <w:t xml:space="preserve"> Länsstyrelsen Dalarna, Naturvårdsenheten. Rapport 2012:16.</w:t>
+      </w:r>
+    </w:p>
+    <w:p>
+      <w:r>
+        <w:t xml:space="preserve">Hedgren, O. 2010. </w:t>
+      </w:r>
+      <w:r>
+        <w:rPr>
+          <w:i/>
+        </w:rPr>
+        <w:t>Vedinsekter i tallskog och på brandfält i Värmland.</w:t>
+      </w:r>
+      <w:r>
+        <w:t xml:space="preserve"> Länsstyrelsen Värmland, Stencil, 39 s.</w:t>
+      </w:r>
+    </w:p>
+    <w:p>
+      <w:r>
+        <w:t xml:space="preserve">Janzen, D. H., 1983. </w:t>
+      </w:r>
+      <w:r>
+        <w:rPr>
+          <w:i/>
+        </w:rPr>
+        <w:t>No park is an island: Increase in interference from outside as park size decreases</w:t>
+      </w:r>
+      <w:r>
+        <w:t>. Oikos 41: 402–410.</w:t>
+      </w:r>
+    </w:p>
+    <w:p>
+      <w:r>
+        <w:t xml:space="preserve">Jonsell, M., Weslien, J. &amp; Ehn ström, B., 1998. </w:t>
+      </w:r>
+      <w:r>
+        <w:rPr>
+          <w:i/>
+        </w:rPr>
+        <w:t>Substrate requirements of red-listed saproxylic invertebrates in Sweden</w:t>
+      </w:r>
+      <w:r>
+        <w:t>. Biodiversity and Conserv. 7: 749–764.</w:t>
+      </w:r>
+    </w:p>
+    <w:p>
+      <w:r>
+        <w:t xml:space="preserve">Pettersson, R. B., 2014). </w:t>
+      </w:r>
+      <w:r>
+        <w:rPr>
+          <w:i/>
+        </w:rPr>
+        <w:t>Åtgärdsprogram för skalbaggar på nyligen död tall, 2014–2018.</w:t>
+      </w:r>
+      <w:r>
+        <w:t xml:space="preserve"> Rapport 6599. Bromma: Naturvårdsverket.</w:t>
+      </w:r>
+    </w:p>
+    <w:p>
+      <w:r>
+        <w:t xml:space="preserve">SLU Artdatabanken, 2026. </w:t>
+      </w:r>
+      <w:r>
+        <w:rPr>
+          <w:i/>
+        </w:rPr>
+        <w:t xml:space="preserve">Artfaktablad. Naturvård – artfakta. </w:t>
+      </w:r>
+      <w:r>
+        <w:t>SLU Artdatabanken, Uppsala.</w:t>
+      </w:r>
+    </w:p>
+    <w:p>
+      <w:r>
+        <w:t xml:space="preserve">Wikars, L.-O., Hansson, J. &amp; Hedgren, O., 2010. </w:t>
+      </w:r>
+      <w:r>
+        <w:rPr>
+          <w:i/>
+        </w:rPr>
+        <w:t>Inventering av vedlevande skalbaggar – tallskogar i Örebro län.</w:t>
+      </w:r>
+      <w:r>
+        <w:t xml:space="preserve"> Länsstyrelsen i Örebro län, publ.nr. 2010:2.</w:t>
+      </w:r>
+    </w:p>
+    <w:p>
+      <w:r>
+        <w:t xml:space="preserve">Wikars, L.-O., 2009. </w:t>
+      </w:r>
+      <w:r>
+        <w:rPr>
+          <w:i/>
+        </w:rPr>
+        <w:t>Vedskalbaggar i Hamra nationalpark, Gävleborgs län.</w:t>
+      </w:r>
+      <w:r>
+        <w:t xml:space="preserve"> Länsstyrelsen Gävleborg, Rapport 2009:14.</w:t>
       </w:r>
     </w:p>
     <w:p>
       <w:pPr>
-        <w:pStyle w:val="ListNumber"/>
+        <w:pStyle w:val="Heading1"/>
       </w:pPr>
       <w:r>
-        <w:t>De organisationer FSC kan acceptera association med får inte direkt eller indirekt ha några kopplingar till nedanstående, oacceptabla aktiviteter:</w:t>
+        <w:t>Spillkråka – ekologi samt krav på livsmiljön</w:t>
       </w:r>
     </w:p>
     <w:p>
-      <w:pPr>
-        <w:ind w:left="357"/>
-      </w:pPr>
-      <w:r>
-        <w:t>a) Olaglig skogsavverkning och handel med olagligt avverkat virke eller skogsprodukter</w:t>
-      </w:r>
-    </w:p>
-    <w:p>
-      <w:pPr>
-        <w:ind w:left="357"/>
-      </w:pPr>
-      <w:r>
-        <w:t>...</w:t>
-      </w:r>
-    </w:p>
-    <w:p>
-      <w:pPr>
-        <w:ind w:left="357"/>
-      </w:pPr>
-      <w:r>
-        <w:t>c) Skogsbruk som förstör höga naturvärden</w:t>
-      </w:r>
-    </w:p>
-    <w:p>
-      <w:pPr>
-        <w:ind w:left="357"/>
-      </w:pPr>
-      <w:r>
-        <w:t>d) Betydande omvandling av skog till plantager eller annan, icke skoglig, markanvändning</w:t>
-      </w:r>
-    </w:p>
-    <w:p>
-      <w:pPr>
-        <w:pStyle w:val="ListBullet"/>
-      </w:pPr>
-      <w:r>
-        <w:rPr>
-          <w:b/>
-          <w:i/>
-        </w:rPr>
-        <w:t xml:space="preserve">Kommentar: </w:t>
+      <w:r>
+        <w:t xml:space="preserve">Spillkråka (§4) ingår i bilaga 1 EU:s fågeldirektiv och är typisk art för </w:t>
       </w:r>
       <w:r>
         <w:rPr>
           <w:i/>
         </w:rPr>
-        <w:t>Avverkning av skog med höga naturvärden samt skada på fridlysta arter strider både mot FSC Controlled Wood-standarden och FSC:s policy for associerade organisationer.</w:t>
+        <w:t xml:space="preserve">9010 Taiga </w:t>
+      </w:r>
+      <w:r>
+        <w:t>och</w:t>
+      </w:r>
+      <w:r>
+        <w:rPr>
+          <w:i/>
+        </w:rPr>
+        <w:t xml:space="preserve"> 9740 Skogsbevuxen myr</w:t>
+      </w:r>
+      <w:r>
+        <w:t>. Den lever i både barr- och blandskog liksom i ren lövskog. De tätaste populationerna tenderar att finnas i äldre, variationsrik blandskog med gott om död ved och gamla träd. Varje par utnyttjar 400–1000 hektar skog beroende på skogens kvalitet. Skogsbruk med korta omloppstider och täta, homogena ungskogar utgör det största hotet (SLU Artdatabanken, 2026).</w:t>
+      </w:r>
+    </w:p>
+    <w:p>
+      <w:r>
+        <w:t>Spillkråka är en nyckelart i skogliga miljöer vars övergivna bohål utnyttjas av flera andra hålhäckande fågelarter och fladdermöss, däribland pärluggla (EN, §4), knipa (§4), salskrake (§4) och skogsduva (§4). Hökuggla (VU, §4) och slaguggla (§4) häckar ofta i högstubbar som brutits av i höjd med ett gammalt spillkråkebo (Skogsstyrelsen, 2016).</w:t>
       </w:r>
     </w:p>
     <w:p>
@@ -1187,62 +1804,35 @@
         <w:pStyle w:val="Heading2"/>
       </w:pPr>
       <w:r>
-        <w:t>Ur FSC Controlled Wood (FSC-STD-40-005)</w:t>
+        <w:t>Referenser – spillkråka</w:t>
       </w:r>
     </w:p>
     <w:p>
       <w:r>
-        <w:t>Virke som inte accepteras i FSC-märkta produkter (oacceptabelt ursprung) enligt FSC Controlled Wood (FSC-STD-40-005):</w:t>
-      </w:r>
-    </w:p>
-    <w:p>
-      <w:pPr>
-        <w:pStyle w:val="ListNumber"/>
-      </w:pPr>
-      <w:r>
-        <w:t>Illegalt avverkat virke.</w:t>
-      </w:r>
-    </w:p>
-    <w:p>
-      <w:pPr>
-        <w:pStyle w:val="ListNumber"/>
-      </w:pPr>
-      <w:r>
-        <w:t>...</w:t>
-      </w:r>
-    </w:p>
-    <w:p>
-      <w:pPr>
-        <w:pStyle w:val="ListNumber"/>
-      </w:pPr>
-      <w:r>
-        <w:t>Virke från avverkningar som hotar höga naturvärden.</w:t>
-      </w:r>
-    </w:p>
-    <w:p>
-      <w:pPr>
-        <w:pStyle w:val="ListNumber"/>
-      </w:pPr>
-      <w:r>
-        <w:t>Virke från skog som konverteras till plantager eller icke-skogligt bruk.</w:t>
-      </w:r>
-    </w:p>
-    <w:p>
-      <w:pPr>
-        <w:pStyle w:val="ListBullet"/>
-      </w:pPr>
-      <w:r>
-        <w:rPr>
-          <w:b/>
-          <w:i/>
-        </w:rPr>
-        <w:t xml:space="preserve">Kommentar: </w:t>
+        <w:t xml:space="preserve">Skogsstyrelsen, 2016. </w:t>
       </w:r>
       <w:r>
         <w:rPr>
           <w:i/>
         </w:rPr>
-        <w:t>Avverkning av skog med höga naturvärden samt skada på fridlysta arter strider både mot FSC Controlled Wood-standarden och FSC:s policy for associerade organisationer.</w:t>
+        <w:t xml:space="preserve">Vägledning för hänsyn till spillkråka. </w:t>
+      </w:r>
+      <w:r>
+        <w:t>Vägledningar och kunskapsstöd artskydd – Skogsstyrelsen.</w:t>
+      </w:r>
+    </w:p>
+    <w:p>
+      <w:r>
+        <w:t xml:space="preserve">SLU Artdatabanken, 2026. </w:t>
+      </w:r>
+      <w:r>
+        <w:rPr>
+          <w:i/>
+        </w:rPr>
+        <w:t xml:space="preserve">Artfaktablad. Naturvård – artfakta. </w:t>
+      </w:r>
+      <w:r>
+        <w:t>SLU Artdatabanken, Uppsala.</w:t>
       </w:r>
     </w:p>
     <w:p>
@@ -1250,91 +1840,35 @@
         <w:pStyle w:val="Heading1"/>
       </w:pPr>
       <w:r>
-        <w:t>Ur PEFC-standarden gällande lagefterlevnad</w:t>
+        <w:t>Tjäder – ekologi samt krav på livsmiljön</w:t>
       </w:r>
     </w:p>
     <w:p>
       <w:r>
-        <w:t>PEFC-standarden förutsätter att tillämplig svensk lagstiftning följs. Det är utsedd tillsynsmyndighet som ansvarar för tillsyn av lagens efterlevnad. PEFC-standarden återger innehållet i vissa certifieringskritiska lag- och föreskriftskrav vilka ska ingå i granskning av PEFC-systemets efterlevnad.</w:t>
-      </w:r>
-    </w:p>
-    <w:p>
-      <w:pPr>
-        <w:pStyle w:val="ListBullet"/>
-      </w:pPr>
-      <w:r>
-        <w:rPr>
-          <w:b/>
-          <w:i/>
-        </w:rPr>
-        <w:t xml:space="preserve">Kommentar: </w:t>
+        <w:t xml:space="preserve">Tjäder (§4) omfattas av bilaga 1 och 2 EU:s fågeldirektiv och är typisk art för </w:t>
       </w:r>
       <w:r>
         <w:rPr>
           <w:i/>
         </w:rPr>
-        <w:t>I den avverkningsanmälda skogen har fridlysta arter sina livsmiljöer och växtplatser. Att skada de fridlysta arternas livsmiljöer, växtplatser eller ekologiska funktion är inte tillåtet enligt artskyddsförordningen</w:t>
-      </w:r>
-    </w:p>
-    <w:p>
-      <w:r>
-        <w:br w:type="page"/>
-      </w:r>
-    </w:p>
-    <w:p>
-      <w:pPr>
-        <w:pStyle w:val="Title"/>
-      </w:pPr>
-      <w:r>
-        <w:t>BILAGA 1 –</w:t>
-        <w:br/>
-        <w:t>Fridlysta och rödlistade arter</w:t>
-      </w:r>
-    </w:p>
-    <w:p>
-      <w:pPr>
-        <w:pStyle w:val="Heading1"/>
-      </w:pPr>
-      <w:r>
-        <w:t>Mindre märgborre – ekologi samt krav på livsmiljön</w:t>
-      </w:r>
-    </w:p>
-    <w:p>
-      <w:r>
-        <w:t xml:space="preserve">Mindre märgborre är en signalart för tallskog med höga naturvärden och kan lätt konstateras genom sina karaktäristiska måsvingeliknande gnagspår som ofta hittas på grova tallgrenar på marken. Mindre märgborre betraktas tillsammans med skarptandad barkborre som nyckelarter, eftersom en rad sällsynta efterföljande arter är beroende av deras gångsystem. Bland dessa kan nämnas åtgärdsprogramsarterna avlång barkborre (VU), </w:t>
+        <w:t xml:space="preserve">9010 Taiga </w:t>
+      </w:r>
+      <w:r>
+        <w:t xml:space="preserve">och </w:t>
       </w:r>
       <w:r>
         <w:rPr>
           <w:i/>
         </w:rPr>
-        <w:t>Corticeus longulus</w:t>
-      </w:r>
-      <w:r>
-        <w:t xml:space="preserve"> (VU), tallgångbagge (VU), cholodkovskys bastborre (NT) och tallbarksvartbagge (NT) (Pettersson, 2014; Gunnarsson m fl., 1999).</w:t>
+        <w:t>9740 Skogsbevuxen myr</w:t>
+      </w:r>
+      <w:r>
+        <w:t>. Tjädern är en utpräglad skogsfågel knuten till större sammanhängande barrskogsområden. Tupparna och hönorna utnyttjar till viss del olika miljöer, och habitatvalet varierar dessutom mellan olika delar av året. För att det ska finnas livskraftiga tjäderbestånd krävs funktionella skogslandskap med en blandning av uppvuxen, gles och luckig skog, täta sumpskogar, myrar och andra små våtmarker (Skogsstyrelsen, 2019; SLU Artdatabanken 2024).</w:t>
       </w:r>
     </w:p>
     <w:p>
       <w:r>
-        <w:t>Tallskogar tillhör de livsmiljöer som förändrats i stor skala, där många kvadratmil har omvandlats till unga produktionsskogar. I sådana skogar saknas förutsättningar för de ovannämnda sällsynta barkborrarna och alltmer kunskap tyder på att skogsbrukets omvandling av skogslandskapet, missgynnar åtgärdsprogrammets arter även inne i skyddade områden (Hedgren, 2012; Hedgren m.fl., 2010; Wikars m.fl., 2010; Wikars, 2009). Orsaken är sannolikt att dagens intensiva skogsbruk trivialiserar faunan på nydöda träd. Detta sker genom att generalister förökas upp i sådan grad i den brukade skogen att dessa även kommer att dominera i de för hållandevis små och fragmenterade områden som avsätts för naturvård (Appelqvist, 2005; Janzen, 1983; Ås, 1999).</w:t>
-      </w:r>
-    </w:p>
-    <w:p>
-      <w:r>
-        <w:t>Ett tydligt exempel på en generalist som gynnas av dagens skogsbruk är större märgborre på nydöd tall. Denna utvecklas förutom i vindfällen gärna i avverkningsavfall, inklusive avverkningsstubbar och röjningsstammar. Därmed har den större märgborren möjlighet att upprätthålla stora och stabila populationer på huvuddelen av landets skogsmark, vilket leder till en trivialisering av faunan. Större märgborre inverkar sannolikt direkt negativt på arter som tolvtandad barkborre (EN) och avlång barkborre (VU), och indirekt på de som är gynnade av blånadssvampar, dvs. följearter till framförallt mindre märgborre och skarptandad barkborre. De barkborrar som missgynnas av större märgborre är i mycket högre grad gynnade av tallar som dör genom självgallring, dvs. i normalfallet skog som inte används till skogsproduktion (Pettersson, 2014; Wikars, skriftl.).</w:t>
-      </w:r>
-    </w:p>
-    <w:p>
-      <w:r>
-        <w:t xml:space="preserve">Rika förekomster av främst mindre märgborre men även skarptandad barkborre är en signal för artrikedom och inventeringar har visat att det är i skogar med en naturlig självgallring som det skapas förutsättningar för dessa arter samt de efterföljande åtgärdsprogramsarterna (Pettersson, 2014; Hedgren, 2012). Tallskogar med stark förekomst av mindre märgborre och skarptandad barkborre bör avsättas som reservat. Generellt bör hänsyn tas vid slutavverkning av talldominerad skog så att avverkningsrester som gren- och toppdelar (s.k. GROT) lämnas. Mindre märgborre är typisk art för </w:t>
-      </w:r>
-      <w:r>
-        <w:rPr>
-          <w:i/>
-        </w:rPr>
-        <w:t>9060 Åsbarrskog</w:t>
-      </w:r>
-      <w:r>
-        <w:t xml:space="preserve"> (Pettersson, 2014; SLU Artdatabanken, 2026).</w:t>
+        <w:t>Arten försvinner när skogen fragmenteras och den sammanlagda arealen hyggen och andra öppna områden blir för stor. Ett småskaligt och försiktigt virkesuttag genom hyggesfria metoder kan i vissa fall vara möjligt i området inom 200 m från lekcentrum. Längre ut från lekcentrum, inom 200–500 m bör den avverkade ytan inte överskrida 1 hektar för att undvika alltför stora och snabba förändringar (Skogsstyrelsen, 2019).</w:t>
       </w:r>
     </w:p>
     <w:p>
@@ -1342,110 +1876,23 @@
         <w:pStyle w:val="Heading2"/>
       </w:pPr>
       <w:r>
-        <w:t>Referenser – mindre märgborre</w:t>
+        <w:t>Referenser – tjäder</w:t>
       </w:r>
     </w:p>
     <w:p>
       <w:r>
-        <w:t xml:space="preserve">Appelqvist, T., 2005. </w:t>
+        <w:t xml:space="preserve">Skogsstyrelsen, 2019. </w:t>
       </w:r>
       <w:r>
         <w:rPr>
           <w:i/>
         </w:rPr>
-        <w:t>Naturvårdsbiologisk forskning. Underlag för områdesskydd i landskapet.</w:t>
-      </w:r>
-      <w:r>
-        <w:t xml:space="preserve"> Naturvårdsverket, Rapport 5452.</w:t>
+        <w:t>Vägledning för hänsyn till fåglar – tjäder.</w:t>
       </w:r>
     </w:p>
     <w:p>
       <w:r>
-        <w:t xml:space="preserve">Gunnarsson, B., Pettersson, R. B., Hake, M. och Hultengren, S. &amp; Sjöberg, K., 1999. </w:t>
-      </w:r>
-      <w:r>
-        <w:rPr>
-          <w:i/>
-        </w:rPr>
-        <w:t xml:space="preserve">Spindlar och skalbaggar som indikatorer i barrskog. </w:t>
-      </w:r>
-      <w:r>
-        <w:t>Skog &amp; Forskning, Nr. 2/99, s. 46–51.</w:t>
-      </w:r>
-    </w:p>
-    <w:p>
-      <w:r>
-        <w:t xml:space="preserve">Hedgren, O., 2012. </w:t>
-      </w:r>
-      <w:r>
-        <w:rPr>
-          <w:i/>
-        </w:rPr>
-        <w:t>Hotade insekter på tallved i Dalarna.</w:t>
-      </w:r>
-      <w:r>
-        <w:t xml:space="preserve"> Länsstyrelsen Dalarna, Naturvårdsenheten. Rapport 2012:16.</w:t>
-      </w:r>
-    </w:p>
-    <w:p>
-      <w:r>
-        <w:t xml:space="preserve">Hedgren, O. 2010. </w:t>
-      </w:r>
-      <w:r>
-        <w:rPr>
-          <w:i/>
-        </w:rPr>
-        <w:t>Vedinsekter i tallskog och på brandfält i Värmland.</w:t>
-      </w:r>
-      <w:r>
-        <w:t xml:space="preserve"> Länsstyrelsen Värmland, Stencil, 39 s.</w:t>
-      </w:r>
-    </w:p>
-    <w:p>
-      <w:r>
-        <w:t xml:space="preserve">Janzen, D. H., 1983. </w:t>
-      </w:r>
-      <w:r>
-        <w:rPr>
-          <w:i/>
-        </w:rPr>
-        <w:t>No park is an island: Increase in interference from outside as park size decreases</w:t>
-      </w:r>
-      <w:r>
-        <w:t>. Oikos 41: 402–410.</w:t>
-      </w:r>
-    </w:p>
-    <w:p>
-      <w:r>
-        <w:t xml:space="preserve">Jonsell, M., Weslien, J. &amp; Ehn ström, B., 1998. </w:t>
-      </w:r>
-      <w:r>
-        <w:rPr>
-          <w:i/>
-        </w:rPr>
-        <w:t>Substrate requirements of red-listed saproxylic invertebrates in Sweden</w:t>
-      </w:r>
-      <w:r>
-        <w:t>. Biodiversity and Conserv. 7: 749–764.</w:t>
-      </w:r>
-    </w:p>
-    <w:p>
-      <w:r>
-        <w:t xml:space="preserve">Pettersson, R. B., 2014). </w:t>
-      </w:r>
-      <w:r>
-        <w:rPr>
-          <w:i/>
-        </w:rPr>
-        <w:t>Åtgärdsprogram för skalbaggar på nyligen död tall, 2014–2018.</w:t>
-      </w:r>
-      <w:r>
-        <w:t xml:space="preserve"> Rapport 6599. Bromma: Naturvårdsverket.</w:t>
-      </w:r>
-    </w:p>
-    <w:p>
-      <w:r>
-        <w:t xml:space="preserve">SLU Artdatabanken, 2026. </w:t>
+        <w:t xml:space="preserve">SLU Artdatabanken, 2024. </w:t>
       </w:r>
       <w:r>
         <w:rPr>
@@ -1454,497 +1901,7 @@
         <w:t xml:space="preserve">Artfaktablad. Naturvård – artfakta. </w:t>
       </w:r>
       <w:r>
-        <w:t>SLU Artdatabanken, Uppsala.</w:t>
-      </w:r>
-    </w:p>
-    <w:p>
-      <w:r>
-        <w:t xml:space="preserve">Wikars, L.-O., Hansson, J. &amp; Hedgren, O., 2010. </w:t>
-      </w:r>
-      <w:r>
-        <w:rPr>
-          <w:i/>
-        </w:rPr>
-        <w:t>Inventering av vedlevande skalbaggar – tallskogar i Örebro län.</w:t>
-      </w:r>
-      <w:r>
-        <w:t xml:space="preserve"> Länsstyrelsen i Örebro län, publ.nr. 2010:2.</w:t>
-      </w:r>
-    </w:p>
-    <w:p>
-      <w:r>
-        <w:t xml:space="preserve">Wikars, L.-O., 2009. </w:t>
-      </w:r>
-      <w:r>
-        <w:rPr>
-          <w:i/>
-        </w:rPr>
-        <w:t>Vedskalbaggar i Hamra nationalpark, Gävleborgs län.</w:t>
-      </w:r>
-      <w:r>
-        <w:t xml:space="preserve"> Länsstyrelsen Gävleborg, Rapport 2009:14.</w:t>
-      </w:r>
-    </w:p>
-    <w:p>
-      <w:pPr>
-        <w:pStyle w:val="Heading1"/>
-      </w:pPr>
-      <w:r>
-        <w:t>Spillkråka – ekologi samt krav på livsmiljön</w:t>
-      </w:r>
-    </w:p>
-    <w:p>
-      <w:r>
-        <w:t xml:space="preserve">Spillkråka (§4) ingår i bilaga 1 EU:s fågeldirektiv och är typisk art för </w:t>
-      </w:r>
-      <w:r>
-        <w:rPr>
-          <w:i/>
-        </w:rPr>
-        <w:t xml:space="preserve">9010 Taiga </w:t>
-      </w:r>
-      <w:r>
-        <w:t>och</w:t>
-      </w:r>
-      <w:r>
-        <w:rPr>
-          <w:i/>
-        </w:rPr>
-        <w:t xml:space="preserve"> 9740 Skogsbevuxen myr</w:t>
-      </w:r>
-      <w:r>
-        <w:t>. Den lever i både barr- och blandskog liksom i ren lövskog. De tätaste populationerna tenderar att finnas i äldre, variationsrik blandskog med gott om död ved och gamla träd. Varje par utnyttjar 400–1000 hektar skog beroende på skogens kvalitet. Skogsbruk med korta omloppstider och täta, homogena ungskogar utgör det största hotet (SLU Artdatabanken, 2026).</w:t>
-      </w:r>
-    </w:p>
-    <w:p>
-      <w:r>
-        <w:t>Spillkråka är en nyckelart i skogliga miljöer vars övergivna bohål utnyttjas av flera andra hålhäckande fågelarter och fladdermöss, däribland pärluggla (EN, §4), knipa (§4), salskrake (§4) och skogsduva (§4). Hökuggla (VU, §4) och slaguggla (§4) häckar ofta i högstubbar som brutits av i höjd med ett gammalt spillkråkebo (Skogsstyrelsen, 2016).</w:t>
-      </w:r>
-    </w:p>
-    <w:p>
-      <w:pPr>
-        <w:pStyle w:val="Heading2"/>
-      </w:pPr>
-      <w:r>
-        <w:t>Referenser – spillkråka</w:t>
-      </w:r>
-    </w:p>
-    <w:p>
-      <w:r>
-        <w:t xml:space="preserve">Skogsstyrelsen, 2016. </w:t>
-      </w:r>
-      <w:r>
-        <w:rPr>
-          <w:i/>
-        </w:rPr>
-        <w:t xml:space="preserve">Vägledning för hänsyn till spillkråka. </w:t>
-      </w:r>
-      <w:r>
-        <w:t>Vägledningar och kunskapsstöd artskydd – Skogsstyrelsen.</w:t>
-      </w:r>
-    </w:p>
-    <w:p>
-      <w:r>
-        <w:t xml:space="preserve">SLU Artdatabanken, 2026. </w:t>
-      </w:r>
-      <w:r>
-        <w:rPr>
-          <w:i/>
-        </w:rPr>
-        <w:t xml:space="preserve">Artfaktablad. Naturvård – artfakta. </w:t>
-      </w:r>
-      <w:r>
-        <w:t>SLU Artdatabanken, Uppsala.</w:t>
-      </w:r>
-    </w:p>
-    <w:p>
-      <w:pPr>
-        <w:pStyle w:val="Heading1"/>
-      </w:pPr>
-      <w:r>
-        <w:t>Talltita – ekologi samt krav på livsmiljön</w:t>
-      </w:r>
-    </w:p>
-    <w:p>
-      <w:r>
-        <w:t>Talltita är rödlistad som NT, fridlyst och prioriterad art i Skogsvårdslagen. Den omfattas av EU:s fågeldirektiv. Arten har minskat kraftigt de senaste 30 åren och minskningstakten innevarande 10-årsperiod beräknas till 20 (10–30) % (SLU Artdatabanken, 2022).</w:t>
-      </w:r>
-    </w:p>
-    <w:p>
-      <w:r>
-        <w:t>Talltita föredrar större sammanhängande barrskogar, och finns såväl i tallskog som granskog och i lövblandad barrskog. Skogens struktur är viktig och ska helst vara flerskiktad med riklig underväxt av mindre granar, björk och andra lövträd och buskar. Tillgång på murknande högstubbar är särskilt viktig, eftersom talltitan helst själv hackar ut sitt bohål (SLU Artdatabanken, 2022).</w:t>
-      </w:r>
-    </w:p>
-    <w:p>
-      <w:r>
-        <w:t>Det finns flera studier som visar att talltita är känslig för gallring och inte överlever när dess livsmiljö kalavverkas (Eggers and Low, 2014; Griesser et al., 2007; Klein, 2020). Talltitans revir är förhållandevis stora, 10–20 hektar och arten missgynnas när skogen fragmenteras. Kalavverkning av större delar av reviret innebär att det överges (Artdatabanken, 2021).</w:t>
-      </w:r>
-    </w:p>
-    <w:p>
-      <w:r>
-        <w:t>Talltitan är synnerligen trogen sitt revir så länge paret lever och biotopen förblir intakt. Paret stannar i sitt revir året om. En förlust av ett revir har därför en stor inverkan på den lokala populationen och trakthyggesbruket anses vara orsak till den svenska populationens kraftiga minskning. Talltiteparets revirtrohet innebär att närhelst under året man observerar en adult talltita så ingår denna plats i reviret (Siffczyk et al., 2003; Ekman, 1979).</w:t>
-      </w:r>
-    </w:p>
-    <w:p>
-      <w:pPr>
-        <w:pStyle w:val="Heading2"/>
-      </w:pPr>
-      <w:r>
-        <w:t>Referenser – talltita</w:t>
-      </w:r>
-    </w:p>
-    <w:p>
-      <w:r>
-        <w:t xml:space="preserve">Eggers, S., Low, M., 2014. </w:t>
-      </w:r>
-      <w:r>
-        <w:rPr>
-          <w:i/>
-        </w:rPr>
-        <w:t xml:space="preserve">Differential demographic responses of sympatric Parids to vegetation management in boreal forest. </w:t>
-      </w:r>
-      <w:r>
-        <w:t>For. Ecol. Manage. 319, 169–175.</w:t>
-      </w:r>
-    </w:p>
-    <w:p>
-      <w:r>
-        <w:t xml:space="preserve">Ekman, J., 1979. </w:t>
-      </w:r>
-      <w:r>
-        <w:rPr>
-          <w:i/>
-        </w:rPr>
-        <w:t xml:space="preserve">Coherence, composition and territories of winter social groups of the Willow Tit Parus montanus and the Crested Tit P. cristatus. </w:t>
-      </w:r>
-      <w:r>
-        <w:t>Ornis Scandinavica, 10, pp 56–68</w:t>
-      </w:r>
-    </w:p>
-    <w:p>
-      <w:r>
-        <w:t xml:space="preserve">Griesser, M., Nystrand, M., Eggers, S., Ekman, J., 2007. </w:t>
-      </w:r>
-      <w:r>
-        <w:rPr>
-          <w:i/>
-        </w:rPr>
-        <w:t xml:space="preserve">Impact of forestry practices on fitness correlates and population productivity in an open-nesting bird species. </w:t>
-      </w:r>
-      <w:r>
-        <w:t>Conserv. Biol. 21, 767–774. https://doi.org/10.1111/j.1523- 1739.2007.00675.x</w:t>
-      </w:r>
-    </w:p>
-    <w:p>
-      <w:r>
-        <w:t xml:space="preserve">Klein, J., 2020. </w:t>
-      </w:r>
-      <w:r>
-        <w:rPr>
-          <w:i/>
-        </w:rPr>
-        <w:t xml:space="preserve">The forgotten forest – On thinning, retention, and biodiversity in the boreal forest. </w:t>
-      </w:r>
-      <w:r>
-        <w:t>Doctoral Thesis No. 2020:50</w:t>
-      </w:r>
-    </w:p>
-    <w:p>
-      <w:r>
-        <w:t xml:space="preserve">Siffczyk, C., Brotons, L., Kangas, K., Orell, M., 2003. </w:t>
-      </w:r>
-      <w:r>
-        <w:rPr>
-          <w:i/>
-        </w:rPr>
-        <w:t xml:space="preserve">Home range size of willow tits. </w:t>
-      </w:r>
-      <w:r>
-        <w:t>Oecologica, 136, 635–642 (2003)</w:t>
-      </w:r>
-    </w:p>
-    <w:p>
-      <w:r>
-        <w:t xml:space="preserve">SLU Artdatabanken, 2021. </w:t>
-      </w:r>
-      <w:r>
-        <w:rPr>
-          <w:i/>
-        </w:rPr>
-        <w:t xml:space="preserve">Artfaktablad. Naturvård – artfakta. </w:t>
-      </w:r>
-      <w:r>
         <w:t>SLU Artdatabanken, Uppsala</w:t>
-      </w:r>
-    </w:p>
-    <w:p>
-      <w:pPr>
-        <w:pStyle w:val="Heading1"/>
-      </w:pPr>
-      <w:r>
-        <w:t>Tjäder – ekologi samt krav på livsmiljön</w:t>
-      </w:r>
-    </w:p>
-    <w:p>
-      <w:r>
-        <w:t xml:space="preserve">Tjäder (§4) omfattas av bilaga 1 och 2 EU:s fågeldirektiv och är typisk art för </w:t>
-      </w:r>
-      <w:r>
-        <w:rPr>
-          <w:i/>
-        </w:rPr>
-        <w:t xml:space="preserve">9010 Taiga </w:t>
-      </w:r>
-      <w:r>
-        <w:t xml:space="preserve">och </w:t>
-      </w:r>
-      <w:r>
-        <w:rPr>
-          <w:i/>
-        </w:rPr>
-        <w:t>9740 Skogsbevuxen myr</w:t>
-      </w:r>
-      <w:r>
-        <w:t>. Tjädern är en utpräglad skogsfågel knuten till större sammanhängande barrskogsområden. Tupparna och hönorna utnyttjar till viss del olika miljöer, och habitatvalet varierar dessutom mellan olika delar av året. För att det ska finnas livskraftiga tjäderbestånd krävs funktionella skogslandskap med en blandning av uppvuxen, gles och luckig skog, täta sumpskogar, myrar och andra små våtmarker (Skogsstyrelsen, 2019; SLU Artdatabanken 2024).</w:t>
-      </w:r>
-    </w:p>
-    <w:p>
-      <w:r>
-        <w:t>Arten försvinner när skogen fragmenteras och den sammanlagda arealen hyggen och andra öppna områden blir för stor. Ett småskaligt och försiktigt virkesuttag genom hyggesfria metoder kan i vissa fall vara möjligt i området inom 200 m från lekcentrum. Längre ut från lekcentrum, inom 200–500 m bör den avverkade ytan inte överskrida 1 hektar för att undvika alltför stora och snabba förändringar (Skogsstyrelsen, 2019).</w:t>
-      </w:r>
-    </w:p>
-    <w:p>
-      <w:pPr>
-        <w:pStyle w:val="Heading2"/>
-      </w:pPr>
-      <w:r>
-        <w:t>Referenser – tjäder</w:t>
-      </w:r>
-    </w:p>
-    <w:p>
-      <w:r>
-        <w:t xml:space="preserve">Skogsstyrelsen, 2019. </w:t>
-      </w:r>
-      <w:r>
-        <w:rPr>
-          <w:i/>
-        </w:rPr>
-        <w:t>Vägledning för hänsyn till fåglar – tjäder.</w:t>
-      </w:r>
-    </w:p>
-    <w:p>
-      <w:r>
-        <w:t xml:space="preserve">SLU Artdatabanken, 2024. </w:t>
-      </w:r>
-      <w:r>
-        <w:rPr>
-          <w:i/>
-        </w:rPr>
-        <w:t xml:space="preserve">Artfaktablad. Naturvård – artfakta. </w:t>
-      </w:r>
-      <w:r>
-        <w:t>SLU Artdatabanken, Uppsala</w:t>
-      </w:r>
-    </w:p>
-    <w:p>
-      <w:pPr>
-        <w:pStyle w:val="Heading1"/>
-      </w:pPr>
-      <w:r>
-        <w:t>Tretåig hackspett – ekologi samt krav på livsmiljön</w:t>
-      </w:r>
-    </w:p>
-    <w:p>
-      <w:r>
-        <w:t xml:space="preserve">Tretåig hackspett (NT) är fridlyst enligt §4 Artskyddsförordningen och finns med som prioriterad art i Skogsstyrelsen vägledning för skogsbruket (bilaga 4 till SVL). I vägledningen står bland annat att: </w:t>
-      </w:r>
-      <w:r>
-        <w:rPr>
-          <w:i/>
-        </w:rPr>
-        <w:t xml:space="preserve">“Tretåig hackspett har stora arealkrav och höga krav på sin livsmiljö. Omdaningen av naturskogar till kulturskogar medför en förlust av viktiga miljöer, något som förstärks av ökad fragmentering till följd av avverkningar.” </w:t>
-      </w:r>
-      <w:r>
-        <w:t xml:space="preserve">Vidare att: </w:t>
-      </w:r>
-      <w:r>
-        <w:rPr>
-          <w:i/>
-        </w:rPr>
-        <w:t>“Områden med dokumenterad permanent förekomst i naturskogsmiljöer har vanligen så stora naturvärden att skogsbruk är olämpligt”</w:t>
-      </w:r>
-      <w:r>
-        <w:t xml:space="preserve"> (SLU Artdatabanken, 2024; Skogsstyrelsen, 2016)</w:t>
-      </w:r>
-      <w:r>
-        <w:rPr>
-          <w:i/>
-        </w:rPr>
-        <w:t>.</w:t>
-      </w:r>
-    </w:p>
-    <w:p>
-      <w:r>
-        <w:t>Tretåig hackspett är beroende av större sammanhängande naturskogar med kontinuerlig tillgång och nybildning av död ved och fragmentering av livsmiljöerna utgör ett stort hot mot arten (se exempelvis Stachura-Skierczynska et al., 2009; Wesolowski et al., 2005; Butler et al., 2004; Pakkala et al., 2002; Amcoff et al., 1996; Virkkala, 1991). Det finns studier som visar att naturskogens självgallringsprocess som den tretåiga hackspetten är beroende av, inte kan ersättas med efterlämnad hänsyn i skogsbruket (Imbeau &amp; Desrochers, 2002).</w:t>
-      </w:r>
-    </w:p>
-    <w:p>
-      <w:r>
-        <w:t>Permanenta revir av tretåig hackspett karaktäriseras ofta av artens typiska ringformigt ordnade hackmärken på framför allt gamla granar. För att säkerställa att inte revir av tretåig hackspett drabbas av avverkningsplanerna bör en inventering göras i området både under häckningstid och under vintern, då arten utnyttjar betydligt större områden än under sommarens häckningsrevir. Storleken på häckningsreviret varierar med skogstypen, förekomsten av död ved och graden av fragmentering, men är i allmänhet i storleksordningen 25–100 hektar (SLU Artdatabanken, 2024; Skogsstyrelsen, 2016).</w:t>
-      </w:r>
-    </w:p>
-    <w:p>
-      <w:r>
-        <w:t xml:space="preserve">Förutom fridlysning enligt §4 Artskyddsförordningen är tretåig hackspett även förtecknad i EU:s fågeldirektiv bilaga 1. Den är typisk art för </w:t>
-      </w:r>
-      <w:r>
-        <w:rPr>
-          <w:i/>
-        </w:rPr>
-        <w:t xml:space="preserve">9010 Taiga, 9740 Skogsbevuxen myr, 9030 Landhöjningsskog </w:t>
-      </w:r>
-      <w:r>
-        <w:t xml:space="preserve">och </w:t>
-      </w:r>
-      <w:r>
-        <w:rPr>
-          <w:i/>
-        </w:rPr>
-        <w:t>9040 Fjällbjörkskog</w:t>
-      </w:r>
-      <w:r>
-        <w:t xml:space="preserve"> samt ingår i Natura 2000 och är förtecknad i Bernkonventionen bilaga II (strikt skyddade djurarter) (SLU Artdatabanken, 2024; Skogsstyrelsen, 2016).</w:t>
-      </w:r>
-    </w:p>
-    <w:p>
-      <w:pPr>
-        <w:pStyle w:val="Heading2"/>
-      </w:pPr>
-      <w:r>
-        <w:t>Referenser – tretåig hackspett</w:t>
-      </w:r>
-    </w:p>
-    <w:p>
-      <w:r>
-        <w:t xml:space="preserve">Amcoff, M. &amp; Eriksson, P. 1996. </w:t>
-      </w:r>
-      <w:r>
-        <w:rPr>
-          <w:i/>
-        </w:rPr>
-        <w:t xml:space="preserve">Förekomst av tretåig hackspett Picoides tridactylus på bestånds- och landskapsnivå. </w:t>
-      </w:r>
-      <w:r>
-        <w:t>Ornis Svecica 6: 107–119.</w:t>
-      </w:r>
-    </w:p>
-    <w:p>
-      <w:r>
-        <w:t xml:space="preserve">Butler, R., Angelstam, P., Ekelund, P. &amp; Schlaeffer, R. 2004. </w:t>
-      </w:r>
-      <w:r>
-        <w:rPr>
-          <w:i/>
-        </w:rPr>
-        <w:t xml:space="preserve">Dead wood threshold values for the three-toed woodpecker presence in boreal and sub-Alpine forest. </w:t>
-      </w:r>
-      <w:r>
-        <w:t>Biological conservation 119(3): 305–318.</w:t>
-      </w:r>
-    </w:p>
-    <w:p>
-      <w:r>
-        <w:t xml:space="preserve">Imbeau, L. &amp; Desrochers, A. 2002. </w:t>
-      </w:r>
-      <w:r>
-        <w:rPr>
-          <w:i/>
-        </w:rPr>
-        <w:t xml:space="preserve">Foraging Ecology and Use of Drumming Trees by Three-Toed Woodpeckers. </w:t>
-      </w:r>
-      <w:r>
-        <w:t>The Journal of Wildlife Management. Vol. 66, No. 1 (Jan., 2002), pp. 222–231.</w:t>
-      </w:r>
-    </w:p>
-    <w:p>
-      <w:r>
-        <w:t xml:space="preserve">Pakkala, T., Hanski, I. &amp; Tomppo, E. 2002. </w:t>
-      </w:r>
-      <w:r>
-        <w:rPr>
-          <w:i/>
-        </w:rPr>
-        <w:t xml:space="preserve">Spatial ecology of the three-toed woodpecker in managed forest landscapes. </w:t>
-      </w:r>
-      <w:r>
-        <w:t>Silva Fennica 36(1): 279–288.</w:t>
-      </w:r>
-    </w:p>
-    <w:p>
-      <w:r>
-        <w:t xml:space="preserve">Skogsstyrelsen, 2016. </w:t>
-      </w:r>
-      <w:r>
-        <w:rPr>
-          <w:i/>
-        </w:rPr>
-        <w:t>Vägledning för hänsyn till fåglar – Tretåig hackspett.</w:t>
-      </w:r>
-    </w:p>
-    <w:p>
-      <w:r>
-        <w:t xml:space="preserve">SLU Artdatabanken, 2024. </w:t>
-      </w:r>
-      <w:r>
-        <w:rPr>
-          <w:i/>
-        </w:rPr>
-        <w:t xml:space="preserve">Artfaktablad. Naturvård – artfakta. </w:t>
-      </w:r>
-      <w:r>
-        <w:t>SLU Artdatabanken, Uppsala.</w:t>
-      </w:r>
-    </w:p>
-    <w:p>
-      <w:r>
-        <w:t xml:space="preserve">Stachura-Skierczynska, K., Tumiel, T. &amp; Skierczynski, M. 2009. </w:t>
-      </w:r>
-      <w:r>
-        <w:rPr>
-          <w:i/>
-        </w:rPr>
-        <w:t xml:space="preserve">Habitat prediction model for three-toed woodpecker and its implications for the conservation of biologically valuable forests. </w:t>
-      </w:r>
-      <w:r>
-        <w:t>Forest Ecology and Management 258(5): 697–703.</w:t>
-      </w:r>
-    </w:p>
-    <w:p>
-      <w:r>
-        <w:t xml:space="preserve">Virkkala, R. 1991. </w:t>
-      </w:r>
-      <w:r>
-        <w:rPr>
-          <w:i/>
-        </w:rPr>
-        <w:t xml:space="preserve">Population trends of forest birds in a Finnish Lapland landscape of large habitat blocks – Consequences of stochastic environmental variation or regional habitat alteration. </w:t>
-      </w:r>
-      <w:r>
-        <w:t>Biological conservation 56(2): 223–240.</w:t>
-      </w:r>
-    </w:p>
-    <w:p>
-      <w:r>
-        <w:t xml:space="preserve">Wesolowski, T., Czeszczewik, D. &amp; Rowinski, P. 2005. </w:t>
-      </w:r>
-      <w:r>
-        <w:rPr>
-          <w:i/>
-        </w:rPr>
-        <w:t xml:space="preserve">Effects of forest management on Three-toed Woodpecker Picoides tridactylus distribution in the Bialowieza Forest (NE Poland): conservation implications. </w:t>
-      </w:r>
-      <w:r>
-        <w:t>Acta Ornithologica 40(1): 53–60.</w:t>
       </w:r>
     </w:p>
     <w:sectPr>
@@ -2075,7 +2032,7 @@
     <w:r>
       <w:tab/>
       <w:tab/>
-      <w:t>2026-06-20</w:t>
+      <w:t>2026-06-21</w:t>
       <w:br/>
       <w:br/>
     </w:r>

--- a/klagomål/A 9154-2026 FSC-klagomål.docx
+++ b/klagomål/A 9154-2026 FSC-klagomål.docx
@@ -2032,7 +2032,7 @@
     <w:r>
       <w:tab/>
       <w:tab/>
-      <w:t>2026-06-21</w:t>
+      <w:t>2026-06-22</w:t>
       <w:br/>
       <w:br/>
     </w:r>

--- a/klagomål/A 9154-2026 FSC-klagomål.docx
+++ b/klagomål/A 9154-2026 FSC-klagomål.docx
@@ -2032,7 +2032,7 @@
     <w:r>
       <w:tab/>
       <w:tab/>
-      <w:t>2026-06-22</w:t>
+      <w:t>2026-06-23</w:t>
       <w:br/>
       <w:br/>
     </w:r>

--- a/klagomål/A 9154-2026 FSC-klagomål.docx
+++ b/klagomål/A 9154-2026 FSC-klagomål.docx
@@ -2032,7 +2032,7 @@
     <w:r>
       <w:tab/>
       <w:tab/>
-      <w:t>2026-06-23</w:t>
+      <w:t>2026-06-24</w:t>
       <w:br/>
       <w:br/>
     </w:r>

--- a/klagomål/A 9154-2026 FSC-klagomål.docx
+++ b/klagomål/A 9154-2026 FSC-klagomål.docx
@@ -2032,7 +2032,7 @@
     <w:r>
       <w:tab/>
       <w:tab/>
-      <w:t>2026-06-24</w:t>
+      <w:t>2026-06-25</w:t>
       <w:br/>
       <w:br/>
     </w:r>

--- a/klagomål/A 9154-2026 FSC-klagomål.docx
+++ b/klagomål/A 9154-2026 FSC-klagomål.docx
@@ -2032,7 +2032,7 @@
     <w:r>
       <w:tab/>
       <w:tab/>
-      <w:t>2026-06-25</w:t>
+      <w:t>2026-06-26</w:t>
       <w:br/>
       <w:br/>
     </w:r>

--- a/klagomål/A 9154-2026 FSC-klagomål.docx
+++ b/klagomål/A 9154-2026 FSC-klagomål.docx
@@ -2032,7 +2032,7 @@
     <w:r>
       <w:tab/>
       <w:tab/>
-      <w:t>2026-06-26</w:t>
+      <w:t>2026-06-27</w:t>
       <w:br/>
       <w:br/>
     </w:r>

--- a/klagomål/A 9154-2026 FSC-klagomål.docx
+++ b/klagomål/A 9154-2026 FSC-klagomål.docx
@@ -2032,7 +2032,7 @@
     <w:r>
       <w:tab/>
       <w:tab/>
-      <w:t>2026-06-27</w:t>
+      <w:t>2026-06-28</w:t>
       <w:br/>
       <w:br/>
     </w:r>

--- a/klagomål/A 9154-2026 FSC-klagomål.docx
+++ b/klagomål/A 9154-2026 FSC-klagomål.docx
@@ -2032,7 +2032,7 @@
     <w:r>
       <w:tab/>
       <w:tab/>
-      <w:t>2026-06-28</w:t>
+      <w:t>2026-06-29</w:t>
       <w:br/>
       <w:br/>
     </w:r>

--- a/klagomål/A 9154-2026 FSC-klagomål.docx
+++ b/klagomål/A 9154-2026 FSC-klagomål.docx
@@ -2032,7 +2032,7 @@
     <w:r>
       <w:tab/>
       <w:tab/>
-      <w:t>2026-06-29</w:t>
+      <w:t>2026-06-30</w:t>
       <w:br/>
       <w:br/>
     </w:r>

--- a/klagomål/A 9154-2026 FSC-klagomål.docx
+++ b/klagomål/A 9154-2026 FSC-klagomål.docx
@@ -2032,7 +2032,7 @@
     <w:r>
       <w:tab/>
       <w:tab/>
-      <w:t>2026-06-30</w:t>
+      <w:t>2026-07-01</w:t>
       <w:br/>
       <w:br/>
     </w:r>

--- a/klagomål/A 9154-2026 FSC-klagomål.docx
+++ b/klagomål/A 9154-2026 FSC-klagomål.docx
@@ -2032,7 +2032,7 @@
     <w:r>
       <w:tab/>
       <w:tab/>
-      <w:t>2026-07-01</w:t>
+      <w:t>2026-07-02</w:t>
       <w:br/>
       <w:br/>
     </w:r>

--- a/klagomål/A 9154-2026 FSC-klagomål.docx
+++ b/klagomål/A 9154-2026 FSC-klagomål.docx
@@ -2032,7 +2032,7 @@
     <w:r>
       <w:tab/>
       <w:tab/>
-      <w:t>2026-07-13</w:t>
+      <w:t>2026-07-14</w:t>
       <w:br/>
       <w:br/>
     </w:r>

--- a/klagomål/A 9154-2026 FSC-klagomål.docx
+++ b/klagomål/A 9154-2026 FSC-klagomål.docx
@@ -2032,7 +2032,7 @@
     <w:r>
       <w:tab/>
       <w:tab/>
-      <w:t>2026-07-14</w:t>
+      <w:t>2026-07-15</w:t>
       <w:br/>
       <w:br/>
     </w:r>

--- a/klagomål/A 9154-2026 FSC-klagomål.docx
+++ b/klagomål/A 9154-2026 FSC-klagomål.docx
@@ -2032,7 +2032,7 @@
     <w:r>
       <w:tab/>
       <w:tab/>
-      <w:t>2026-07-15</w:t>
+      <w:t>2026-07-16</w:t>
       <w:br/>
       <w:br/>
     </w:r>

--- a/klagomål/A 9154-2026 FSC-klagomål.docx
+++ b/klagomål/A 9154-2026 FSC-klagomål.docx
@@ -2032,7 +2032,7 @@
     <w:r>
       <w:tab/>
       <w:tab/>
-      <w:t>2026-07-16</w:t>
+      <w:t>2026-07-17</w:t>
       <w:br/>
       <w:br/>
     </w:r>

--- a/klagomål/A 9154-2026 FSC-klagomål.docx
+++ b/klagomål/A 9154-2026 FSC-klagomål.docx
@@ -2032,7 +2032,7 @@
     <w:r>
       <w:tab/>
       <w:tab/>
-      <w:t>2026-07-17</w:t>
+      <w:t>2026-07-18</w:t>
       <w:br/>
       <w:br/>
     </w:r>

--- a/klagomål/A 9154-2026 FSC-klagomål.docx
+++ b/klagomål/A 9154-2026 FSC-klagomål.docx
@@ -2032,7 +2032,7 @@
     <w:r>
       <w:tab/>
       <w:tab/>
-      <w:t>2026-07-18</w:t>
+      <w:t>2026-07-19</w:t>
       <w:br/>
       <w:br/>
     </w:r>

--- a/klagomål/A 9154-2026 FSC-klagomål.docx
+++ b/klagomål/A 9154-2026 FSC-klagomål.docx
@@ -2032,7 +2032,7 @@
     <w:r>
       <w:tab/>
       <w:tab/>
-      <w:t>2026-07-19</w:t>
+      <w:t>2026-07-20</w:t>
       <w:br/>
       <w:br/>
     </w:r>

--- a/klagomål/A 9154-2026 FSC-klagomål.docx
+++ b/klagomål/A 9154-2026 FSC-klagomål.docx
@@ -2032,7 +2032,7 @@
     <w:r>
       <w:tab/>
       <w:tab/>
-      <w:t>2026-07-20</w:t>
+      <w:t>2026-07-21</w:t>
       <w:br/>
       <w:br/>
     </w:r>

--- a/klagomål/A 9154-2026 FSC-klagomål.docx
+++ b/klagomål/A 9154-2026 FSC-klagomål.docx
@@ -2032,7 +2032,7 @@
     <w:r>
       <w:tab/>
       <w:tab/>
-      <w:t>2026-07-21</w:t>
+      <w:t>2026-07-22</w:t>
       <w:br/>
       <w:br/>
     </w:r>

--- a/klagomål/A 9154-2026 FSC-klagomål.docx
+++ b/klagomål/A 9154-2026 FSC-klagomål.docx
@@ -2032,7 +2032,7 @@
     <w:r>
       <w:tab/>
       <w:tab/>
-      <w:t>2026-07-22</w:t>
+      <w:t>2026-07-23</w:t>
       <w:br/>
       <w:br/>
     </w:r>

--- a/klagomål/A 9154-2026 FSC-klagomål.docx
+++ b/klagomål/A 9154-2026 FSC-klagomål.docx
@@ -2032,7 +2032,7 @@
     <w:r>
       <w:tab/>
       <w:tab/>
-      <w:t>2026-07-23</w:t>
+      <w:t>2026-07-24</w:t>
       <w:br/>
       <w:br/>
     </w:r>

--- a/klagomål/A 9154-2026 FSC-klagomål.docx
+++ b/klagomål/A 9154-2026 FSC-klagomål.docx
@@ -2032,7 +2032,7 @@
     <w:r>
       <w:tab/>
       <w:tab/>
-      <w:t>2026-07-24</w:t>
+      <w:t>2026-07-25</w:t>
       <w:br/>
       <w:br/>
     </w:r>

--- a/klagomål/A 9154-2026 FSC-klagomål.docx
+++ b/klagomål/A 9154-2026 FSC-klagomål.docx
@@ -2032,7 +2032,7 @@
     <w:r>
       <w:tab/>
       <w:tab/>
-      <w:t>2026-07-25</w:t>
+      <w:t>2026-07-26</w:t>
       <w:br/>
       <w:br/>
     </w:r>

--- a/klagomål/A 9154-2026 FSC-klagomål.docx
+++ b/klagomål/A 9154-2026 FSC-klagomål.docx
@@ -2032,7 +2032,7 @@
     <w:r>
       <w:tab/>
       <w:tab/>
-      <w:t>2026-07-26</w:t>
+      <w:t>2026-07-27</w:t>
       <w:br/>
       <w:br/>
     </w:r>

--- a/klagomål/A 9154-2026 FSC-klagomål.docx
+++ b/klagomål/A 9154-2026 FSC-klagomål.docx
@@ -2032,7 +2032,7 @@
     <w:r>
       <w:tab/>
       <w:tab/>
-      <w:t>2026-07-27</w:t>
+      <w:t>2026-07-28</w:t>
       <w:br/>
       <w:br/>
     </w:r>

--- a/klagomål/A 9154-2026 FSC-klagomål.docx
+++ b/klagomål/A 9154-2026 FSC-klagomål.docx
@@ -2032,7 +2032,7 @@
     <w:r>
       <w:tab/>
       <w:tab/>
-      <w:t>2026-07-28</w:t>
+      <w:t>2026-07-29</w:t>
       <w:br/>
       <w:br/>
     </w:r>

--- a/klagomål/A 9154-2026 FSC-klagomål.docx
+++ b/klagomål/A 9154-2026 FSC-klagomål.docx
@@ -2032,7 +2032,7 @@
     <w:r>
       <w:tab/>
       <w:tab/>
-      <w:t>2026-07-29</w:t>
+      <w:t>2026-07-30</w:t>
       <w:br/>
       <w:br/>
     </w:r>

--- a/klagomål/A 9154-2026 FSC-klagomål.docx
+++ b/klagomål/A 9154-2026 FSC-klagomål.docx
@@ -2032,7 +2032,7 @@
     <w:r>
       <w:tab/>
       <w:tab/>
-      <w:t>2026-07-30</w:t>
+      <w:t>2026-07-31</w:t>
       <w:br/>
       <w:br/>
     </w:r>

--- a/klagomål/A 9154-2026 FSC-klagomål.docx
+++ b/klagomål/A 9154-2026 FSC-klagomål.docx
@@ -2032,7 +2032,7 @@
     <w:r>
       <w:tab/>
       <w:tab/>
-      <w:t>2026-07-31</w:t>
+      <w:t>2026-08-01</w:t>
       <w:br/>
       <w:br/>
     </w:r>

--- a/klagomål/A 9154-2026 FSC-klagomål.docx
+++ b/klagomål/A 9154-2026 FSC-klagomål.docx
@@ -2032,7 +2032,7 @@
     <w:r>
       <w:tab/>
       <w:tab/>
-      <w:t>2026-08-01</w:t>
+      <w:t>2026-08-02</w:t>
       <w:br/>
       <w:br/>
     </w:r>

--- a/klagomål/A 9154-2026 FSC-klagomål.docx
+++ b/klagomål/A 9154-2026 FSC-klagomål.docx
@@ -2032,7 +2032,7 @@
     <w:r>
       <w:tab/>
       <w:tab/>
-      <w:t>2026-08-02</w:t>
+      <w:t>2026-08-03</w:t>
       <w:br/>
       <w:br/>
     </w:r>

--- a/klagomål/A 9154-2026 FSC-klagomål.docx
+++ b/klagomål/A 9154-2026 FSC-klagomål.docx
@@ -2032,7 +2032,7 @@
     <w:r>
       <w:tab/>
       <w:tab/>
-      <w:t>2026-08-03</w:t>
+      <w:t>2026-08-05</w:t>
       <w:br/>
       <w:br/>
     </w:r>

--- a/klagomål/A 9154-2026 FSC-klagomål.docx
+++ b/klagomål/A 9154-2026 FSC-klagomål.docx
@@ -2032,7 +2032,7 @@
     <w:r>
       <w:tab/>
       <w:tab/>
-      <w:t>2026-08-05</w:t>
+      <w:t>2026-08-07</w:t>
       <w:br/>
       <w:br/>
     </w:r>

--- a/klagomål/A 9154-2026 FSC-klagomål.docx
+++ b/klagomål/A 9154-2026 FSC-klagomål.docx
@@ -2032,7 +2032,7 @@
     <w:r>
       <w:tab/>
       <w:tab/>
-      <w:t>2026-08-07</w:t>
+      <w:t>2026-08-08</w:t>
       <w:br/>
       <w:br/>
     </w:r>

--- a/klagomål/A 9154-2026 FSC-klagomål.docx
+++ b/klagomål/A 9154-2026 FSC-klagomål.docx
@@ -216,7 +216,7 @@
         <w:spacing w:after="240"/>
       </w:pPr>
       <w:r>
-        <w:t>Figur 1. Fyndplatser för naturvårdsarter i och inom 25 meter från avverkningsanmälan. Markörer utan svart kant är placerade på fyndplatsen. Markörer med svart kant är placerade vid sidan av fyndplatsen har ett svart streck som visar fyndplatsens exakta position. Kartans mittpunktskoordinat är N 6741588, E 410452 i SWEREF 99 TM.</w:t>
+        <w:t>Figur 1. Fyndplatser för naturvårdsarter i och inom 25 meter från avverkningsanmälan. Markörer utan svart kant är placerade på fyndplatsen. Markörer med svart kant är placerade vid sidan av fyndplatsen och har ett svart streck som visar fyndplatsens exakta position. Kartans mittpunktskoordinat är N 6741588, E 410452 i SWEREF 99 TM.</w:t>
       </w:r>
     </w:p>
     <w:p>
@@ -2032,7 +2032,7 @@
     <w:r>
       <w:tab/>
       <w:tab/>
-      <w:t>2026-08-14</w:t>
+      <w:t>2026-08-15</w:t>
       <w:br/>
       <w:br/>
     </w:r>

--- a/klagomål/A 9154-2026 FSC-klagomål.docx
+++ b/klagomål/A 9154-2026 FSC-klagomål.docx
@@ -2032,7 +2032,7 @@
     <w:r>
       <w:tab/>
       <w:tab/>
-      <w:t>2026-08-15</w:t>
+      <w:t>2026-08-16</w:t>
       <w:br/>
       <w:br/>
     </w:r>

--- a/klagomål/A 9154-2026 FSC-klagomål.docx
+++ b/klagomål/A 9154-2026 FSC-klagomål.docx
@@ -2032,7 +2032,7 @@
     <w:r>
       <w:tab/>
       <w:tab/>
-      <w:t>2026-08-16</w:t>
+      <w:t>2026-08-17</w:t>
       <w:br/>
       <w:br/>
     </w:r>

--- a/klagomål/A 9154-2026 FSC-klagomål.docx
+++ b/klagomål/A 9154-2026 FSC-klagomål.docx
@@ -2032,7 +2032,7 @@
     <w:r>
       <w:tab/>
       <w:tab/>
-      <w:t>2026-08-17</w:t>
+      <w:t>2026-08-18</w:t>
       <w:br/>
       <w:br/>
     </w:r>

--- a/klagomål/A 9154-2026 FSC-klagomål.docx
+++ b/klagomål/A 9154-2026 FSC-klagomål.docx
@@ -2032,7 +2032,7 @@
     <w:r>
       <w:tab/>
       <w:tab/>
-      <w:t>2026-08-18</w:t>
+      <w:t>2026-08-19</w:t>
       <w:br/>
       <w:br/>
     </w:r>

--- a/klagomål/A 9154-2026 FSC-klagomål.docx
+++ b/klagomål/A 9154-2026 FSC-klagomål.docx
@@ -2032,7 +2032,7 @@
     <w:r>
       <w:tab/>
       <w:tab/>
-      <w:t>2026-08-19</w:t>
+      <w:t>2026-08-20</w:t>
       <w:br/>
       <w:br/>
     </w:r>

--- a/klagomål/A 9154-2026 FSC-klagomål.docx
+++ b/klagomål/A 9154-2026 FSC-klagomål.docx
@@ -2032,7 +2032,7 @@
     <w:r>
       <w:tab/>
       <w:tab/>
-      <w:t>2026-08-20</w:t>
+      <w:t>2026-08-21</w:t>
       <w:br/>
       <w:br/>
     </w:r>

--- a/klagomål/A 9154-2026 FSC-klagomål.docx
+++ b/klagomål/A 9154-2026 FSC-klagomål.docx
@@ -2032,7 +2032,7 @@
     <w:r>
       <w:tab/>
       <w:tab/>
-      <w:t>2026-08-21</w:t>
+      <w:t>2026-08-22</w:t>
       <w:br/>
       <w:br/>
     </w:r>

--- a/klagomål/A 9154-2026 FSC-klagomål.docx
+++ b/klagomål/A 9154-2026 FSC-klagomål.docx
@@ -2032,7 +2032,7 @@
     <w:r>
       <w:tab/>
       <w:tab/>
-      <w:t>2026-08-22</w:t>
+      <w:t>2026-08-23</w:t>
       <w:br/>
       <w:br/>
     </w:r>

--- a/klagomål/A 9154-2026 FSC-klagomål.docx
+++ b/klagomål/A 9154-2026 FSC-klagomål.docx
@@ -2032,7 +2032,7 @@
     <w:r>
       <w:tab/>
       <w:tab/>
-      <w:t>2026-08-23</w:t>
+      <w:t>2026-08-24</w:t>
       <w:br/>
       <w:br/>
     </w:r>

--- a/klagomål/A 9154-2026 FSC-klagomål.docx
+++ b/klagomål/A 9154-2026 FSC-klagomål.docx
@@ -2032,7 +2032,7 @@
     <w:r>
       <w:tab/>
       <w:tab/>
-      <w:t>2026-08-24</w:t>
+      <w:t>2026-08-25</w:t>
       <w:br/>
       <w:br/>
     </w:r>

--- a/klagomål/A 9154-2026 FSC-klagomål.docx
+++ b/klagomål/A 9154-2026 FSC-klagomål.docx
@@ -2032,7 +2032,7 @@
     <w:r>
       <w:tab/>
       <w:tab/>
-      <w:t>2026-08-25</w:t>
+      <w:t>2026-08-26</w:t>
       <w:br/>
       <w:br/>
     </w:r>

--- a/klagomål/A 9154-2026 FSC-klagomål.docx
+++ b/klagomål/A 9154-2026 FSC-klagomål.docx
@@ -2032,7 +2032,7 @@
     <w:r>
       <w:tab/>
       <w:tab/>
-      <w:t>2026-08-26</w:t>
+      <w:t>2026-08-27</w:t>
       <w:br/>
       <w:br/>
     </w:r>

--- a/klagomål/A 9154-2026 FSC-klagomål.docx
+++ b/klagomål/A 9154-2026 FSC-klagomål.docx
@@ -2032,7 +2032,7 @@
     <w:r>
       <w:tab/>
       <w:tab/>
-      <w:t>2026-08-27</w:t>
+      <w:t>2026-08-28</w:t>
       <w:br/>
       <w:br/>
     </w:r>

--- a/klagomål/A 9154-2026 FSC-klagomål.docx
+++ b/klagomål/A 9154-2026 FSC-klagomål.docx
@@ -2032,7 +2032,7 @@
     <w:r>
       <w:tab/>
       <w:tab/>
-      <w:t>2026-08-28</w:t>
+      <w:t>2026-08-29</w:t>
       <w:br/>
       <w:br/>
     </w:r>

--- a/klagomål/A 9154-2026 FSC-klagomål.docx
+++ b/klagomål/A 9154-2026 FSC-klagomål.docx
@@ -2032,7 +2032,7 @@
     <w:r>
       <w:tab/>
       <w:tab/>
-      <w:t>2026-08-29</w:t>
+      <w:t>2026-08-31</w:t>
       <w:br/>
       <w:br/>
     </w:r>

--- a/klagomål/A 9154-2026 FSC-klagomål.docx
+++ b/klagomål/A 9154-2026 FSC-klagomål.docx
@@ -2032,7 +2032,7 @@
     <w:r>
       <w:tab/>
       <w:tab/>
-      <w:t>2026-08-31</w:t>
+      <w:t>2026-09-01</w:t>
       <w:br/>
       <w:br/>
     </w:r>

--- a/klagomål/A 9154-2026 FSC-klagomål.docx
+++ b/klagomål/A 9154-2026 FSC-klagomål.docx
@@ -2032,7 +2032,7 @@
     <w:r>
       <w:tab/>
       <w:tab/>
-      <w:t>2026-09-01</w:t>
+      <w:t>2026-09-02</w:t>
       <w:br/>
       <w:br/>
     </w:r>

--- a/klagomål/A 9154-2026 FSC-klagomål.docx
+++ b/klagomål/A 9154-2026 FSC-klagomål.docx
@@ -2032,7 +2032,7 @@
     <w:r>
       <w:tab/>
       <w:tab/>
-      <w:t>2026-09-02</w:t>
+      <w:t>2026-09-03</w:t>
       <w:br/>
       <w:br/>
     </w:r>

--- a/klagomål/A 9154-2026 FSC-klagomål.docx
+++ b/klagomål/A 9154-2026 FSC-klagomål.docx
@@ -2032,7 +2032,7 @@
     <w:r>
       <w:tab/>
       <w:tab/>
-      <w:t>2026-09-03</w:t>
+      <w:t>2026-09-04</w:t>
       <w:br/>
       <w:br/>
     </w:r>

--- a/klagomål/A 9154-2026 FSC-klagomål.docx
+++ b/klagomål/A 9154-2026 FSC-klagomål.docx
@@ -2032,7 +2032,7 @@
     <w:r>
       <w:tab/>
       <w:tab/>
-      <w:t>2026-09-04</w:t>
+      <w:t>2026-09-05</w:t>
       <w:br/>
       <w:br/>
     </w:r>

--- a/klagomål/A 9154-2026 FSC-klagomål.docx
+++ b/klagomål/A 9154-2026 FSC-klagomål.docx
@@ -2032,7 +2032,7 @@
     <w:r>
       <w:tab/>
       <w:tab/>
-      <w:t>2026-09-05</w:t>
+      <w:t>2026-09-06</w:t>
       <w:br/>
       <w:br/>
     </w:r>

--- a/klagomål/A 9154-2026 FSC-klagomål.docx
+++ b/klagomål/A 9154-2026 FSC-klagomål.docx
@@ -2032,7 +2032,7 @@
     <w:r>
       <w:tab/>
       <w:tab/>
-      <w:t>2026-09-06</w:t>
+      <w:t>2026-09-07</w:t>
       <w:br/>
       <w:br/>
     </w:r>

--- a/klagomål/A 9154-2026 FSC-klagomål.docx
+++ b/klagomål/A 9154-2026 FSC-klagomål.docx
@@ -2032,7 +2032,7 @@
     <w:r>
       <w:tab/>
       <w:tab/>
-      <w:t>2026-09-07</w:t>
+      <w:t>2026-09-08</w:t>
       <w:br/>
       <w:br/>
     </w:r>

--- a/klagomål/A 9154-2026 FSC-klagomål.docx
+++ b/klagomål/A 9154-2026 FSC-klagomål.docx
@@ -2032,7 +2032,7 @@
     <w:r>
       <w:tab/>
       <w:tab/>
-      <w:t>2026-09-08</w:t>
+      <w:t>2026-09-09</w:t>
       <w:br/>
       <w:br/>
     </w:r>

--- a/klagomål/A 9154-2026 FSC-klagomål.docx
+++ b/klagomål/A 9154-2026 FSC-klagomål.docx
@@ -2032,7 +2032,7 @@
     <w:r>
       <w:tab/>
       <w:tab/>
-      <w:t>2026-09-09</w:t>
+      <w:t>2026-09-10</w:t>
       <w:br/>
       <w:br/>
     </w:r>

--- a/klagomål/A 9154-2026 FSC-klagomål.docx
+++ b/klagomål/A 9154-2026 FSC-klagomål.docx
@@ -2032,7 +2032,7 @@
     <w:r>
       <w:tab/>
       <w:tab/>
-      <w:t>2026-09-10</w:t>
+      <w:t>2026-09-11</w:t>
       <w:br/>
       <w:br/>
     </w:r>

--- a/klagomål/A 9154-2026 FSC-klagomål.docx
+++ b/klagomål/A 9154-2026 FSC-klagomål.docx
@@ -2032,7 +2032,7 @@
     <w:r>
       <w:tab/>
       <w:tab/>
-      <w:t>2026-09-11</w:t>
+      <w:t>2026-09-12</w:t>
       <w:br/>
       <w:br/>
     </w:r>

--- a/klagomål/A 9154-2026 FSC-klagomål.docx
+++ b/klagomål/A 9154-2026 FSC-klagomål.docx
@@ -2032,7 +2032,7 @@
     <w:r>
       <w:tab/>
       <w:tab/>
-      <w:t>2026-09-12</w:t>
+      <w:t>2026-09-13</w:t>
       <w:br/>
       <w:br/>
     </w:r>
